--- a/courts/eighth-circuit/iowa/federal/southern-district/motion-brief/usage/OUTPUT-motion-brief.docx
+++ b/courts/eighth-circuit/iowa/federal/southern-district/motion-brief/usage/OUTPUT-motion-brief.docx
@@ -230,6 +230,9 @@
       <w:r>
         <w:tab/>
       </w:r>
+      <w:r>
+        <w:t xml:space="preserve">1</w:t>
+      </w:r>
     </w:p>
     <w:p>
       <w:pPr>
@@ -245,6 +248,9 @@
       <w:r>
         <w:tab/>
       </w:r>
+      <w:r>
+        <w:t xml:space="preserve">1</w:t>
+      </w:r>
     </w:p>
     <w:p>
       <w:pPr>
@@ -260,6 +266,9 @@
       <w:r>
         <w:tab/>
       </w:r>
+      <w:r>
+        <w:t xml:space="preserve">3</w:t>
+      </w:r>
     </w:p>
     <w:p>
       <w:pPr>
@@ -281,6 +290,9 @@
       <w:r>
         <w:tab/>
       </w:r>
+      <w:r>
+        <w:t xml:space="preserve">3</w:t>
+      </w:r>
     </w:p>
     <w:p>
       <w:pPr>
@@ -296,6 +308,9 @@
       <w:r>
         <w:tab/>
       </w:r>
+      <w:r>
+        <w:t xml:space="preserve">5</w:t>
+      </w:r>
     </w:p>
     <w:p>
       <w:r>
@@ -370,6 +385,9 @@
       <w:r>
         <w:tab/>
       </w:r>
+      <w:r>
+        <w:t xml:space="preserve">3</w:t>
+      </w:r>
     </w:p>
     <w:p>
       <w:pPr>
@@ -395,6 +413,9 @@
       <w:r>
         <w:tab/>
       </w:r>
+      <w:r>
+        <w:t xml:space="preserve">4</w:t>
+      </w:r>
     </w:p>
     <w:p>
       <w:pPr>
@@ -420,6 +441,9 @@
       <w:r>
         <w:tab/>
       </w:r>
+      <w:r>
+        <w:t xml:space="preserve">3, 4</w:t>
+      </w:r>
     </w:p>
     <w:p>
       <w:pPr>
@@ -445,6 +469,9 @@
       <w:r>
         <w:tab/>
       </w:r>
+      <w:r>
+        <w:t xml:space="preserve">4</w:t>
+      </w:r>
     </w:p>
     <w:p>
       <w:pPr>
@@ -470,6 +497,9 @@
       <w:r>
         <w:tab/>
       </w:r>
+      <w:r>
+        <w:t xml:space="preserve">1, 3, 4</w:t>
+      </w:r>
     </w:p>
     <w:p>
       <w:pPr>
@@ -495,6 +525,9 @@
       <w:r>
         <w:tab/>
       </w:r>
+      <w:r>
+        <w:t xml:space="preserve">3</w:t>
+      </w:r>
     </w:p>
     <w:p>
       <w:pPr>
@@ -520,6 +553,9 @@
       <w:r>
         <w:tab/>
       </w:r>
+      <w:r>
+        <w:t xml:space="preserve">2</w:t>
+      </w:r>
     </w:p>
     <w:p>
       <w:pPr>
@@ -545,6 +581,9 @@
       <w:r>
         <w:tab/>
       </w:r>
+      <w:r>
+        <w:t xml:space="preserve">3</w:t>
+      </w:r>
     </w:p>
     <w:p>
       <w:pPr>
@@ -570,6 +609,9 @@
       <w:r>
         <w:tab/>
       </w:r>
+      <w:r>
+        <w:t xml:space="preserve">3</w:t>
+      </w:r>
     </w:p>
     <w:p>
       <w:pPr>
@@ -595,6 +637,9 @@
       <w:r>
         <w:tab/>
       </w:r>
+      <w:r>
+        <w:t xml:space="preserve">3, 4</w:t>
+      </w:r>
     </w:p>
     <w:p>
       <w:pPr>
@@ -620,25 +665,29 @@
       <w:r>
         <w:tab/>
       </w:r>
+      <w:r>
+        <w:t xml:space="preserve">2</w:t>
+      </w:r>
     </w:p>
     <w:p>
       <w:pPr>
         <w:sectPr>
-          <w:footerReference w:type="default" r:id="rId9"/>
+          <w:footerReference w:type="default" r:id="rIdFtrPage"/>
           <w:pgSz w:w="12240" w:h="15840"/>
           <w:pgMar w:top="1440" w:right="1440" w:bottom="1440" w:left="1440" w:header="720" w:footer="720" w:gutter="0"/>
           <w:pgNumType w:fmt="lowerRoman" w:start="1"/>
         </w:sectPr>
       </w:pPr>
     </w:p>
-    <w:bookmarkStart w:id="20" w:name="introduction"/>
     <w:p>
       <w:pPr>
         <w:pStyle w:val="Heading1"/>
       </w:pPr>
+      <w:bookmarkStart w:id="9" w:name="_introduction"/>
       <w:r>
         <w:t xml:space="preserve">Introduction</w:t>
       </w:r>
+      <w:bookmarkEnd w:id="9"/>
     </w:p>
     <w:p>
       <w:pPr>
@@ -661,15 +710,15 @@
         <w:t xml:space="preserve">, 124 F.4th 535, 538–39 (8th Cir. 2024). Nor does Plaintiff state a valid claim for relief. A well-developed body of Wiretap Act caselaw makes clear that website operators such as Grinnell may collect and/or share web-browsing information provided by a website visitor in the course of the communication constituting the web-browsing experience. Such allegations also fail to state a claim under New York statutory law or under the common law.</w:t>
       </w:r>
     </w:p>
-    <w:bookmarkEnd w:id="20"/>
-    <w:bookmarkStart w:id="24" w:name="factual-background"/>
     <w:p>
       <w:pPr>
         <w:pStyle w:val="Heading1"/>
       </w:pPr>
+      <w:bookmarkStart w:id="10" w:name="_b8e5b8837ccf89115edfee2c48cc11b996d00ec"/>
       <w:r>
         <w:t xml:space="preserve">Factual Background</w:t>
       </w:r>
+      <w:bookmarkEnd w:id="10"/>
     </w:p>
     <w:p>
       <w:pPr>
@@ -682,7 +731,7 @@
         <w:rPr>
           <w:rStyle w:val="FootnoteReference"/>
         </w:rPr>
-        <w:footnoteReference w:id="21"/>
+        <w:footnoteReference w:id="11"/>
       </w:r>
     </w:p>
     <w:p>
@@ -879,7 +928,7 @@
         <w:rPr>
           <w:rStyle w:val="FootnoteReference"/>
         </w:rPr>
-        <w:footnoteReference w:id="22"/>
+        <w:footnoteReference w:id="12"/>
       </w:r>
       <w:r>
         <w:t xml:space="preserve"> </w:t>
@@ -891,7 +940,7 @@
         <w:rPr>
           <w:rStyle w:val="FootnoteReference"/>
         </w:rPr>
-        <w:footnoteReference w:id="23"/>
+        <w:footnoteReference w:id="13"/>
       </w:r>
     </w:p>
     <w:p>
@@ -928,21 +977,21 @@
         <w:t xml:space="preserve">which are text files placed on your computer to evaluate usage patterns so that we can improve both content and distribution.</w:t>
       </w:r>
     </w:p>
-    <w:bookmarkEnd w:id="24"/>
-    <w:bookmarkStart w:id="26" w:name="argument"/>
     <w:p>
       <w:pPr>
         <w:pStyle w:val="Heading1"/>
       </w:pPr>
+      <w:bookmarkStart w:id="14" w:name="_argument"/>
       <w:r>
         <w:t xml:space="preserve">Argument</w:t>
       </w:r>
-    </w:p>
-    <w:bookmarkStart w:id="25" w:name="Xdd35f3d0ba3061c3de516f5f9b03ae67d03b5ed"/>
+      <w:bookmarkEnd w:id="14"/>
+    </w:p>
     <w:p>
       <w:pPr>
         <w:pStyle w:val="Heading2"/>
       </w:pPr>
+      <w:bookmarkStart w:id="15" w:name="_dd35f3d0ba3061c3de516f5f9b03ae67d03b5ed"/>
       <w:r>
         <w:t xml:space="preserve">I.</w:t>
       </w:r>
@@ -952,6 +1001,7 @@
       <w:r>
         <w:t xml:space="preserve">Plaintiff does not possess Article III standing.</w:t>
       </w:r>
+      <w:bookmarkEnd w:id="15"/>
     </w:p>
     <w:p>
       <w:pPr>
@@ -1421,16 +1471,15 @@
         <w:t xml:space="preserve">Plaintiff alleges that he browsed Grinnell’s website once and that Grinnell employed technology that collected data regarding his browsing activity on Grinnell’s website. (Compl. ¶ 19.)</w:t>
       </w:r>
     </w:p>
-    <w:bookmarkEnd w:id="25"/>
-    <w:bookmarkEnd w:id="26"/>
-    <w:bookmarkStart w:id="27" w:name="conclusion"/>
     <w:p>
       <w:pPr>
         <w:pStyle w:val="Heading1"/>
       </w:pPr>
+      <w:bookmarkStart w:id="16" w:name="_conclusion"/>
       <w:r>
         <w:t xml:space="preserve">Conclusion</w:t>
       </w:r>
+      <w:bookmarkEnd w:id="16"/>
     </w:p>
     <w:p>
       <w:pPr>
@@ -1642,11 +1691,10 @@
         <w:t xml:space="preserve">ATTORNEYS FOR DEFENDANT GRINNELL COLLEGE</w:t>
       </w:r>
     </w:p>
-    <w:bookmarkEnd w:id="27"/>
     <w:sectPr>
-      <w:footerReference r:id="rId9" w:type="default"/>
-      <w:pgSz w:h="15840" w:w="12240"/>
-      <w:pgMar w:bottom="1440" w:footer="720" w:gutter="0" w:header="720" w:left="1440" w:right="1440" w:top="1440"/>
+      <w:footerReference w:type="default" r:id="rIdFtrPage"/>
+      <w:pgSz w:w="12240" w:h="15840"/>
+      <w:pgMar w:top="1440" w:right="1440" w:bottom="1440" w:left="1440" w:header="720" w:footer="720" w:gutter="0"/>
       <w:pgNumType w:fmt="decimal" w:start="1"/>
     </w:sectPr>
   </w:body>
@@ -1699,7 +1747,7 @@
       </w:r>
     </w:p>
   </w:footnote>
-  <w:footnote w:id="21">
+  <w:footnote w:id="11">
     <w:p>
       <w:pPr>
         <w:pStyle w:val="FootnoteText"/>
@@ -1718,7 +1766,7 @@
       </w:r>
     </w:p>
   </w:footnote>
-  <w:footnote w:id="22">
+  <w:footnote w:id="12">
     <w:p>
       <w:pPr>
         <w:pStyle w:val="FootnoteText"/>
@@ -1785,7 +1833,7 @@
       </w:r>
     </w:p>
   </w:footnote>
-  <w:footnote w:id="23">
+  <w:footnote w:id="13">
     <w:p>
       <w:pPr>
         <w:pStyle w:val="FootnoteText"/>
@@ -1805,6 +1853,72 @@
     </w:p>
   </w:footnote>
 </w:footnotes>
+</file>
+
+<file path=word/ftr-add.xml><?xml version="1.0" encoding="utf-8"?>
+<w:ftr xmlns:w="http://schemas.openxmlformats.org/wordprocessingml/2006/main" xmlns:r="http://schemas.openxmlformats.org/officeDocument/2006/relationships">
+  <w:p>
+    <w:pPr>
+      <w:spacing w:before="0" w:after="0"/>
+      <w:jc w:val="center"/>
+    </w:pPr>
+    <w:r>
+      <w:t>Add-</w:t>
+    </w:r>
+    <w:r>
+      <w:fldChar w:fldCharType="begin"/>
+    </w:r>
+    <w:r>
+      <w:instrText xml:space="preserve"> PAGE </w:instrText>
+    </w:r>
+    <w:r>
+      <w:fldChar w:fldCharType="separate"/>
+    </w:r>
+    <w:r>
+      <w:t>1</w:t>
+    </w:r>
+    <w:r>
+      <w:fldChar w:fldCharType="end"/>
+    </w:r>
+  </w:p>
+</w:ftr>
+</file>
+
+<file path=word/ftr-none.xml><?xml version="1.0" encoding="utf-8"?>
+<w:ftr xmlns:w="http://schemas.openxmlformats.org/wordprocessingml/2006/main" xmlns:r="http://schemas.openxmlformats.org/officeDocument/2006/relationships">
+  <w:p>
+    <w:pPr>
+      <w:spacing w:before="0" w:after="0"/>
+      <w:jc w:val="center"/>
+    </w:pPr>
+  </w:p>
+</w:ftr>
+</file>
+
+<file path=word/ftr-page.xml><?xml version="1.0" encoding="utf-8"?>
+<w:ftr xmlns:w="http://schemas.openxmlformats.org/wordprocessingml/2006/main" xmlns:r="http://schemas.openxmlformats.org/officeDocument/2006/relationships">
+  <w:p>
+    <w:pPr>
+      <w:spacing w:before="0" w:after="0"/>
+      <w:jc w:val="center"/>
+    </w:pPr>
+    <w:r>
+      <w:fldChar w:fldCharType="begin"/>
+    </w:r>
+    <w:r>
+      <w:instrText xml:space="preserve"> PAGE </w:instrText>
+    </w:r>
+    <w:r>
+      <w:fldChar w:fldCharType="separate"/>
+    </w:r>
+    <w:r>
+      <w:t>1</w:t>
+    </w:r>
+    <w:r>
+      <w:fldChar w:fldCharType="end"/>
+    </w:r>
+  </w:p>
+</w:ftr>
 </file>
 
 <file path=word/numbering.xml><?xml version="1.0" encoding="utf-8"?>
@@ -1896,10 +2010,10 @@
   <w:docDefaults>
     <w:rPrDefault>
       <w:rPr>
-        <w:rFonts w:ascii="EB Garamond" w:cs="EB Garamond" w:eastAsia="EB Garamond" w:hAnsi="EB Garamond"/>
+        <w:rFonts w:ascii="Times New Roman" w:eastAsia="Times New Roman" w:hAnsi="Times New Roman" w:cs="Times New Roman"/>
         <w:sz w:val="24"/>
         <w:szCs w:val="24"/>
-        <w:lang w:bidi="ar-SA" w:eastAsia="en-US" w:val="en-US"/>
+        <w:lang w:val="en-US" w:eastAsia="en-US" w:bidi="ar-SA"/>
       </w:rPr>
     </w:rPrDefault>
     <w:pPrDefault>
@@ -1908,8 +2022,8 @@
       </w:pPr>
     </w:pPrDefault>
   </w:docDefaults>
-  <w:latentStyles w:count="276" w:defLockedState="0" w:defQFormat="0" w:defSemiHidden="0" w:defUIPriority="0" w:defUnhideWhenUsed="0"/>
-  <w:style w:styleId="Title" w:type="paragraph">
+  <w:latentStyles w:defLockedState="0" w:defUIPriority="0" w:defSemiHidden="0" w:defUnhideWhenUsed="0" w:defQFormat="0" w:count="276"/>
+  <w:style w:type="paragraph" w:styleId="Title">
     <w:name w:val="Title"/>
     <w:basedOn w:val="Normal"/>
     <w:next w:val="BodyText"/>
@@ -1923,24 +2037,24 @@
       <w:jc w:val="center"/>
     </w:pPr>
     <w:rPr>
-      <w:rFonts w:asciiTheme="majorHAnsi" w:cstheme="majorBidi" w:eastAsiaTheme="majorEastAsia" w:hAnsiTheme="majorHAnsi"/>
+      <w:rFonts w:asciiTheme="majorHAnsi" w:eastAsiaTheme="majorEastAsia" w:hAnsiTheme="majorHAnsi" w:cstheme="majorBidi"/>
       <w:sz w:val="56"/>
       <w:szCs w:val="56"/>
     </w:rPr>
   </w:style>
-  <w:style w:customStyle="1" w:styleId="TitleChar" w:type="character">
+  <w:style w:type="character" w:customStyle="1" w:styleId="TitleChar">
     <w:name w:val="Title Char"/>
     <w:basedOn w:val="DefaultParagraphFont"/>
     <w:link w:val="Title"/>
     <w:uiPriority w:val="10"/>
     <w:rsid w:val="00A10FD9"/>
     <w:rPr>
-      <w:rFonts w:asciiTheme="majorHAnsi" w:cstheme="majorBidi" w:eastAsiaTheme="majorEastAsia" w:hAnsiTheme="majorHAnsi"/>
+      <w:rFonts w:asciiTheme="majorHAnsi" w:eastAsiaTheme="majorEastAsia" w:hAnsiTheme="majorHAnsi" w:cstheme="majorBidi"/>
       <w:sz w:val="56"/>
       <w:szCs w:val="56"/>
     </w:rPr>
   </w:style>
-  <w:style w:styleId="Subtitle" w:type="paragraph">
+  <w:style w:type="paragraph" w:styleId="Subtitle">
     <w:name w:val="Subtitle"/>
     <w:basedOn w:val="Title"/>
     <w:next w:val="BodyText"/>
@@ -1954,27 +2068,27 @@
       </w:numPr>
     </w:pPr>
     <w:rPr>
-      <w:rFonts w:cstheme="majorBidi" w:eastAsiaTheme="majorEastAsia"/>
+      <w:rFonts w:eastAsiaTheme="majorEastAsia" w:cstheme="majorBidi"/>
       <w:spacing w:val="15"/>
       <w:sz w:val="28"/>
       <w:szCs w:val="28"/>
     </w:rPr>
   </w:style>
-  <w:style w:customStyle="1" w:styleId="SubtitleChar" w:type="character">
+  <w:style w:type="character" w:customStyle="1" w:styleId="SubtitleChar">
     <w:name w:val="Subtitle Char"/>
     <w:basedOn w:val="DefaultParagraphFont"/>
     <w:link w:val="Subtitle"/>
     <w:uiPriority w:val="11"/>
     <w:rsid w:val="00A10FD9"/>
     <w:rPr>
-      <w:rFonts w:cstheme="majorBidi" w:eastAsiaTheme="majorEastAsia"/>
-      <w:color w:themeColor="text1" w:themeTint="A6" w:val="595959"/>
+      <w:rFonts w:eastAsiaTheme="majorEastAsia" w:cstheme="majorBidi"/>
+      <w:color w:val="595959" w:themeColor="text1" w:themeTint="A6"/>
       <w:spacing w:val="15"/>
       <w:sz w:val="28"/>
       <w:szCs w:val="28"/>
     </w:rPr>
   </w:style>
-  <w:style w:customStyle="1" w:styleId="Author" w:type="paragraph">
+  <w:style w:type="paragraph" w:customStyle="1" w:styleId="Author">
     <w:name w:val="Author"/>
     <w:basedOn w:val="Title"/>
     <w:next w:val="BodyText"/>
@@ -1988,7 +2102,7 @@
       <w:szCs w:val="24"/>
     </w:rPr>
   </w:style>
-  <w:style w:styleId="Date" w:type="paragraph">
+  <w:style w:type="paragraph" w:styleId="Date">
     <w:name w:val="Date"/>
     <w:basedOn w:val="Title"/>
     <w:next w:val="BodyText"/>
@@ -2002,7 +2116,7 @@
       <w:szCs w:val="24"/>
     </w:rPr>
   </w:style>
-  <w:style w:customStyle="1" w:styleId="AbstractTitle" w:type="paragraph">
+  <w:style w:type="paragraph" w:customStyle="1" w:styleId="AbstractTitle">
     <w:name w:val="Abstract Title"/>
     <w:basedOn w:val="Normal"/>
     <w:next w:val="Abstract"/>
@@ -2010,7 +2124,7 @@
     <w:pPr>
       <w:keepNext/>
       <w:keepLines/>
-      <w:spacing w:after="0" w:before="300"/>
+      <w:spacing w:before="300" w:after="0"/>
       <w:jc w:val="center"/>
     </w:pPr>
     <w:rPr>
@@ -2019,7 +2133,7 @@
       <w:szCs w:val="20"/>
     </w:rPr>
   </w:style>
-  <w:style w:customStyle="1" w:styleId="Abstract" w:type="paragraph">
+  <w:style w:type="paragraph" w:customStyle="1" w:styleId="Abstract">
     <w:name w:val="Abstract"/>
     <w:basedOn w:val="Normal"/>
     <w:next w:val="BodyText"/>
@@ -2027,14 +2141,14 @@
     <w:pPr>
       <w:keepNext/>
       <w:keepLines/>
-      <w:spacing w:after="300" w:before="100"/>
+      <w:spacing w:before="100" w:after="300"/>
     </w:pPr>
     <w:rPr>
       <w:sz w:val="20"/>
       <w:szCs w:val="20"/>
     </w:rPr>
   </w:style>
-  <w:style w:styleId="Bibliography" w:type="paragraph">
+  <w:style w:type="paragraph" w:styleId="Bibliography">
     <w:name w:val="Bibliography"/>
     <w:basedOn w:val="Normal"/>
     <w:next w:val="Bibliography"/>
@@ -2042,7 +2156,7 @@
     <w:pPr/>
     <w:rPr/>
   </w:style>
-  <w:style w:styleId="Heading5" w:type="paragraph">
+  <w:style w:type="paragraph" w:styleId="Heading5">
     <w:name w:val="heading 5"/>
     <w:basedOn w:val="Normal"/>
     <w:next w:val="BodyText"/>
@@ -2055,15 +2169,15 @@
     <w:pPr>
       <w:keepNext/>
       <w:keepLines/>
-      <w:spacing w:after="40" w:before="80"/>
+      <w:spacing w:before="80" w:after="40"/>
       <w:outlineLvl w:val="4"/>
     </w:pPr>
     <w:rPr>
-      <w:rFonts w:cstheme="majorBidi" w:eastAsiaTheme="majorEastAsia"/>
-      <w:color w:themeColor="accent1" w:themeShade="BF" w:val="0F4761"/>
-    </w:rPr>
-  </w:style>
-  <w:style w:styleId="Heading6" w:type="paragraph">
+      <w:rFonts w:eastAsiaTheme="majorEastAsia" w:cstheme="majorBidi"/>
+      <w:color w:val="0F4761" w:themeColor="accent1" w:themeShade="BF"/>
+    </w:rPr>
+  </w:style>
+  <w:style w:type="paragraph" w:styleId="Heading6">
     <w:name w:val="heading 6"/>
     <w:basedOn w:val="Normal"/>
     <w:next w:val="BodyText"/>
@@ -2076,17 +2190,17 @@
     <w:pPr>
       <w:keepNext/>
       <w:keepLines/>
-      <w:spacing w:after="0" w:before="40"/>
+      <w:spacing w:before="40" w:after="0"/>
       <w:outlineLvl w:val="5"/>
     </w:pPr>
     <w:rPr>
-      <w:rFonts w:cstheme="majorBidi" w:eastAsiaTheme="majorEastAsia"/>
+      <w:rFonts w:eastAsiaTheme="majorEastAsia" w:cstheme="majorBidi"/>
       <w:i/>
       <w:iCs/>
-      <w:color w:themeColor="text1" w:themeTint="A6" w:val="595959"/>
-    </w:rPr>
-  </w:style>
-  <w:style w:styleId="Heading7" w:type="paragraph">
+      <w:color w:val="595959" w:themeColor="text1" w:themeTint="A6"/>
+    </w:rPr>
+  </w:style>
+  <w:style w:type="paragraph" w:styleId="Heading7">
     <w:name w:val="heading 7"/>
     <w:basedOn w:val="Normal"/>
     <w:next w:val="BodyText"/>
@@ -2099,15 +2213,15 @@
     <w:pPr>
       <w:keepNext/>
       <w:keepLines/>
-      <w:spacing w:after="0" w:before="40"/>
+      <w:spacing w:before="40" w:after="0"/>
       <w:outlineLvl w:val="6"/>
     </w:pPr>
     <w:rPr>
-      <w:rFonts w:cstheme="majorBidi" w:eastAsiaTheme="majorEastAsia"/>
-      <w:color w:themeColor="text1" w:themeTint="A6" w:val="595959"/>
-    </w:rPr>
-  </w:style>
-  <w:style w:styleId="Heading8" w:type="paragraph">
+      <w:rFonts w:eastAsiaTheme="majorEastAsia" w:cstheme="majorBidi"/>
+      <w:color w:val="595959" w:themeColor="text1" w:themeTint="A6"/>
+    </w:rPr>
+  </w:style>
+  <w:style w:type="paragraph" w:styleId="Heading8">
     <w:name w:val="heading 8"/>
     <w:basedOn w:val="Normal"/>
     <w:next w:val="BodyText"/>
@@ -2124,13 +2238,13 @@
       <w:outlineLvl w:val="7"/>
     </w:pPr>
     <w:rPr>
-      <w:rFonts w:cstheme="majorBidi" w:eastAsiaTheme="majorEastAsia"/>
+      <w:rFonts w:eastAsiaTheme="majorEastAsia" w:cstheme="majorBidi"/>
       <w:i/>
       <w:iCs/>
-      <w:color w:themeColor="text1" w:themeTint="D8" w:val="272727"/>
-    </w:rPr>
-  </w:style>
-  <w:style w:styleId="Heading9" w:type="paragraph">
+      <w:color w:val="272727" w:themeColor="text1" w:themeTint="D8"/>
+    </w:rPr>
+  </w:style>
+  <w:style w:type="paragraph" w:styleId="Heading9">
     <w:name w:val="heading 9"/>
     <w:basedOn w:val="Normal"/>
     <w:next w:val="BodyText"/>
@@ -2147,24 +2261,24 @@
       <w:outlineLvl w:val="8"/>
     </w:pPr>
     <w:rPr>
-      <w:rFonts w:cstheme="majorBidi" w:eastAsiaTheme="majorEastAsia"/>
-      <w:color w:themeColor="text1" w:themeTint="D8" w:val="272727"/>
-    </w:rPr>
-  </w:style>
-  <w:style w:customStyle="1" w:styleId="Heading1Char" w:type="character">
+      <w:rFonts w:eastAsiaTheme="majorEastAsia" w:cstheme="majorBidi"/>
+      <w:color w:val="272727" w:themeColor="text1" w:themeTint="D8"/>
+    </w:rPr>
+  </w:style>
+  <w:style w:type="character" w:customStyle="1" w:styleId="Heading1Char">
     <w:name w:val="Heading 1 Char"/>
     <w:basedOn w:val="DefaultParagraphFont"/>
     <w:link w:val="Heading1"/>
     <w:uiPriority w:val="9"/>
     <w:rsid w:val="00A10FD9"/>
     <w:rPr>
-      <w:rFonts w:asciiTheme="majorHAnsi" w:cstheme="majorBidi" w:eastAsiaTheme="majorEastAsia" w:hAnsiTheme="majorHAnsi"/>
-      <w:color w:themeColor="accent1" w:themeShade="BF" w:val="0F4761"/>
+      <w:rFonts w:asciiTheme="majorHAnsi" w:eastAsiaTheme="majorEastAsia" w:hAnsiTheme="majorHAnsi" w:cstheme="majorBidi"/>
+      <w:color w:val="0F4761" w:themeColor="accent1" w:themeShade="BF"/>
       <w:sz w:val="40"/>
       <w:szCs w:val="40"/>
     </w:rPr>
   </w:style>
-  <w:style w:customStyle="1" w:styleId="Heading2Char" w:type="character">
+  <w:style w:type="character" w:customStyle="1" w:styleId="Heading2Char">
     <w:name w:val="Heading 2 Char"/>
     <w:basedOn w:val="DefaultParagraphFont"/>
     <w:link w:val="Heading2"/>
@@ -2172,13 +2286,13 @@
     <w:semiHidden/>
     <w:rsid w:val="00A10FD9"/>
     <w:rPr>
-      <w:rFonts w:asciiTheme="majorHAnsi" w:cstheme="majorBidi" w:eastAsiaTheme="majorEastAsia" w:hAnsiTheme="majorHAnsi"/>
-      <w:color w:themeColor="accent1" w:themeShade="BF" w:val="0F4761"/>
+      <w:rFonts w:asciiTheme="majorHAnsi" w:eastAsiaTheme="majorEastAsia" w:hAnsiTheme="majorHAnsi" w:cstheme="majorBidi"/>
+      <w:color w:val="0F4761" w:themeColor="accent1" w:themeShade="BF"/>
       <w:sz w:val="32"/>
       <w:szCs w:val="32"/>
     </w:rPr>
   </w:style>
-  <w:style w:customStyle="1" w:styleId="Heading3Char" w:type="character">
+  <w:style w:type="character" w:customStyle="1" w:styleId="Heading3Char">
     <w:name w:val="Heading 3 Char"/>
     <w:basedOn w:val="DefaultParagraphFont"/>
     <w:link w:val="Heading3"/>
@@ -2186,13 +2300,13 @@
     <w:semiHidden/>
     <w:rsid w:val="00A10FD9"/>
     <w:rPr>
-      <w:rFonts w:cstheme="majorBidi" w:eastAsiaTheme="majorEastAsia"/>
-      <w:color w:themeColor="accent1" w:themeShade="BF" w:val="0F4761"/>
+      <w:rFonts w:eastAsiaTheme="majorEastAsia" w:cstheme="majorBidi"/>
+      <w:color w:val="0F4761" w:themeColor="accent1" w:themeShade="BF"/>
       <w:sz w:val="28"/>
       <w:szCs w:val="28"/>
     </w:rPr>
   </w:style>
-  <w:style w:customStyle="1" w:styleId="Heading4Char" w:type="character">
+  <w:style w:type="character" w:customStyle="1" w:styleId="Heading4Char">
     <w:name w:val="Heading 4 Char"/>
     <w:basedOn w:val="DefaultParagraphFont"/>
     <w:link w:val="Heading4"/>
@@ -2200,13 +2314,13 @@
     <w:semiHidden/>
     <w:rsid w:val="00A10FD9"/>
     <w:rPr>
-      <w:rFonts w:cstheme="majorBidi" w:eastAsiaTheme="majorEastAsia"/>
+      <w:rFonts w:eastAsiaTheme="majorEastAsia" w:cstheme="majorBidi"/>
       <w:i/>
       <w:iCs/>
-      <w:color w:themeColor="accent1" w:themeShade="BF" w:val="0F4761"/>
-    </w:rPr>
-  </w:style>
-  <w:style w:customStyle="1" w:styleId="Heading5Char" w:type="character">
+      <w:color w:val="0F4761" w:themeColor="accent1" w:themeShade="BF"/>
+    </w:rPr>
+  </w:style>
+  <w:style w:type="character" w:customStyle="1" w:styleId="Heading5Char">
     <w:name w:val="Heading 5 Char"/>
     <w:basedOn w:val="DefaultParagraphFont"/>
     <w:link w:val="Heading5"/>
@@ -2214,11 +2328,11 @@
     <w:semiHidden/>
     <w:rsid w:val="00A10FD9"/>
     <w:rPr>
-      <w:rFonts w:cstheme="majorBidi" w:eastAsiaTheme="majorEastAsia"/>
-      <w:color w:themeColor="accent1" w:themeShade="BF" w:val="0F4761"/>
-    </w:rPr>
-  </w:style>
-  <w:style w:customStyle="1" w:styleId="Heading6Char" w:type="character">
+      <w:rFonts w:eastAsiaTheme="majorEastAsia" w:cstheme="majorBidi"/>
+      <w:color w:val="0F4761" w:themeColor="accent1" w:themeShade="BF"/>
+    </w:rPr>
+  </w:style>
+  <w:style w:type="character" w:customStyle="1" w:styleId="Heading6Char">
     <w:name w:val="Heading 6 Char"/>
     <w:basedOn w:val="DefaultParagraphFont"/>
     <w:link w:val="Heading6"/>
@@ -2226,13 +2340,13 @@
     <w:semiHidden/>
     <w:rsid w:val="00A10FD9"/>
     <w:rPr>
-      <w:rFonts w:cstheme="majorBidi" w:eastAsiaTheme="majorEastAsia"/>
+      <w:rFonts w:eastAsiaTheme="majorEastAsia" w:cstheme="majorBidi"/>
       <w:i/>
       <w:iCs/>
-      <w:color w:themeColor="text1" w:themeTint="A6" w:val="595959"/>
-    </w:rPr>
-  </w:style>
-  <w:style w:customStyle="1" w:styleId="Heading7Char" w:type="character">
+      <w:color w:val="595959" w:themeColor="text1" w:themeTint="A6"/>
+    </w:rPr>
+  </w:style>
+  <w:style w:type="character" w:customStyle="1" w:styleId="Heading7Char">
     <w:name w:val="Heading 7 Char"/>
     <w:basedOn w:val="DefaultParagraphFont"/>
     <w:link w:val="Heading7"/>
@@ -2240,11 +2354,11 @@
     <w:semiHidden/>
     <w:rsid w:val="00A10FD9"/>
     <w:rPr>
-      <w:rFonts w:cstheme="majorBidi" w:eastAsiaTheme="majorEastAsia"/>
-      <w:color w:themeColor="text1" w:themeTint="A6" w:val="595959"/>
-    </w:rPr>
-  </w:style>
-  <w:style w:customStyle="1" w:styleId="Heading8Char" w:type="character">
+      <w:rFonts w:eastAsiaTheme="majorEastAsia" w:cstheme="majorBidi"/>
+      <w:color w:val="595959" w:themeColor="text1" w:themeTint="A6"/>
+    </w:rPr>
+  </w:style>
+  <w:style w:type="character" w:customStyle="1" w:styleId="Heading8Char">
     <w:name w:val="Heading 8 Char"/>
     <w:basedOn w:val="DefaultParagraphFont"/>
     <w:link w:val="Heading8"/>
@@ -2252,13 +2366,13 @@
     <w:semiHidden/>
     <w:rsid w:val="00A10FD9"/>
     <w:rPr>
-      <w:rFonts w:cstheme="majorBidi" w:eastAsiaTheme="majorEastAsia"/>
+      <w:rFonts w:eastAsiaTheme="majorEastAsia" w:cstheme="majorBidi"/>
       <w:i/>
       <w:iCs/>
-      <w:color w:themeColor="text1" w:themeTint="D8" w:val="272727"/>
-    </w:rPr>
-  </w:style>
-  <w:style w:customStyle="1" w:styleId="Heading9Char" w:type="character">
+      <w:color w:val="272727" w:themeColor="text1" w:themeTint="D8"/>
+    </w:rPr>
+  </w:style>
+  <w:style w:type="character" w:customStyle="1" w:styleId="Heading9Char">
     <w:name w:val="Heading 9 Char"/>
     <w:basedOn w:val="DefaultParagraphFont"/>
     <w:link w:val="Heading9"/>
@@ -2266,11 +2380,11 @@
     <w:semiHidden/>
     <w:rsid w:val="00A10FD9"/>
     <w:rPr>
-      <w:rFonts w:cstheme="majorBidi" w:eastAsiaTheme="majorEastAsia"/>
-      <w:color w:themeColor="text1" w:themeTint="D8" w:val="272727"/>
-    </w:rPr>
-  </w:style>
-  <w:style w:styleId="FootnoteBlockText" w:type="paragraph">
+      <w:rFonts w:eastAsiaTheme="majorEastAsia" w:cstheme="majorBidi"/>
+      <w:color w:val="272727" w:themeColor="text1" w:themeTint="D8"/>
+    </w:rPr>
+  </w:style>
+  <w:style w:type="paragraph" w:styleId="FootnoteBlockText">
     <w:name w:val="Footnote Block Text"/>
     <w:basedOn w:val="FootnoteText"/>
     <w:next w:val="FootnoteText"/>
@@ -2278,38 +2392,29 @@
     <w:unhideWhenUsed/>
     <w:qFormat/>
     <w:pPr>
-      <w:spacing w:after="100" w:before="100"/>
+      <w:spacing w:before="100" w:after="100"/>
       <w:ind w:firstLine="0" w:left="480" w:right="480"/>
     </w:pPr>
   </w:style>
-  <w:style w:default="1" w:styleId="DefaultParagraphFont" w:type="character">
+  <w:style w:type="character" w:default="1" w:styleId="DefaultParagraphFont">
     <w:name w:val="Default Paragraph Font"/>
     <w:semiHidden/>
     <w:unhideWhenUsed/>
   </w:style>
-  <w:style w:default="1" w:styleId="Table" w:type="table">
+  <w:style w:type="table" w:default="1" w:styleId="Table">
     <w:name w:val="Table"/>
     <w:basedOn w:val="TableNormal"/>
-    <w:semiHidden/>
-    <w:unhideWhenUsed/>
     <w:qFormat/>
     <w:tblPr>
-      <w:tblInd w:type="dxa" w:w="0"/>
+      <w:tblInd w:w="0" w:type="dxa"/>
       <w:tblCellMar>
-        <w:top w:type="dxa" w:w="0"/>
-        <w:left w:type="dxa" w:w="108"/>
-        <w:bottom w:type="dxa" w:w="0"/>
-        <w:right w:type="dxa" w:w="108"/>
+        <w:top w:w="0" w:type="dxa"/>
+        <w:left w:w="108" w:type="dxa"/>
+        <w:bottom w:w="0" w:type="dxa"/>
+        <w:right w:w="108" w:type="dxa"/>
       </w:tblCellMar>
     </w:tblPr>
     <w:tblStylePr w:type="firstRow">
-      <w:tblPr>
-        <w:jc w:val="left"/>
-        <w:tblInd w:type="dxa" w:w="0"/>
-      </w:tblPr>
-      <w:trPr>
-        <w:jc w:val="left"/>
-      </w:trPr>
       <w:tcPr>
         <w:tcBorders>
           <w:bottom w:val="single"/>
@@ -2318,7 +2423,7 @@
       </w:tcPr>
     </w:tblStylePr>
   </w:style>
-  <w:style w:customStyle="1" w:styleId="DefinitionTerm" w:type="paragraph">
+  <w:style w:type="paragraph" w:customStyle="1" w:styleId="DefinitionTerm">
     <w:name w:val="Definition Term"/>
     <w:basedOn w:val="Normal"/>
     <w:next w:val="Definition"/>
@@ -2331,49 +2436,49 @@
       <w:b/>
     </w:rPr>
   </w:style>
-  <w:style w:customStyle="1" w:styleId="Definition" w:type="paragraph">
+  <w:style w:type="paragraph" w:customStyle="1" w:styleId="Definition">
     <w:name w:val="Definition"/>
     <w:basedOn w:val="Normal"/>
   </w:style>
-  <w:style w:styleId="Caption" w:type="paragraph">
+  <w:style w:type="paragraph" w:styleId="Caption">
     <w:name w:val="Caption"/>
     <w:basedOn w:val="Normal"/>
     <w:link w:val="BodyTextChar"/>
     <w:pPr>
-      <w:spacing w:after="120" w:before="0"/>
+      <w:spacing w:before="0" w:after="120"/>
     </w:pPr>
     <w:rPr>
       <w:i/>
     </w:rPr>
   </w:style>
-  <w:style w:customStyle="1" w:styleId="TableCaption" w:type="paragraph">
+  <w:style w:type="paragraph" w:customStyle="1" w:styleId="TableCaption">
     <w:name w:val="Table Caption"/>
     <w:basedOn w:val="Caption"/>
     <w:pPr>
       <w:keepNext/>
     </w:pPr>
   </w:style>
-  <w:style w:customStyle="1" w:styleId="ImageCaption" w:type="paragraph">
+  <w:style w:type="paragraph" w:customStyle="1" w:styleId="ImageCaption">
     <w:name w:val="Image Caption"/>
     <w:basedOn w:val="Caption"/>
   </w:style>
-  <w:style w:customStyle="1" w:styleId="Figure" w:type="paragraph">
+  <w:style w:type="paragraph" w:customStyle="1" w:styleId="Figure">
     <w:name w:val="Figure"/>
     <w:basedOn w:val="Normal"/>
   </w:style>
-  <w:style w:customStyle="1" w:styleId="CaptionedFigure" w:type="paragraph">
+  <w:style w:type="paragraph" w:customStyle="1" w:styleId="CaptionedFigure">
     <w:name w:val="Captioned Figure"/>
     <w:basedOn w:val="Figure"/>
     <w:pPr>
       <w:keepNext/>
     </w:pPr>
   </w:style>
-  <w:style w:customStyle="1" w:styleId="BodyTextChar" w:type="character">
+  <w:style w:type="character" w:customStyle="1" w:styleId="BodyTextChar">
     <w:name w:val="Body Text Char"/>
     <w:basedOn w:val="DefaultParagraphFont"/>
     <w:link w:val="BodyText"/>
   </w:style>
-  <w:style w:customStyle="1" w:styleId="VerbatimChar" w:type="character">
+  <w:style w:type="character" w:customStyle="1" w:styleId="VerbatimChar">
     <w:name w:val="Verbatim Char"/>
     <w:basedOn w:val="BodyTextChar"/>
     <w:rPr>
@@ -2381,25 +2486,25 @@
       <w:sz w:val="22"/>
     </w:rPr>
   </w:style>
-  <w:style w:customStyle="1" w:styleId="SectionNumber" w:type="character">
+  <w:style w:type="character" w:customStyle="1" w:styleId="SectionNumber">
     <w:name w:val="Section Number"/>
     <w:basedOn w:val="BodyTextChar"/>
   </w:style>
-  <w:style w:styleId="FootnoteReference" w:type="character">
+  <w:style w:type="character" w:styleId="FootnoteReference">
     <w:name w:val="Footnote Reference"/>
     <w:basedOn w:val="BodyTextChar"/>
     <w:rPr>
       <w:vertAlign w:val="superscript"/>
     </w:rPr>
   </w:style>
-  <w:style w:styleId="Hyperlink" w:type="character">
+  <w:style w:type="character" w:styleId="Hyperlink">
     <w:name w:val="Hyperlink"/>
     <w:basedOn w:val="BodyTextChar"/>
     <w:rPr>
-      <w:color w:themeColor="accent1" w:val="4F81BD"/>
-    </w:rPr>
-  </w:style>
-  <w:style w:styleId="TOCHeading" w:type="paragraph">
+      <w:color w:val="4F81BD" w:themeColor="accent1"/>
+    </w:rPr>
+  </w:style>
+  <w:style w:type="paragraph" w:styleId="TOCHeading">
     <w:name w:val="TOC Heading"/>
     <w:basedOn w:val="Heading1"/>
     <w:next w:val="BodyText"/>
@@ -2411,66 +2516,66 @@
       <w:outlineLvl w:val="9"/>
     </w:pPr>
     <w:rPr>
-      <w:rFonts w:asciiTheme="majorHAnsi" w:cstheme="majorBidi" w:eastAsiaTheme="majorEastAsia" w:hAnsiTheme="majorHAnsi"/>
+      <w:rFonts w:asciiTheme="majorHAnsi" w:eastAsiaTheme="majorEastAsia" w:hAnsiTheme="majorHAnsi" w:cstheme="majorBidi"/>
       <w:b w:val="0"/>
       <w:bCs w:val="0"/>
-      <w:color w:themeColor="accent1" w:themeShade="BF" w:val="365F91"/>
-    </w:rPr>
-  </w:style>
-  <w:style w:default="1" w:styleId="Normal" w:type="paragraph">
+      <w:color w:val="365F91" w:themeColor="accent1" w:themeShade="BF"/>
+    </w:rPr>
+  </w:style>
+  <w:style w:type="paragraph" w:default="1" w:styleId="Normal">
     <w:name w:val="Normal"/>
     <w:qFormat/>
     <w:pPr>
-      <w:spacing w:after="0" w:before="0" w:line="480" w:lineRule="exact"/>
+      <w:spacing w:before="0" w:after="0" w:line="480" w:lineRule="exact"/>
     </w:pPr>
     <w:rPr>
-      <w:rFonts w:ascii="EB Garamond" w:cs="EB Garamond" w:eastAsia="EB Garamond" w:hAnsi="EB Garamond"/>
+      <w:rFonts w:ascii="Times New Roman" w:hAnsi="Times New Roman" w:eastAsia="Times New Roman" w:cs="Times New Roman"/>
       <w:sz w:val="24"/>
       <w:szCs w:val="24"/>
     </w:rPr>
   </w:style>
-  <w:style w:styleId="BodyText" w:type="paragraph">
+  <w:style w:type="paragraph" w:styleId="BodyText">
     <w:name w:val="Body Text"/>
     <w:basedOn w:val="Normal"/>
     <w:qFormat/>
     <w:pPr>
-      <w:spacing w:after="0" w:before="0" w:line="480" w:lineRule="exact"/>
+      <w:spacing w:before="0" w:after="0" w:line="480" w:lineRule="exact"/>
       <w:ind w:firstLine="720"/>
     </w:pPr>
   </w:style>
-  <w:style w:customStyle="1" w:styleId="FirstParagraph" w:type="paragraph">
+  <w:style w:type="paragraph" w:customStyle="1" w:styleId="FirstParagraph">
     <w:name w:val="First Paragraph"/>
     <w:basedOn w:val="BodyText"/>
     <w:next w:val="BodyText"/>
     <w:qFormat/>
     <w:pPr>
-      <w:spacing w:after="0" w:before="0" w:line="480" w:lineRule="exact"/>
+      <w:spacing w:before="0" w:after="0" w:line="480" w:lineRule="exact"/>
       <w:ind w:firstLine="720"/>
     </w:pPr>
   </w:style>
-  <w:style w:customStyle="1" w:styleId="Compact" w:type="paragraph">
+  <w:style w:type="paragraph" w:customStyle="1" w:styleId="Compact">
     <w:name w:val="Compact"/>
     <w:basedOn w:val="BodyText"/>
     <w:qFormat/>
     <w:pPr>
-      <w:spacing w:after="0" w:before="0" w:line="480" w:lineRule="exact"/>
+      <w:spacing w:before="0" w:after="0" w:line="480" w:lineRule="exact"/>
       <w:ind w:firstLine="0"/>
     </w:pPr>
   </w:style>
-  <w:style w:styleId="BlockText" w:type="paragraph">
+  <w:style w:type="paragraph" w:styleId="BlockText">
     <w:name w:val="Block Text"/>
     <w:basedOn w:val="Normal"/>
     <w:qFormat/>
     <w:pPr>
-      <w:spacing w:after="240" w:before="0" w:line="280" w:lineRule="exact"/>
-      <w:ind w:firstLine="0" w:left="720" w:right="720"/>
+      <w:spacing w:before="0" w:after="240" w:line="280" w:lineRule="exact"/>
+      <w:ind w:left="720" w:right="720" w:firstLine="0"/>
     </w:pPr>
   </w:style>
-  <w:style w:styleId="FootnoteText" w:type="paragraph">
+  <w:style w:type="paragraph" w:styleId="FootnoteText">
     <w:name w:val="footnote text"/>
     <w:basedOn w:val="Normal"/>
     <w:pPr>
-      <w:spacing w:after="120" w:before="0" w:line="280" w:lineRule="exact"/>
+      <w:spacing w:before="0" w:after="120" w:line="280" w:lineRule="exact"/>
       <w:ind w:firstLine="0"/>
     </w:pPr>
     <w:rPr>
@@ -2478,7 +2583,7 @@
       <w:szCs w:val="24"/>
     </w:rPr>
   </w:style>
-  <w:style w:styleId="Heading1" w:type="paragraph">
+  <w:style w:type="paragraph" w:styleId="Heading1">
     <w:name w:val="heading 1"/>
     <w:basedOn w:val="Normal"/>
     <w:next w:val="BodyText"/>
@@ -2486,7 +2591,7 @@
     <w:pPr>
       <w:keepNext/>
       <w:keepLines/>
-      <w:spacing w:after="240" w:before="240" w:line="480" w:lineRule="exact"/>
+      <w:spacing w:before="240" w:after="240" w:line="480" w:lineRule="exact"/>
       <w:ind w:firstLine="0"/>
       <w:jc w:val="center"/>
       <w:outlineLvl w:val="0"/>
@@ -2500,7 +2605,7 @@
       <w:szCs w:val="24"/>
     </w:rPr>
   </w:style>
-  <w:style w:styleId="Heading2" w:type="paragraph">
+  <w:style w:type="paragraph" w:styleId="Heading2">
     <w:name w:val="heading 2"/>
     <w:basedOn w:val="Normal"/>
     <w:next w:val="BodyText"/>
@@ -2508,8 +2613,8 @@
     <w:pPr>
       <w:keepNext/>
       <w:keepLines/>
-      <w:spacing w:after="240" w:before="240" w:line="480" w:lineRule="exact"/>
-      <w:ind w:hanging="720" w:left="720"/>
+      <w:spacing w:before="240" w:after="240" w:line="480" w:lineRule="exact"/>
+      <w:ind w:left="720" w:hanging="720"/>
       <w:jc w:val="left"/>
       <w:outlineLvl w:val="1"/>
     </w:pPr>
@@ -2521,7 +2626,7 @@
       <w:szCs w:val="24"/>
     </w:rPr>
   </w:style>
-  <w:style w:styleId="Heading3" w:type="paragraph">
+  <w:style w:type="paragraph" w:styleId="Heading3">
     <w:name w:val="heading 3"/>
     <w:basedOn w:val="Normal"/>
     <w:next w:val="BodyText"/>
@@ -2529,8 +2634,8 @@
     <w:pPr>
       <w:keepNext/>
       <w:keepLines/>
-      <w:spacing w:after="240" w:before="240" w:line="480" w:lineRule="exact"/>
-      <w:ind w:hanging="720" w:left="1440"/>
+      <w:spacing w:before="240" w:after="240" w:line="480" w:lineRule="exact"/>
+      <w:ind w:left="1440" w:hanging="720"/>
       <w:jc w:val="left"/>
       <w:outlineLvl w:val="2"/>
     </w:pPr>
@@ -2542,7 +2647,7 @@
       <w:szCs w:val="24"/>
     </w:rPr>
   </w:style>
-  <w:style w:styleId="Heading4" w:type="paragraph">
+  <w:style w:type="paragraph" w:styleId="Heading4">
     <w:name w:val="heading 4"/>
     <w:basedOn w:val="Normal"/>
     <w:next w:val="BodyText"/>
@@ -2550,8 +2655,8 @@
     <w:pPr>
       <w:keepNext/>
       <w:keepLines/>
-      <w:spacing w:after="240" w:before="240" w:line="480" w:lineRule="exact"/>
-      <w:ind w:hanging="720" w:left="2160"/>
+      <w:spacing w:before="240" w:after="240" w:line="480" w:lineRule="exact"/>
+      <w:ind w:left="2160" w:hanging="720"/>
       <w:jc w:val="left"/>
       <w:outlineLvl w:val="3"/>
     </w:pPr>

--- a/courts/eighth-circuit/iowa/federal/southern-district/motion-brief/usage/OUTPUT-motion-brief.docx
+++ b/courts/eighth-circuit/iowa/federal/southern-district/motion-brief/usage/OUTPUT-motion-brief.docx
@@ -2023,6 +2023,46 @@
     </w:pPrDefault>
   </w:docDefaults>
   <w:latentStyles w:defLockedState="0" w:defUIPriority="0" w:defSemiHidden="0" w:defUnhideWhenUsed="0" w:defQFormat="0" w:count="276"/>
+  <w:style w:type="paragraph" w:default="1" w:styleId="Normal">
+    <w:name w:val="Normal"/>
+    <w:qFormat/>
+    <w:pPr>
+      <w:spacing w:before="0" w:after="0" w:line="480" w:lineRule="exact"/>
+    </w:pPr>
+    <w:rPr>
+      <w:rFonts w:ascii="Times New Roman" w:hAnsi="Times New Roman" w:eastAsia="Times New Roman" w:cs="Times New Roman"/>
+      <w:sz w:val="24"/>
+      <w:szCs w:val="24"/>
+    </w:rPr>
+  </w:style>
+  <w:style w:type="paragraph" w:styleId="BodyText">
+    <w:name w:val="Body Text"/>
+    <w:basedOn w:val="Normal"/>
+    <w:qFormat/>
+    <w:pPr>
+      <w:spacing w:before="0" w:after="0" w:line="480" w:lineRule="exact"/>
+      <w:ind w:firstLine="720"/>
+    </w:pPr>
+  </w:style>
+  <w:style w:type="paragraph" w:customStyle="1" w:styleId="FirstParagraph">
+    <w:name w:val="First Paragraph"/>
+    <w:basedOn w:val="BodyText"/>
+    <w:next w:val="BodyText"/>
+    <w:qFormat/>
+    <w:pPr>
+      <w:spacing w:before="0" w:after="0" w:line="480" w:lineRule="exact"/>
+      <w:ind w:firstLine="720"/>
+    </w:pPr>
+  </w:style>
+  <w:style w:type="paragraph" w:customStyle="1" w:styleId="Compact">
+    <w:name w:val="Compact"/>
+    <w:basedOn w:val="BodyText"/>
+    <w:qFormat/>
+    <w:pPr>
+      <w:spacing w:before="0" w:after="0" w:line="480" w:lineRule="exact"/>
+      <w:ind w:firstLine="0"/>
+    </w:pPr>
+  </w:style>
   <w:style w:type="paragraph" w:styleId="Title">
     <w:name w:val="Title"/>
     <w:basedOn w:val="Normal"/>
@@ -2155,6 +2195,91 @@
     <w:qFormat/>
     <w:pPr/>
     <w:rPr/>
+  </w:style>
+  <w:style w:type="paragraph" w:styleId="Heading1">
+    <w:name w:val="heading 1"/>
+    <w:basedOn w:val="Normal"/>
+    <w:next w:val="BodyText"/>
+    <w:qFormat/>
+    <w:pPr>
+      <w:keepNext/>
+      <w:keepLines/>
+      <w:spacing w:before="240" w:after="240" w:line="480" w:lineRule="exact"/>
+      <w:ind w:firstLine="0"/>
+      <w:jc w:val="center"/>
+      <w:outlineLvl w:val="0"/>
+    </w:pPr>
+    <w:rPr>
+      <w:b/>
+      <w:bCs/>
+      <w:caps/>
+      <w:color w:val="000000"/>
+      <w:sz w:val="24"/>
+      <w:szCs w:val="24"/>
+    </w:rPr>
+  </w:style>
+  <w:style w:type="paragraph" w:styleId="Heading2">
+    <w:name w:val="heading 2"/>
+    <w:basedOn w:val="Normal"/>
+    <w:next w:val="BodyText"/>
+    <w:qFormat/>
+    <w:pPr>
+      <w:keepNext/>
+      <w:keepLines/>
+      <w:spacing w:before="240" w:after="240" w:line="480" w:lineRule="exact"/>
+      <w:ind w:left="720" w:hanging="720"/>
+      <w:jc w:val="left"/>
+      <w:outlineLvl w:val="1"/>
+    </w:pPr>
+    <w:rPr>
+      <w:b/>
+      <w:bCs/>
+      <w:color w:val="000000"/>
+      <w:sz w:val="24"/>
+      <w:szCs w:val="24"/>
+    </w:rPr>
+  </w:style>
+  <w:style w:type="paragraph" w:styleId="Heading3">
+    <w:name w:val="heading 3"/>
+    <w:basedOn w:val="Normal"/>
+    <w:next w:val="BodyText"/>
+    <w:qFormat/>
+    <w:pPr>
+      <w:keepNext/>
+      <w:keepLines/>
+      <w:spacing w:before="240" w:after="240" w:line="480" w:lineRule="exact"/>
+      <w:ind w:left="1440" w:hanging="720"/>
+      <w:jc w:val="left"/>
+      <w:outlineLvl w:val="2"/>
+    </w:pPr>
+    <w:rPr>
+      <w:b/>
+      <w:bCs/>
+      <w:color w:val="000000"/>
+      <w:sz w:val="24"/>
+      <w:szCs w:val="24"/>
+    </w:rPr>
+  </w:style>
+  <w:style w:type="paragraph" w:styleId="Heading4">
+    <w:name w:val="heading 4"/>
+    <w:basedOn w:val="Normal"/>
+    <w:next w:val="BodyText"/>
+    <w:qFormat/>
+    <w:pPr>
+      <w:keepNext/>
+      <w:keepLines/>
+      <w:spacing w:before="240" w:after="240" w:line="480" w:lineRule="exact"/>
+      <w:ind w:left="2160" w:hanging="720"/>
+      <w:jc w:val="left"/>
+      <w:outlineLvl w:val="3"/>
+    </w:pPr>
+    <w:rPr>
+      <w:b/>
+      <w:bCs/>
+      <w:color w:val="000000"/>
+      <w:sz w:val="24"/>
+      <w:szCs w:val="24"/>
+    </w:rPr>
   </w:style>
   <w:style w:type="paragraph" w:styleId="Heading5">
     <w:name w:val="heading 5"/>
@@ -2382,6 +2507,27 @@
     <w:rPr>
       <w:rFonts w:eastAsiaTheme="majorEastAsia" w:cstheme="majorBidi"/>
       <w:color w:val="272727" w:themeColor="text1" w:themeTint="D8"/>
+    </w:rPr>
+  </w:style>
+  <w:style w:type="paragraph" w:styleId="BlockText">
+    <w:name w:val="Block Text"/>
+    <w:basedOn w:val="Normal"/>
+    <w:qFormat/>
+    <w:pPr>
+      <w:spacing w:before="0" w:after="240" w:line="280" w:lineRule="exact"/>
+      <w:ind w:left="720" w:right="720" w:firstLine="0"/>
+    </w:pPr>
+  </w:style>
+  <w:style w:type="paragraph" w:styleId="FootnoteText">
+    <w:name w:val="footnote text"/>
+    <w:basedOn w:val="Normal"/>
+    <w:pPr>
+      <w:spacing w:before="0" w:after="120" w:line="280" w:lineRule="exact"/>
+      <w:ind w:firstLine="0"/>
+    </w:pPr>
+    <w:rPr>
+      <w:sz w:val="24"/>
+      <w:szCs w:val="24"/>
     </w:rPr>
   </w:style>
   <w:style w:type="paragraph" w:styleId="FootnoteBlockText">
@@ -2520,152 +2666,6 @@
       <w:b w:val="0"/>
       <w:bCs w:val="0"/>
       <w:color w:val="365F91" w:themeColor="accent1" w:themeShade="BF"/>
-    </w:rPr>
-  </w:style>
-  <w:style w:type="paragraph" w:default="1" w:styleId="Normal">
-    <w:name w:val="Normal"/>
-    <w:qFormat/>
-    <w:pPr>
-      <w:spacing w:before="0" w:after="0" w:line="480" w:lineRule="exact"/>
-    </w:pPr>
-    <w:rPr>
-      <w:rFonts w:ascii="Times New Roman" w:hAnsi="Times New Roman" w:eastAsia="Times New Roman" w:cs="Times New Roman"/>
-      <w:sz w:val="24"/>
-      <w:szCs w:val="24"/>
-    </w:rPr>
-  </w:style>
-  <w:style w:type="paragraph" w:styleId="BodyText">
-    <w:name w:val="Body Text"/>
-    <w:basedOn w:val="Normal"/>
-    <w:qFormat/>
-    <w:pPr>
-      <w:spacing w:before="0" w:after="0" w:line="480" w:lineRule="exact"/>
-      <w:ind w:firstLine="720"/>
-    </w:pPr>
-  </w:style>
-  <w:style w:type="paragraph" w:customStyle="1" w:styleId="FirstParagraph">
-    <w:name w:val="First Paragraph"/>
-    <w:basedOn w:val="BodyText"/>
-    <w:next w:val="BodyText"/>
-    <w:qFormat/>
-    <w:pPr>
-      <w:spacing w:before="0" w:after="0" w:line="480" w:lineRule="exact"/>
-      <w:ind w:firstLine="720"/>
-    </w:pPr>
-  </w:style>
-  <w:style w:type="paragraph" w:customStyle="1" w:styleId="Compact">
-    <w:name w:val="Compact"/>
-    <w:basedOn w:val="BodyText"/>
-    <w:qFormat/>
-    <w:pPr>
-      <w:spacing w:before="0" w:after="0" w:line="480" w:lineRule="exact"/>
-      <w:ind w:firstLine="0"/>
-    </w:pPr>
-  </w:style>
-  <w:style w:type="paragraph" w:styleId="BlockText">
-    <w:name w:val="Block Text"/>
-    <w:basedOn w:val="Normal"/>
-    <w:qFormat/>
-    <w:pPr>
-      <w:spacing w:before="0" w:after="240" w:line="280" w:lineRule="exact"/>
-      <w:ind w:left="720" w:right="720" w:firstLine="0"/>
-    </w:pPr>
-  </w:style>
-  <w:style w:type="paragraph" w:styleId="FootnoteText">
-    <w:name w:val="footnote text"/>
-    <w:basedOn w:val="Normal"/>
-    <w:pPr>
-      <w:spacing w:before="0" w:after="120" w:line="280" w:lineRule="exact"/>
-      <w:ind w:firstLine="0"/>
-    </w:pPr>
-    <w:rPr>
-      <w:sz w:val="24"/>
-      <w:szCs w:val="24"/>
-    </w:rPr>
-  </w:style>
-  <w:style w:type="paragraph" w:styleId="Heading1">
-    <w:name w:val="heading 1"/>
-    <w:basedOn w:val="Normal"/>
-    <w:next w:val="BodyText"/>
-    <w:qFormat/>
-    <w:pPr>
-      <w:keepNext/>
-      <w:keepLines/>
-      <w:spacing w:before="240" w:after="240" w:line="480" w:lineRule="exact"/>
-      <w:ind w:firstLine="0"/>
-      <w:jc w:val="center"/>
-      <w:outlineLvl w:val="0"/>
-    </w:pPr>
-    <w:rPr>
-      <w:b/>
-      <w:bCs/>
-      <w:caps/>
-      <w:color w:val="000000"/>
-      <w:sz w:val="24"/>
-      <w:szCs w:val="24"/>
-    </w:rPr>
-  </w:style>
-  <w:style w:type="paragraph" w:styleId="Heading2">
-    <w:name w:val="heading 2"/>
-    <w:basedOn w:val="Normal"/>
-    <w:next w:val="BodyText"/>
-    <w:qFormat/>
-    <w:pPr>
-      <w:keepNext/>
-      <w:keepLines/>
-      <w:spacing w:before="240" w:after="240" w:line="480" w:lineRule="exact"/>
-      <w:ind w:left="720" w:hanging="720"/>
-      <w:jc w:val="left"/>
-      <w:outlineLvl w:val="1"/>
-    </w:pPr>
-    <w:rPr>
-      <w:b/>
-      <w:bCs/>
-      <w:color w:val="000000"/>
-      <w:sz w:val="24"/>
-      <w:szCs w:val="24"/>
-    </w:rPr>
-  </w:style>
-  <w:style w:type="paragraph" w:styleId="Heading3">
-    <w:name w:val="heading 3"/>
-    <w:basedOn w:val="Normal"/>
-    <w:next w:val="BodyText"/>
-    <w:qFormat/>
-    <w:pPr>
-      <w:keepNext/>
-      <w:keepLines/>
-      <w:spacing w:before="240" w:after="240" w:line="480" w:lineRule="exact"/>
-      <w:ind w:left="1440" w:hanging="720"/>
-      <w:jc w:val="left"/>
-      <w:outlineLvl w:val="2"/>
-    </w:pPr>
-    <w:rPr>
-      <w:b/>
-      <w:bCs/>
-      <w:color w:val="000000"/>
-      <w:sz w:val="24"/>
-      <w:szCs w:val="24"/>
-    </w:rPr>
-  </w:style>
-  <w:style w:type="paragraph" w:styleId="Heading4">
-    <w:name w:val="heading 4"/>
-    <w:basedOn w:val="Normal"/>
-    <w:next w:val="BodyText"/>
-    <w:qFormat/>
-    <w:pPr>
-      <w:keepNext/>
-      <w:keepLines/>
-      <w:spacing w:before="240" w:after="240" w:line="480" w:lineRule="exact"/>
-      <w:ind w:left="2160" w:hanging="720"/>
-      <w:jc w:val="left"/>
-      <w:outlineLvl w:val="3"/>
-    </w:pPr>
-    <w:rPr>
-      <w:b/>
-      <w:bCs/>
-      <w:color w:val="000000"/>
-      <w:sz w:val="24"/>
-      <w:szCs w:val="24"/>
     </w:rPr>
   </w:style>
   <w:style w:type="paragraph" w:customStyle="1" w:styleId="SourceCode">

--- a/courts/eighth-circuit/iowa/federal/southern-district/motion-brief/usage/OUTPUT-motion-brief.docx
+++ b/courts/eighth-circuit/iowa/federal/southern-district/motion-brief/usage/OUTPUT-motion-brief.docx
@@ -4,7 +4,7 @@
   <w:body>
     <w:p>
       <w:pPr>
-        <w:spacing w:before="0" w:after="0" w:line="280" w:lineRule="exact"/>
+        <w:spacing w:before="0" w:after="0" w:line="276" w:lineRule="exact"/>
         <w:ind w:left="0" w:firstLine="0"/>
         <w:jc w:val="center"/>
       </w:pPr>
@@ -13,12 +13,82 @@
           <w:b/>
           <w:bCs/>
         </w:rPr>
-        <w:t xml:space="preserve">IN THE UNITED STATES DISTRICT COURT</w:t>
+        <w:t xml:space="preserve">IN</w:t>
+      </w:r>
+      <w:r>
+        <w:rPr>
+          <w:b/>
+          <w:bCs/>
+        </w:rPr>
+        <w:t xml:space="preserve"> </w:t>
+      </w:r>
+      <w:r>
+        <w:rPr>
+          <w:b/>
+          <w:bCs/>
+        </w:rPr>
+        <w:t xml:space="preserve">THE</w:t>
+      </w:r>
+      <w:r>
+        <w:rPr>
+          <w:b/>
+          <w:bCs/>
+        </w:rPr>
+        <w:t xml:space="preserve"> </w:t>
+      </w:r>
+      <w:r>
+        <w:rPr>
+          <w:b/>
+          <w:bCs/>
+        </w:rPr>
+        <w:t xml:space="preserve">UNITED</w:t>
+      </w:r>
+      <w:r>
+        <w:rPr>
+          <w:b/>
+          <w:bCs/>
+        </w:rPr>
+        <w:t xml:space="preserve"> </w:t>
+      </w:r>
+      <w:r>
+        <w:rPr>
+          <w:b/>
+          <w:bCs/>
+        </w:rPr>
+        <w:t xml:space="preserve">STATES</w:t>
+      </w:r>
+      <w:r>
+        <w:rPr>
+          <w:b/>
+          <w:bCs/>
+        </w:rPr>
+        <w:t xml:space="preserve"> </w:t>
+      </w:r>
+      <w:r>
+        <w:rPr>
+          <w:b/>
+          <w:bCs/>
+        </w:rPr>
+        <w:t xml:space="preserve">DISTRICT</w:t>
+      </w:r>
+      <w:r>
+        <w:rPr>
+          <w:b/>
+          <w:bCs/>
+        </w:rPr>
+        <w:t xml:space="preserve"> </w:t>
+      </w:r>
+      <w:r>
+        <w:rPr>
+          <w:b/>
+          <w:bCs/>
+        </w:rPr>
+        <w:t xml:space="preserve">COURT</w:t>
       </w:r>
     </w:p>
     <w:p>
       <w:pPr>
-        <w:spacing w:before="0" w:after="0" w:line="280" w:lineRule="exact"/>
+        <w:spacing w:before="0" w:after="0" w:line="276" w:lineRule="exact"/>
         <w:ind w:left="0" w:firstLine="0"/>
         <w:jc w:val="center"/>
       </w:pPr>
@@ -27,12 +97,82 @@
           <w:b/>
           <w:bCs/>
         </w:rPr>
-        <w:t xml:space="preserve">FOR THE SOUTHERN DISTRICT OF IOWA</w:t>
+        <w:t xml:space="preserve">FOR</w:t>
+      </w:r>
+      <w:r>
+        <w:rPr>
+          <w:b/>
+          <w:bCs/>
+        </w:rPr>
+        <w:t xml:space="preserve"> </w:t>
+      </w:r>
+      <w:r>
+        <w:rPr>
+          <w:b/>
+          <w:bCs/>
+        </w:rPr>
+        <w:t xml:space="preserve">THE</w:t>
+      </w:r>
+      <w:r>
+        <w:rPr>
+          <w:b/>
+          <w:bCs/>
+        </w:rPr>
+        <w:t xml:space="preserve"> </w:t>
+      </w:r>
+      <w:r>
+        <w:rPr>
+          <w:b/>
+          <w:bCs/>
+        </w:rPr>
+        <w:t xml:space="preserve">SOUTHERN</w:t>
+      </w:r>
+      <w:r>
+        <w:rPr>
+          <w:b/>
+          <w:bCs/>
+        </w:rPr>
+        <w:t xml:space="preserve"> </w:t>
+      </w:r>
+      <w:r>
+        <w:rPr>
+          <w:b/>
+          <w:bCs/>
+        </w:rPr>
+        <w:t xml:space="preserve">DISTRICT</w:t>
+      </w:r>
+      <w:r>
+        <w:rPr>
+          <w:b/>
+          <w:bCs/>
+        </w:rPr>
+        <w:t xml:space="preserve"> </w:t>
+      </w:r>
+      <w:r>
+        <w:rPr>
+          <w:b/>
+          <w:bCs/>
+        </w:rPr>
+        <w:t xml:space="preserve">OF</w:t>
+      </w:r>
+      <w:r>
+        <w:rPr>
+          <w:b/>
+          <w:bCs/>
+        </w:rPr>
+        <w:t xml:space="preserve"> </w:t>
+      </w:r>
+      <w:r>
+        <w:rPr>
+          <w:b/>
+          <w:bCs/>
+        </w:rPr>
+        <w:t xml:space="preserve">IOWA</w:t>
       </w:r>
     </w:p>
     <w:p>
       <w:pPr>
-        <w:spacing w:before="0" w:after="480" w:line="280" w:lineRule="exact"/>
+        <w:spacing w:before="0" w:after="0" w:line="276" w:lineRule="exact"/>
         <w:ind w:left="0" w:firstLine="0"/>
         <w:jc w:val="center"/>
       </w:pPr>
@@ -41,155 +181,430 @@
           <w:b/>
           <w:bCs/>
         </w:rPr>
-        <w:t xml:space="preserve">CENTRAL DIVISION</w:t>
-      </w:r>
+        <w:t xml:space="preserve">CENTRAL</w:t>
+      </w:r>
+      <w:r>
+        <w:rPr>
+          <w:b/>
+          <w:bCs/>
+        </w:rPr>
+        <w:t xml:space="preserve"> </w:t>
+      </w:r>
+      <w:r>
+        <w:rPr>
+          <w:b/>
+          <w:bCs/>
+        </w:rPr>
+        <w:t xml:space="preserve">DIVISION</w:t>
+      </w:r>
+    </w:p>
+    <w:p>
+      <w:pPr>
+        <w:spacing w:before="0" w:after="0" w:line="480" w:lineRule="exact"/>
+      </w:pPr>
     </w:p>
     <w:tbl>
       <w:tblPr>
         <w:tblW w:w="9360" w:type="dxa"/>
-        <w:tblBorders>
-          <w:top w:val="nil"/>
-          <w:left w:val="nil"/>
-          <w:bottom w:val="nil"/>
-          <w:right w:val="nil"/>
-          <w:insideH w:val="nil"/>
-          <w:insideV w:val="nil"/>
-        </w:tblBorders>
         <w:tblLayout w:type="fixed"/>
         <w:tblCellMar>
+          <w:top w:w="0" w:type="dxa"/>
           <w:left w:w="0" w:type="dxa"/>
+          <w:bottom w:w="0" w:type="dxa"/>
           <w:right w:w="0" w:type="dxa"/>
         </w:tblCellMar>
+        <w:tblLook w:val="0000" w:firstRow="0" w:lastRow="0" w:firstColumn="0" w:lastColumn="0" w:noHBand="0" w:noVBand="0"/>
       </w:tblPr>
       <w:tblGrid>
         <w:gridCol w:w="4680"/>
-        <w:gridCol w:w="288"/>
-        <w:gridCol w:w="4392"/>
+        <w:gridCol w:w="4680"/>
       </w:tblGrid>
       <w:tr>
+        <w:trPr>
+          <w:cantSplit/>
+        </w:trPr>
         <w:tc>
           <w:tcPr>
             <w:tcW w:w="4680" w:type="dxa"/>
-            <w:tcBorders>
-              <w:bottom w:val="single" w:sz="6" w:space="0" w:color="000000"/>
-              <w:right w:val="single" w:sz="6" w:space="0" w:color="000000"/>
-            </w:tcBorders>
-            <w:tcMar>
-              <w:right w:w="200" w:type="dxa"/>
-              <w:bottom w:w="200" w:type="dxa"/>
-            </w:tcMar>
           </w:tcPr>
+          <w:tbl>
+            <w:tblPr>
+              <w:tblW w:w="4680" w:type="dxa"/>
+              <w:tblInd w:w="0" w:type="dxa"/>
+              <w:tblBorders>
+                <w:top w:val="single" w:sz="6" w:space="0" w:color="000000"/>
+                <w:left w:val="nil"/>
+                <w:bottom w:val="single" w:sz="6" w:space="0" w:color="000000"/>
+                <w:right w:val="nil"/>
+              </w:tblBorders>
+              <w:tblLayout w:type="fixed"/>
+              <w:tblCellMar>
+                <w:top w:w="120" w:type="dxa"/>
+                <w:left w:w="108" w:type="dxa"/>
+                <w:bottom w:w="200" w:type="dxa"/>
+                <w:right w:w="200" w:type="dxa"/>
+              </w:tblCellMar>
+              <w:tblLook w:val="0000" w:firstRow="0" w:lastRow="0" w:firstColumn="0" w:lastColumn="0" w:noHBand="0" w:noVBand="0"/>
+            </w:tblPr>
+            <w:tblGrid>
+              <w:gridCol w:w="4680"/>
+            </w:tblGrid>
+            <w:tr>
+              <w:trPr>
+                <w:cantSplit/>
+              </w:trPr>
+              <w:tc>
+                <w:tcPr>
+                  <w:tcW w:w="4680" w:type="dxa"/>
+                </w:tcPr>
+                <w:p>
+                  <w:pPr>
+                    <w:spacing w:before="0" w:after="0" w:line="276" w:lineRule="exact"/>
+                    <w:ind w:left="0" w:firstLine="0"/>
+                    <w:jc w:val="left"/>
+                  </w:pPr>
+                  <w:r>
+                    <w:t xml:space="preserve">EYAL</w:t>
+                  </w:r>
+                  <w:r>
+                    <w:t xml:space="preserve"> </w:t>
+                  </w:r>
+                  <w:r>
+                    <w:t xml:space="preserve">HANFLING,</w:t>
+                  </w:r>
+                  <w:r>
+                    <w:t xml:space="preserve"> </w:t>
+                  </w:r>
+                  <w:r>
+                    <w:t xml:space="preserve">individually</w:t>
+                  </w:r>
+                  <w:r>
+                    <w:t xml:space="preserve"> </w:t>
+                  </w:r>
+                  <w:r>
+                    <w:t xml:space="preserve">and</w:t>
+                  </w:r>
+                  <w:r>
+                    <w:t xml:space="preserve"> </w:t>
+                  </w:r>
+                  <w:r>
+                    <w:t xml:space="preserve">on</w:t>
+                  </w:r>
+                  <w:r>
+                    <w:t xml:space="preserve"> </w:t>
+                  </w:r>
+                  <w:r>
+                    <w:t xml:space="preserve">behalf</w:t>
+                  </w:r>
+                  <w:r>
+                    <w:t xml:space="preserve"> </w:t>
+                  </w:r>
+                  <w:r>
+                    <w:t xml:space="preserve">of</w:t>
+                  </w:r>
+                  <w:r>
+                    <w:t xml:space="preserve"> </w:t>
+                  </w:r>
+                  <w:r>
+                    <w:t xml:space="preserve">all</w:t>
+                  </w:r>
+                  <w:r>
+                    <w:t xml:space="preserve"> </w:t>
+                  </w:r>
+                  <w:r>
+                    <w:t xml:space="preserve">others</w:t>
+                  </w:r>
+                  <w:r>
+                    <w:t xml:space="preserve"> </w:t>
+                  </w:r>
+                  <w:r>
+                    <w:t xml:space="preserve">similarly</w:t>
+                  </w:r>
+                  <w:r>
+                    <w:t xml:space="preserve"> </w:t>
+                  </w:r>
+                  <w:r>
+                    <w:t xml:space="preserve">situated,</w:t>
+                  </w:r>
+                </w:p>
+                <w:p>
+                  <w:pPr>
+                    <w:spacing w:before="276" w:after="0" w:line="276" w:lineRule="exact"/>
+                    <w:ind w:left="720" w:firstLine="0"/>
+                    <w:jc w:val="left"/>
+                  </w:pPr>
+                  <w:r>
+                    <w:t xml:space="preserve">Plaintiff,</w:t>
+                  </w:r>
+                </w:p>
+                <w:p>
+                  <w:pPr>
+                    <w:spacing w:before="276" w:after="276" w:line="276" w:lineRule="exact"/>
+                    <w:ind w:left="0" w:firstLine="0"/>
+                    <w:jc w:val="left"/>
+                  </w:pPr>
+                  <w:r>
+                    <w:t xml:space="preserve">v.</w:t>
+                  </w:r>
+                </w:p>
+                <w:p>
+                  <w:pPr>
+                    <w:spacing w:before="0" w:after="0" w:line="276" w:lineRule="exact"/>
+                    <w:ind w:left="0" w:firstLine="0"/>
+                    <w:jc w:val="left"/>
+                  </w:pPr>
+                  <w:r>
+                    <w:t xml:space="preserve">GRINNELL</w:t>
+                  </w:r>
+                  <w:r>
+                    <w:t xml:space="preserve"> </w:t>
+                  </w:r>
+                  <w:r>
+                    <w:t xml:space="preserve">COLLEGE,</w:t>
+                  </w:r>
+                </w:p>
+                <w:p>
+                  <w:pPr>
+                    <w:spacing w:before="276" w:after="0" w:line="276" w:lineRule="exact"/>
+                    <w:ind w:left="720" w:firstLine="0"/>
+                    <w:jc w:val="left"/>
+                  </w:pPr>
+                  <w:r>
+                    <w:t xml:space="preserve">Defendant.</w:t>
+                  </w:r>
+                </w:p>
+              </w:tc>
+            </w:tr>
+          </w:tbl>
           <w:p>
             <w:pPr>
-              <w:spacing w:before="0" w:after="0" w:line="280" w:lineRule="exact"/>
-              <w:ind w:left="0" w:firstLine="0"/>
-            </w:pPr>
-            <w:r>
-              <w:t xml:space="preserve">EYAL HANFLING, individually and on behalf of all others similarly situated,</w:t>
-            </w:r>
-          </w:p>
-          <w:p>
-            <w:pPr>
-              <w:spacing w:before="0" w:after="0" w:line="280" w:lineRule="exact"/>
-              <w:ind w:left="0" w:firstLine="0"/>
-            </w:pPr>
-            <w:r>
-              <w:t xml:space="preserve">Plaintiff,</w:t>
-            </w:r>
-          </w:p>
-          <w:p>
-            <w:pPr>
-              <w:spacing w:before="0" w:after="0" w:line="280" w:lineRule="exact"/>
-              <w:ind w:left="0" w:firstLine="0"/>
-            </w:pPr>
-            <w:r>
-              <w:t xml:space="preserve">v.</w:t>
-            </w:r>
-          </w:p>
-          <w:p>
-            <w:pPr>
-              <w:spacing w:before="0" w:after="0" w:line="280" w:lineRule="exact"/>
-              <w:ind w:left="0" w:firstLine="0"/>
-            </w:pPr>
-            <w:r>
-              <w:t xml:space="preserve">GRINNELL COLLEGE,</w:t>
-            </w:r>
-          </w:p>
-          <w:p>
-            <w:pPr>
-              <w:spacing w:before="0" w:after="0" w:line="280" w:lineRule="exact"/>
-              <w:ind w:left="0" w:firstLine="0"/>
-            </w:pPr>
-            <w:r>
-              <w:t xml:space="preserve">Defendant.</w:t>
-            </w:r>
-          </w:p>
-        </w:tc>
-        <w:tc>
-          <w:tcPr>
-            <w:tcW w:w="288" w:type="dxa"/>
-          </w:tcPr>
-          <w:p>
-            <w:pPr>
-              <w:spacing w:before="0" w:after="0" w:line="280" w:lineRule="exact"/>
-              <w:ind w:left="0" w:firstLine="0"/>
+              <w:spacing w:before="0" w:after="0" w:line="1" w:lineRule="exact"/>
             </w:pPr>
           </w:p>
         </w:tc>
         <w:tc>
           <w:tcPr>
-            <w:tcW w:w="4392" w:type="dxa"/>
-            <w:tcMar>
-              <w:left w:w="144" w:type="dxa"/>
-            </w:tcMar>
+            <w:tcW w:w="4680" w:type="dxa"/>
           </w:tcPr>
+          <w:tbl>
+            <w:tblPr>
+              <w:tblW w:w="4680" w:type="dxa"/>
+              <w:tblInd w:w="0" w:type="dxa"/>
+              <w:tblBorders>
+                <w:top w:val="single" w:sz="6" w:space="0" w:color="000000"/>
+                <w:left w:val="nil"/>
+                <w:bottom w:val="single" w:sz="6" w:space="0" w:color="000000"/>
+                <w:right w:val="nil"/>
+              </w:tblBorders>
+              <w:tblLayout w:type="fixed"/>
+              <w:tblCellMar>
+                <w:top w:w="120" w:type="dxa"/>
+                <w:left w:w="200" w:type="dxa"/>
+                <w:bottom w:w="200" w:type="dxa"/>
+                <w:right w:w="108" w:type="dxa"/>
+              </w:tblCellMar>
+              <w:tblLook w:val="0000" w:firstRow="0" w:lastRow="0" w:firstColumn="0" w:lastColumn="0" w:noHBand="0" w:noVBand="0"/>
+            </w:tblPr>
+            <w:tblGrid>
+              <w:gridCol w:w="4680"/>
+            </w:tblGrid>
+            <w:tr>
+              <w:trPr>
+                <w:cantSplit/>
+              </w:trPr>
+              <w:tc>
+                <w:tcPr>
+                  <w:tcW w:w="4680" w:type="dxa"/>
+                </w:tcPr>
+                <w:p>
+                  <w:pPr>
+                    <w:spacing w:before="0" w:after="0" w:line="276" w:lineRule="exact"/>
+                    <w:ind w:left="0" w:firstLine="0"/>
+                    <w:jc w:val="left"/>
+                  </w:pPr>
+                  <w:r>
+                    <w:t xml:space="preserve">Case</w:t>
+                  </w:r>
+                  <w:r>
+                    <w:t xml:space="preserve"> </w:t>
+                  </w:r>
+                  <w:r>
+                    <w:t xml:space="preserve">No.</w:t>
+                  </w:r>
+                  <w:r>
+                    <w:t xml:space="preserve"> </w:t>
+                  </w:r>
+                  <w:r>
+                    <w:t xml:space="preserve">4:26-cv-⁠00213-RGE-HCA</w:t>
+                  </w:r>
+                </w:p>
+                <w:p>
+                  <w:pPr>
+                    <w:spacing w:before="480" w:after="0" w:line="276" w:lineRule="exact"/>
+                    <w:ind w:left="0" w:firstLine="0"/>
+                    <w:jc w:val="center"/>
+                  </w:pPr>
+                  <w:r>
+                    <w:rPr>
+                      <w:b/>
+                      <w:bCs/>
+                    </w:rPr>
+                    <w:t xml:space="preserve">BRIEF</w:t>
+                  </w:r>
+                  <w:r>
+                    <w:rPr>
+                      <w:b/>
+                      <w:bCs/>
+                    </w:rPr>
+                    <w:t xml:space="preserve"> </w:t>
+                  </w:r>
+                  <w:r>
+                    <w:rPr>
+                      <w:b/>
+                      <w:bCs/>
+                    </w:rPr>
+                    <w:t xml:space="preserve">IN</w:t>
+                  </w:r>
+                  <w:r>
+                    <w:rPr>
+                      <w:b/>
+                      <w:bCs/>
+                    </w:rPr>
+                    <w:t xml:space="preserve"> </w:t>
+                  </w:r>
+                  <w:r>
+                    <w:rPr>
+                      <w:b/>
+                      <w:bCs/>
+                    </w:rPr>
+                    <w:t xml:space="preserve">SUPPORT</w:t>
+                  </w:r>
+                  <w:r>
+                    <w:rPr>
+                      <w:b/>
+                      <w:bCs/>
+                    </w:rPr>
+                    <w:t xml:space="preserve"> </w:t>
+                  </w:r>
+                  <w:r>
+                    <w:rPr>
+                      <w:b/>
+                      <w:bCs/>
+                    </w:rPr>
+                    <w:t xml:space="preserve">OF</w:t>
+                  </w:r>
+                  <w:r>
+                    <w:rPr>
+                      <w:b/>
+                      <w:bCs/>
+                    </w:rPr>
+                    <w:t xml:space="preserve"> </w:t>
+                  </w:r>
+                  <w:r>
+                    <w:rPr>
+                      <w:b/>
+                      <w:bCs/>
+                    </w:rPr>
+                    <w:t xml:space="preserve">MOTION</w:t>
+                  </w:r>
+                  <w:r>
+                    <w:rPr>
+                      <w:b/>
+                      <w:bCs/>
+                    </w:rPr>
+                    <w:t xml:space="preserve"> </w:t>
+                  </w:r>
+                  <w:r>
+                    <w:rPr>
+                      <w:b/>
+                      <w:bCs/>
+                    </w:rPr>
+                    <w:t xml:space="preserve">TO</w:t>
+                  </w:r>
+                  <w:r>
+                    <w:rPr>
+                      <w:b/>
+                      <w:bCs/>
+                    </w:rPr>
+                    <w:t xml:space="preserve"> </w:t>
+                  </w:r>
+                  <w:r>
+                    <w:rPr>
+                      <w:b/>
+                      <w:bCs/>
+                    </w:rPr>
+                    <w:t xml:space="preserve">DISMISS</w:t>
+                  </w:r>
+                </w:p>
+                <w:p>
+                  <w:pPr>
+                    <w:spacing w:before="480" w:after="0" w:line="276" w:lineRule="exact"/>
+                    <w:ind w:left="0" w:firstLine="0"/>
+                    <w:jc w:val="left"/>
+                  </w:pPr>
+                  <w:r>
+                    <w:rPr>
+                      <w:b/>
+                      <w:bCs/>
+                    </w:rPr>
+                    <w:t xml:space="preserve">ORAL</w:t>
+                  </w:r>
+                  <w:r>
+                    <w:rPr>
+                      <w:b/>
+                      <w:bCs/>
+                    </w:rPr>
+                    <w:t xml:space="preserve"> </w:t>
+                  </w:r>
+                  <w:r>
+                    <w:rPr>
+                      <w:b/>
+                      <w:bCs/>
+                    </w:rPr>
+                    <w:t xml:space="preserve">ARGUMENT</w:t>
+                  </w:r>
+                  <w:r>
+                    <w:rPr>
+                      <w:b/>
+                      <w:bCs/>
+                    </w:rPr>
+                    <w:t xml:space="preserve"> </w:t>
+                  </w:r>
+                  <w:r>
+                    <w:rPr>
+                      <w:b/>
+                      <w:bCs/>
+                    </w:rPr>
+                    <w:t xml:space="preserve">REQUESTED</w:t>
+                  </w:r>
+                </w:p>
+              </w:tc>
+            </w:tr>
+          </w:tbl>
           <w:p>
             <w:pPr>
-              <w:spacing w:before="0" w:after="240" w:line="280" w:lineRule="exact"/>
-              <w:ind w:left="0" w:firstLine="0"/>
+              <w:spacing w:before="0" w:after="0" w:line="1" w:lineRule="exact"/>
             </w:pPr>
-            <w:r>
-              <w:t xml:space="preserve">Case No. 4:26-cv-00213-RGE-HCA</w:t>
-            </w:r>
-          </w:p>
-          <w:p>
-            <w:pPr>
-              <w:spacing w:before="0" w:after="240" w:line="280" w:lineRule="exact"/>
-              <w:ind w:left="0" w:firstLine="0"/>
-            </w:pPr>
-            <w:r>
-              <w:rPr>
-                <w:b/>
-                <w:bCs/>
-              </w:rPr>
-              <w:t xml:space="preserve">BRIEF IN SUPPORT OF MOTION TO DISMISS</w:t>
-            </w:r>
-          </w:p>
-          <w:p>
-            <w:pPr>
-              <w:spacing w:before="0" w:after="0" w:line="280" w:lineRule="exact"/>
-              <w:ind w:left="0" w:firstLine="0"/>
-            </w:pPr>
-            <w:r>
-              <w:rPr>
-                <w:b/>
-                <w:bCs/>
-              </w:rPr>
-              <w:t xml:space="preserve">ORAL ARGUMENT REQUESTED</w:t>
-            </w:r>
           </w:p>
         </w:tc>
       </w:tr>
     </w:tbl>
     <w:p>
-      <w:r>
-        <w:br w:type="page"/>
-      </w:r>
+      <w:pPr>
+        <w:spacing w:before="0" w:after="0" w:line="1" w:lineRule="exact"/>
+        <w:sectPr>
+          <w:footerReference w:type="default" r:id="rIdXdPage"/>
+          <w:pgSz w:w="12240" w:h="15840"/>
+          <w:pgMar w:top="1440" w:right="1440" w:bottom="1440" w:left="1440" w:header="720" w:footer="732" w:gutter="0"/>
+          <w:pgNumType w:fmt="lowerRoman" w:start="1"/>
+        </w:sectPr>
+      </w:pPr>
     </w:p>
     <w:p>
       <w:pPr>
         <w:keepNext/>
-        <w:spacing w:before="0" w:after="0" w:line="480" w:lineRule="exact"/>
+        <w:keepLines/>
+        <w:spacing w:before="0" w:after="240" w:line="276" w:lineRule="exact"/>
         <w:ind w:left="0" w:firstLine="0"/>
         <w:jc w:val="center"/>
       </w:pPr>
@@ -198,34 +613,51 @@
           <w:b/>
           <w:bCs/>
         </w:rPr>
-        <w:t xml:space="preserve">TABLE OF CONTENTS</w:t>
+        <w:t xml:space="preserve">TABLE</w:t>
+      </w:r>
+      <w:r>
+        <w:rPr>
+          <w:b/>
+          <w:bCs/>
+        </w:rPr>
+        <w:t xml:space="preserve"> </w:t>
+      </w:r>
+      <w:r>
+        <w:rPr>
+          <w:b/>
+          <w:bCs/>
+        </w:rPr>
+        <w:t xml:space="preserve">OF</w:t>
+      </w:r>
+      <w:r>
+        <w:rPr>
+          <w:b/>
+          <w:bCs/>
+        </w:rPr>
+        <w:t xml:space="preserve"> </w:t>
+      </w:r>
+      <w:r>
+        <w:rPr>
+          <w:b/>
+          <w:bCs/>
+        </w:rPr>
+        <w:t xml:space="preserve">CONTENTS</w:t>
       </w:r>
     </w:p>
     <w:p>
       <w:pPr>
-        <w:keepNext/>
-        <w:spacing w:before="0" w:after="240" w:line="280" w:lineRule="exact"/>
-        <w:ind w:left="0" w:firstLine="0"/>
-        <w:jc w:val="right"/>
-      </w:pPr>
-      <w:r>
-        <w:rPr>
-          <w:b/>
-          <w:bCs/>
-        </w:rPr>
-        <w:t xml:space="preserve">Page</w:t>
-      </w:r>
-    </w:p>
-    <w:p>
-      <w:pPr>
+        <w:keepLines/>
         <w:tabs>
           <w:tab w:val="right" w:leader="dot" w:pos="9360"/>
         </w:tabs>
-        <w:spacing w:before="0" w:after="120" w:line="480" w:lineRule="exact"/>
-        <w:ind w:left="0" w:firstLine="0"/>
+        <w:spacing w:before="240" w:after="0" w:line="276" w:lineRule="exact"/>
+        <w:ind w:left="720" w:right="720" w:hanging="720"/>
       </w:pPr>
       <w:r>
         <w:t xml:space="preserve">INTRODUCTION</w:t>
+      </w:r>
+      <w:r>
+        <w:t xml:space="preserve">   </w:t>
       </w:r>
       <w:r>
         <w:tab/>
@@ -236,14 +668,24 @@
     </w:p>
     <w:p>
       <w:pPr>
+        <w:keepLines/>
         <w:tabs>
           <w:tab w:val="right" w:leader="dot" w:pos="9360"/>
         </w:tabs>
-        <w:spacing w:before="0" w:after="120" w:line="480" w:lineRule="exact"/>
-        <w:ind w:left="0" w:firstLine="0"/>
-      </w:pPr>
-      <w:r>
-        <w:t xml:space="preserve">FACTUAL BACKGROUND</w:t>
+        <w:spacing w:before="240" w:after="0" w:line="276" w:lineRule="exact"/>
+        <w:ind w:left="720" w:right="720" w:hanging="720"/>
+      </w:pPr>
+      <w:r>
+        <w:t xml:space="preserve">FACTUAL</w:t>
+      </w:r>
+      <w:r>
+        <w:t xml:space="preserve"> </w:t>
+      </w:r>
+      <w:r>
+        <w:t xml:space="preserve">BACKGROUND</w:t>
+      </w:r>
+      <w:r>
+        <w:t xml:space="preserve">   </w:t>
       </w:r>
       <w:r>
         <w:tab/>
@@ -254,14 +696,18 @@
     </w:p>
     <w:p>
       <w:pPr>
+        <w:keepLines/>
         <w:tabs>
           <w:tab w:val="right" w:leader="dot" w:pos="9360"/>
         </w:tabs>
-        <w:spacing w:before="0" w:after="120" w:line="480" w:lineRule="exact"/>
-        <w:ind w:left="0" w:firstLine="0"/>
+        <w:spacing w:before="240" w:after="0" w:line="276" w:lineRule="exact"/>
+        <w:ind w:left="720" w:right="720" w:hanging="720"/>
       </w:pPr>
       <w:r>
         <w:t xml:space="preserve">ARGUMENT</w:t>
+      </w:r>
+      <w:r>
+        <w:t xml:space="preserve">   </w:t>
       </w:r>
       <w:r>
         <w:tab/>
@@ -272,11 +718,12 @@
     </w:p>
     <w:p>
       <w:pPr>
+        <w:keepLines/>
         <w:tabs>
           <w:tab w:val="right" w:leader="dot" w:pos="9360"/>
         </w:tabs>
-        <w:spacing w:before="0" w:after="120" w:line="280" w:lineRule="exact"/>
-        <w:ind w:left="720" w:hanging="720"/>
+        <w:spacing w:before="240" w:after="0" w:line="276" w:lineRule="exact"/>
+        <w:ind w:left="1440" w:right="720" w:hanging="720"/>
       </w:pPr>
       <w:r>
         <w:t xml:space="preserve">I.</w:t>
@@ -285,7 +732,46 @@
         <w:tab/>
       </w:r>
       <w:r>
-        <w:t xml:space="preserve">Plaintiff does not possess Article III standing.</w:t>
+        <w:t xml:space="preserve">Plaintiff</w:t>
+      </w:r>
+      <w:r>
+        <w:t xml:space="preserve"> </w:t>
+      </w:r>
+      <w:r>
+        <w:t xml:space="preserve">does</w:t>
+      </w:r>
+      <w:r>
+        <w:t xml:space="preserve"> </w:t>
+      </w:r>
+      <w:r>
+        <w:t xml:space="preserve">not</w:t>
+      </w:r>
+      <w:r>
+        <w:t xml:space="preserve"> </w:t>
+      </w:r>
+      <w:r>
+        <w:t xml:space="preserve">possess</w:t>
+      </w:r>
+      <w:r>
+        <w:t xml:space="preserve"> </w:t>
+      </w:r>
+      <w:r>
+        <w:t xml:space="preserve">Article</w:t>
+      </w:r>
+      <w:r>
+        <w:t xml:space="preserve"> </w:t>
+      </w:r>
+      <w:r>
+        <w:t xml:space="preserve">III</w:t>
+      </w:r>
+      <w:r>
+        <w:t xml:space="preserve"> </w:t>
+      </w:r>
+      <w:r>
+        <w:t xml:space="preserve">standing.</w:t>
+      </w:r>
+      <w:r>
+        <w:t xml:space="preserve">   </w:t>
       </w:r>
       <w:r>
         <w:tab/>
@@ -296,14 +782,18 @@
     </w:p>
     <w:p>
       <w:pPr>
+        <w:keepLines/>
         <w:tabs>
           <w:tab w:val="right" w:leader="dot" w:pos="9360"/>
         </w:tabs>
-        <w:spacing w:before="0" w:after="120" w:line="480" w:lineRule="exact"/>
-        <w:ind w:left="0" w:firstLine="0"/>
+        <w:spacing w:before="240" w:after="0" w:line="276" w:lineRule="exact"/>
+        <w:ind w:left="720" w:right="720" w:hanging="720"/>
       </w:pPr>
       <w:r>
         <w:t xml:space="preserve">CONCLUSION</w:t>
+      </w:r>
+      <w:r>
+        <w:t xml:space="preserve">   </w:t>
       </w:r>
       <w:r>
         <w:tab/>
@@ -313,14 +803,16 @@
       </w:r>
     </w:p>
     <w:p>
-      <w:r>
-        <w:br w:type="page"/>
-      </w:r>
+      <w:pPr>
+        <w:pageBreakBefore/>
+        <w:spacing w:before="0" w:after="0" w:line="1" w:lineRule="exact"/>
+      </w:pPr>
     </w:p>
     <w:p>
       <w:pPr>
         <w:keepNext/>
-        <w:spacing w:before="0" w:after="0" w:line="480" w:lineRule="exact"/>
+        <w:keepLines/>
+        <w:spacing w:before="0" w:after="240" w:line="276" w:lineRule="exact"/>
         <w:ind w:left="0" w:firstLine="0"/>
         <w:jc w:val="center"/>
       </w:pPr>
@@ -329,16 +821,62 @@
           <w:b/>
           <w:bCs/>
         </w:rPr>
-        <w:t xml:space="preserve">TABLE OF AUTHORITIES</w:t>
+        <w:t xml:space="preserve">TABLE</w:t>
+      </w:r>
+      <w:r>
+        <w:rPr>
+          <w:b/>
+          <w:bCs/>
+        </w:rPr>
+        <w:t xml:space="preserve"> </w:t>
+      </w:r>
+      <w:r>
+        <w:rPr>
+          <w:b/>
+          <w:bCs/>
+        </w:rPr>
+        <w:t xml:space="preserve">OF</w:t>
+      </w:r>
+      <w:r>
+        <w:rPr>
+          <w:b/>
+          <w:bCs/>
+        </w:rPr>
+        <w:t xml:space="preserve"> </w:t>
+      </w:r>
+      <w:r>
+        <w:rPr>
+          <w:b/>
+          <w:bCs/>
+        </w:rPr>
+        <w:t xml:space="preserve">AUTHORITIES</w:t>
       </w:r>
     </w:p>
     <w:p>
       <w:pPr>
         <w:keepNext/>
-        <w:spacing w:before="0" w:after="240" w:line="280" w:lineRule="exact"/>
+        <w:keepLines/>
+        <w:tabs>
+          <w:tab w:val="right" w:pos="9360"/>
+        </w:tabs>
+        <w:spacing w:before="240" w:after="120" w:line="276" w:lineRule="exact"/>
         <w:ind w:left="0" w:firstLine="0"/>
-        <w:jc w:val="right"/>
-      </w:pPr>
+        <w:jc w:val="left"/>
+      </w:pPr>
+      <w:r>
+        <w:rPr>
+          <w:b/>
+          <w:bCs/>
+        </w:rPr>
+        <w:t xml:space="preserve">Cases</w:t>
+      </w:r>
+      <w:r>
+        <w:rPr>
+          <w:b/>
+          <w:bCs/>
+        </w:rPr>
+        <w:tab/>
+      </w:r>
       <w:r>
         <w:rPr>
           <w:b/>
@@ -349,38 +887,129 @@
     </w:p>
     <w:p>
       <w:pPr>
-        <w:keepNext/>
-        <w:spacing w:before="0" w:after="120" w:line="280" w:lineRule="exact"/>
-        <w:ind w:left="0" w:firstLine="0"/>
-      </w:pPr>
-      <w:r>
-        <w:rPr>
-          <w:b/>
-          <w:bCs/>
-        </w:rPr>
-        <w:t xml:space="preserve">Cases</w:t>
-      </w:r>
-    </w:p>
-    <w:p>
-      <w:pPr>
+        <w:keepLines/>
         <w:tabs>
           <w:tab w:val="right" w:leader="dot" w:pos="9360"/>
         </w:tabs>
-        <w:spacing w:before="0" w:after="120" w:line="280" w:lineRule="exact"/>
-        <w:ind w:left="504" w:hanging="504"/>
-      </w:pPr>
-      <w:r>
-        <w:rPr>
-          <w:i/>
-          <w:iCs/>
-        </w:rPr>
-        <w:t xml:space="preserve">Adams v. PSP Grp., LLC</w:t>
-      </w:r>
-      <w:r>
-        <w:t xml:space="preserve">, </w:t>
-      </w:r>
-      <w:r>
-        <w:t xml:space="preserve">691 F. Supp. 3d 1031 (E.D. Mo. 2023)</w:t>
+        <w:spacing w:before="240" w:after="0" w:line="276" w:lineRule="exact"/>
+        <w:ind w:left="360" w:right="1120" w:hanging="360"/>
+      </w:pPr>
+      <w:r>
+        <w:rPr>
+          <w:i/>
+          <w:iCs/>
+        </w:rPr>
+        <w:t xml:space="preserve">Adams</w:t>
+      </w:r>
+      <w:r>
+        <w:rPr>
+          <w:i/>
+          <w:iCs/>
+        </w:rPr>
+        <w:t xml:space="preserve"> </w:t>
+      </w:r>
+      <w:r>
+        <w:rPr>
+          <w:i/>
+          <w:iCs/>
+        </w:rPr>
+        <w:t xml:space="preserve">v.</w:t>
+      </w:r>
+      <w:r>
+        <w:rPr>
+          <w:i/>
+          <w:iCs/>
+        </w:rPr>
+        <w:t xml:space="preserve"> </w:t>
+      </w:r>
+      <w:r>
+        <w:rPr>
+          <w:i/>
+          <w:iCs/>
+        </w:rPr>
+        <w:t xml:space="preserve">PSP</w:t>
+      </w:r>
+      <w:r>
+        <w:rPr>
+          <w:i/>
+          <w:iCs/>
+        </w:rPr>
+        <w:t xml:space="preserve"> </w:t>
+      </w:r>
+      <w:r>
+        <w:rPr>
+          <w:i/>
+          <w:iCs/>
+        </w:rPr>
+        <w:t xml:space="preserve">Grp.,</w:t>
+      </w:r>
+      <w:r>
+        <w:rPr>
+          <w:i/>
+          <w:iCs/>
+        </w:rPr>
+        <w:t xml:space="preserve"> </w:t>
+      </w:r>
+      <w:r>
+        <w:rPr>
+          <w:i/>
+          <w:iCs/>
+        </w:rPr>
+        <w:t xml:space="preserve">LLC</w:t>
+      </w:r>
+      <w:r>
+        <w:t xml:space="preserve">,</w:t>
+      </w:r>
+      <w:r>
+        <w:t xml:space="preserve"> </w:t>
+      </w:r>
+      <w:r>
+        <w:t xml:space="preserve">691</w:t>
+      </w:r>
+      <w:r>
+        <w:t xml:space="preserve"> </w:t>
+      </w:r>
+      <w:r>
+        <w:t xml:space="preserve">F.</w:t>
+      </w:r>
+      <w:r>
+        <w:t xml:space="preserve"> </w:t>
+      </w:r>
+      <w:r>
+        <w:t xml:space="preserve">Supp.</w:t>
+      </w:r>
+      <w:r>
+        <w:t xml:space="preserve"> </w:t>
+      </w:r>
+      <w:r>
+        <w:t xml:space="preserve">3d</w:t>
+      </w:r>
+      <w:r>
+        <w:t xml:space="preserve"> </w:t>
+      </w:r>
+      <w:r>
+        <w:t xml:space="preserve">1031</w:t>
+      </w:r>
+      <w:r>
+        <w:t xml:space="preserve"> </w:t>
+      </w:r>
+      <w:r>
+        <w:t xml:space="preserve">(E.D.</w:t>
+      </w:r>
+      <w:r>
+        <w:t xml:space="preserve"> </w:t>
+      </w:r>
+      <w:r>
+        <w:t xml:space="preserve">Mo.</w:t>
+      </w:r>
+      <w:r>
+        <w:t xml:space="preserve"> </w:t>
+      </w:r>
+      <w:r>
+        <w:t xml:space="preserve">2023)</w:t>
+      </w:r>
+      <w:r>
+        <w:t xml:space="preserve">   </w:t>
       </w:r>
       <w:r>
         <w:tab/>
@@ -391,24 +1020,143 @@
     </w:p>
     <w:p>
       <w:pPr>
+        <w:keepLines/>
         <w:tabs>
           <w:tab w:val="right" w:leader="dot" w:pos="9360"/>
         </w:tabs>
-        <w:spacing w:before="0" w:after="120" w:line="280" w:lineRule="exact"/>
-        <w:ind w:left="504" w:hanging="504"/>
-      </w:pPr>
-      <w:r>
-        <w:rPr>
-          <w:i/>
-          <w:iCs/>
-        </w:rPr>
-        <w:t xml:space="preserve">Arndt v. Gov’t Emps. Ins. Co.</w:t>
-      </w:r>
-      <w:r>
-        <w:t xml:space="preserve">, </w:t>
-      </w:r>
-      <w:r>
-        <w:t xml:space="preserve">750 F. Supp. 3d 518 (D. Md. 2024)</w:t>
+        <w:spacing w:before="240" w:after="0" w:line="276" w:lineRule="exact"/>
+        <w:ind w:left="360" w:right="1120" w:hanging="360"/>
+      </w:pPr>
+      <w:r>
+        <w:rPr>
+          <w:i/>
+          <w:iCs/>
+        </w:rPr>
+        <w:t xml:space="preserve">Arndt</w:t>
+      </w:r>
+      <w:r>
+        <w:rPr>
+          <w:i/>
+          <w:iCs/>
+        </w:rPr>
+        <w:t xml:space="preserve"> </w:t>
+      </w:r>
+      <w:r>
+        <w:rPr>
+          <w:i/>
+          <w:iCs/>
+        </w:rPr>
+        <w:t xml:space="preserve">v.</w:t>
+      </w:r>
+      <w:r>
+        <w:rPr>
+          <w:i/>
+          <w:iCs/>
+        </w:rPr>
+        <w:t xml:space="preserve"> </w:t>
+      </w:r>
+      <w:r>
+        <w:rPr>
+          <w:i/>
+          <w:iCs/>
+        </w:rPr>
+        <w:t xml:space="preserve">Gov’t</w:t>
+      </w:r>
+      <w:r>
+        <w:rPr>
+          <w:i/>
+          <w:iCs/>
+        </w:rPr>
+        <w:t xml:space="preserve"> </w:t>
+      </w:r>
+      <w:r>
+        <w:rPr>
+          <w:i/>
+          <w:iCs/>
+        </w:rPr>
+        <w:t xml:space="preserve">Emps.</w:t>
+      </w:r>
+      <w:r>
+        <w:rPr>
+          <w:i/>
+          <w:iCs/>
+        </w:rPr>
+        <w:t xml:space="preserve"> </w:t>
+      </w:r>
+      <w:r>
+        <w:rPr>
+          <w:i/>
+          <w:iCs/>
+        </w:rPr>
+        <w:t xml:space="preserve">Ins.</w:t>
+      </w:r>
+      <w:r>
+        <w:rPr>
+          <w:i/>
+          <w:iCs/>
+        </w:rPr>
+        <w:t xml:space="preserve"> </w:t>
+      </w:r>
+      <w:r>
+        <w:rPr>
+          <w:i/>
+          <w:iCs/>
+        </w:rPr>
+        <w:t xml:space="preserve">Co.</w:t>
+      </w:r>
+      <w:r>
+        <w:t xml:space="preserve">,</w:t>
+      </w:r>
+      <w:r>
+        <w:t xml:space="preserve"> </w:t>
+      </w:r>
+      <w:r>
+        <w:t xml:space="preserve">750</w:t>
+      </w:r>
+      <w:r>
+        <w:t xml:space="preserve"> </w:t>
+      </w:r>
+      <w:r>
+        <w:t xml:space="preserve">F.</w:t>
+      </w:r>
+      <w:r>
+        <w:t xml:space="preserve"> </w:t>
+      </w:r>
+      <w:r>
+        <w:t xml:space="preserve">Supp.</w:t>
+      </w:r>
+      <w:r>
+        <w:t xml:space="preserve"> </w:t>
+      </w:r>
+      <w:r>
+        <w:t xml:space="preserve">3d</w:t>
+      </w:r>
+      <w:r>
+        <w:t xml:space="preserve"> </w:t>
+      </w:r>
+      <w:r>
+        <w:t xml:space="preserve">518</w:t>
+      </w:r>
+      <w:r>
+        <w:t xml:space="preserve"> </w:t>
+      </w:r>
+      <w:r>
+        <w:t xml:space="preserve">(D.</w:t>
+      </w:r>
+      <w:r>
+        <w:t xml:space="preserve"> </w:t>
+      </w:r>
+      <w:r>
+        <w:t xml:space="preserve">Md.</w:t>
+      </w:r>
+      <w:r>
+        <w:t xml:space="preserve"> </w:t>
+      </w:r>
+      <w:r>
+        <w:t xml:space="preserve">2024)</w:t>
+      </w:r>
+      <w:r>
+        <w:t xml:space="preserve">   </w:t>
       </w:r>
       <w:r>
         <w:tab/>
@@ -419,52 +1167,240 @@
     </w:p>
     <w:p>
       <w:pPr>
+        <w:keepLines/>
         <w:tabs>
           <w:tab w:val="right" w:leader="dot" w:pos="9360"/>
         </w:tabs>
-        <w:spacing w:before="0" w:after="120" w:line="280" w:lineRule="exact"/>
-        <w:ind w:left="504" w:hanging="504"/>
-      </w:pPr>
-      <w:r>
-        <w:rPr>
-          <w:i/>
-          <w:iCs/>
-        </w:rPr>
-        <w:t xml:space="preserve">Butler v. U.S. Bancorp</w:t>
-      </w:r>
-      <w:r>
-        <w:t xml:space="preserve">, </w:t>
-      </w:r>
-      <w:r>
-        <w:t xml:space="preserve">No. 24-CV-03700 (JMB/SGE), 2026 WL 883904 (D. Minn. Mar. 31, 2026)</w:t>
+        <w:spacing w:before="240" w:after="0" w:line="276" w:lineRule="exact"/>
+        <w:ind w:left="360" w:right="1120" w:hanging="360"/>
+      </w:pPr>
+      <w:r>
+        <w:rPr>
+          <w:i/>
+          <w:iCs/>
+        </w:rPr>
+        <w:t xml:space="preserve">Butler</w:t>
+      </w:r>
+      <w:r>
+        <w:rPr>
+          <w:i/>
+          <w:iCs/>
+        </w:rPr>
+        <w:t xml:space="preserve"> </w:t>
+      </w:r>
+      <w:r>
+        <w:rPr>
+          <w:i/>
+          <w:iCs/>
+        </w:rPr>
+        <w:t xml:space="preserve">v.</w:t>
+      </w:r>
+      <w:r>
+        <w:rPr>
+          <w:i/>
+          <w:iCs/>
+        </w:rPr>
+        <w:t xml:space="preserve"> </w:t>
+      </w:r>
+      <w:r>
+        <w:rPr>
+          <w:i/>
+          <w:iCs/>
+        </w:rPr>
+        <w:t xml:space="preserve">U.S.</w:t>
+      </w:r>
+      <w:r>
+        <w:rPr>
+          <w:i/>
+          <w:iCs/>
+        </w:rPr>
+        <w:t xml:space="preserve"> </w:t>
+      </w:r>
+      <w:r>
+        <w:rPr>
+          <w:i/>
+          <w:iCs/>
+        </w:rPr>
+        <w:t xml:space="preserve">Bancorp</w:t>
+      </w:r>
+      <w:r>
+        <w:t xml:space="preserve">,</w:t>
+      </w:r>
+      <w:r>
+        <w:t xml:space="preserve"> </w:t>
+      </w:r>
+      <w:r>
+        <w:t xml:space="preserve">No.</w:t>
+      </w:r>
+      <w:r>
+        <w:t xml:space="preserve"> </w:t>
+      </w:r>
+      <w:r>
+        <w:t xml:space="preserve">24-CV-⁠03700</w:t>
+      </w:r>
+      <w:r>
+        <w:t xml:space="preserve"> </w:t>
+      </w:r>
+      <w:r>
+        <w:t xml:space="preserve">(JMB/​SGE),</w:t>
+      </w:r>
+      <w:r>
+        <w:t xml:space="preserve"> </w:t>
+      </w:r>
+      <w:r>
+        <w:t xml:space="preserve">2026</w:t>
+      </w:r>
+      <w:r>
+        <w:t xml:space="preserve"> </w:t>
+      </w:r>
+      <w:r>
+        <w:t xml:space="preserve">WL</w:t>
+      </w:r>
+      <w:r>
+        <w:t xml:space="preserve"> </w:t>
+      </w:r>
+      <w:r>
+        <w:t xml:space="preserve">883904</w:t>
+      </w:r>
+      <w:r>
+        <w:t xml:space="preserve"> </w:t>
+      </w:r>
+      <w:r>
+        <w:t xml:space="preserve">(D.</w:t>
+      </w:r>
+      <w:r>
+        <w:t xml:space="preserve"> </w:t>
+      </w:r>
+      <w:r>
+        <w:t xml:space="preserve">Minn.</w:t>
+      </w:r>
+      <w:r>
+        <w:t xml:space="preserve"> </w:t>
+      </w:r>
+      <w:r>
+        <w:t xml:space="preserve">Mar.</w:t>
+      </w:r>
+      <w:r>
+        <w:t xml:space="preserve"> </w:t>
+      </w:r>
+      <w:r>
+        <w:t xml:space="preserve">31,</w:t>
+      </w:r>
+      <w:r>
+        <w:t xml:space="preserve"> </w:t>
+      </w:r>
+      <w:r>
+        <w:t xml:space="preserve">2026)</w:t>
+      </w:r>
+      <w:r>
+        <w:t xml:space="preserve">   </w:t>
       </w:r>
       <w:r>
         <w:tab/>
       </w:r>
       <w:r>
-        <w:t xml:space="preserve">3, 4</w:t>
+        <w:t xml:space="preserve">3</w:t>
       </w:r>
     </w:p>
     <w:p>
       <w:pPr>
+        <w:keepLines/>
         <w:tabs>
           <w:tab w:val="right" w:leader="dot" w:pos="9360"/>
         </w:tabs>
-        <w:spacing w:before="0" w:after="120" w:line="280" w:lineRule="exact"/>
-        <w:ind w:left="504" w:hanging="504"/>
-      </w:pPr>
-      <w:r>
-        <w:rPr>
-          <w:i/>
-          <w:iCs/>
-        </w:rPr>
-        <w:t xml:space="preserve">In re SuperValu, Inc.</w:t>
-      </w:r>
-      <w:r>
-        <w:t xml:space="preserve">, </w:t>
-      </w:r>
-      <w:r>
-        <w:t xml:space="preserve">870 F.3d 763 (8th Cir. 2017)</w:t>
+        <w:spacing w:before="240" w:after="0" w:line="276" w:lineRule="exact"/>
+        <w:ind w:left="360" w:right="1120" w:hanging="360"/>
+      </w:pPr>
+      <w:r>
+        <w:rPr>
+          <w:i/>
+          <w:iCs/>
+        </w:rPr>
+        <w:t xml:space="preserve">In</w:t>
+      </w:r>
+      <w:r>
+        <w:rPr>
+          <w:i/>
+          <w:iCs/>
+        </w:rPr>
+        <w:t xml:space="preserve"> </w:t>
+      </w:r>
+      <w:r>
+        <w:rPr>
+          <w:i/>
+          <w:iCs/>
+        </w:rPr>
+        <w:t xml:space="preserve">re</w:t>
+      </w:r>
+      <w:r>
+        <w:rPr>
+          <w:i/>
+          <w:iCs/>
+        </w:rPr>
+        <w:t xml:space="preserve"> </w:t>
+      </w:r>
+      <w:r>
+        <w:rPr>
+          <w:i/>
+          <w:iCs/>
+        </w:rPr>
+        <w:t xml:space="preserve">SuperValu,</w:t>
+      </w:r>
+      <w:r>
+        <w:rPr>
+          <w:i/>
+          <w:iCs/>
+        </w:rPr>
+        <w:t xml:space="preserve"> </w:t>
+      </w:r>
+      <w:r>
+        <w:rPr>
+          <w:i/>
+          <w:iCs/>
+        </w:rPr>
+        <w:t xml:space="preserve">Inc.</w:t>
+      </w:r>
+      <w:r>
+        <w:t xml:space="preserve">,</w:t>
+      </w:r>
+      <w:r>
+        <w:t xml:space="preserve"> </w:t>
+      </w:r>
+      <w:r>
+        <w:t xml:space="preserve">870</w:t>
+      </w:r>
+      <w:r>
+        <w:t xml:space="preserve"> </w:t>
+      </w:r>
+      <w:r>
+        <w:t xml:space="preserve">F.3d</w:t>
+      </w:r>
+      <w:r>
+        <w:t xml:space="preserve"> </w:t>
+      </w:r>
+      <w:r>
+        <w:t xml:space="preserve">763</w:t>
+      </w:r>
+      <w:r>
+        <w:t xml:space="preserve"> </w:t>
+      </w:r>
+      <w:r>
+        <w:t xml:space="preserve">(8th</w:t>
+      </w:r>
+      <w:r>
+        <w:t xml:space="preserve"> </w:t>
+      </w:r>
+      <w:r>
+        <w:t xml:space="preserve">Cir.</w:t>
+      </w:r>
+      <w:r>
+        <w:t xml:space="preserve"> </w:t>
+      </w:r>
+      <w:r>
+        <w:t xml:space="preserve">2017)</w:t>
+      </w:r>
+      <w:r>
+        <w:t xml:space="preserve">   </w:t>
       </w:r>
       <w:r>
         <w:tab/>
@@ -475,24 +1411,103 @@
     </w:p>
     <w:p>
       <w:pPr>
+        <w:keepLines/>
         <w:tabs>
           <w:tab w:val="right" w:leader="dot" w:pos="9360"/>
         </w:tabs>
-        <w:spacing w:before="0" w:after="120" w:line="280" w:lineRule="exact"/>
-        <w:ind w:left="504" w:hanging="504"/>
-      </w:pPr>
-      <w:r>
-        <w:rPr>
-          <w:i/>
-          <w:iCs/>
-        </w:rPr>
-        <w:t xml:space="preserve">Jones v. Bloomingdales.com, LLC</w:t>
-      </w:r>
-      <w:r>
-        <w:t xml:space="preserve">, </w:t>
-      </w:r>
-      <w:r>
-        <w:t xml:space="preserve">124 F.4th 535 (8th Cir. 2024)</w:t>
+        <w:spacing w:before="240" w:after="0" w:line="276" w:lineRule="exact"/>
+        <w:ind w:left="360" w:right="1120" w:hanging="360"/>
+      </w:pPr>
+      <w:r>
+        <w:rPr>
+          <w:i/>
+          <w:iCs/>
+        </w:rPr>
+        <w:t xml:space="preserve">Jones</w:t>
+      </w:r>
+      <w:r>
+        <w:rPr>
+          <w:i/>
+          <w:iCs/>
+        </w:rPr>
+        <w:t xml:space="preserve"> </w:t>
+      </w:r>
+      <w:r>
+        <w:rPr>
+          <w:i/>
+          <w:iCs/>
+        </w:rPr>
+        <w:t xml:space="preserve">v.</w:t>
+      </w:r>
+      <w:r>
+        <w:rPr>
+          <w:i/>
+          <w:iCs/>
+        </w:rPr>
+        <w:t xml:space="preserve"> </w:t>
+      </w:r>
+      <w:r>
+        <w:rPr>
+          <w:i/>
+          <w:iCs/>
+        </w:rPr>
+        <w:t xml:space="preserve">Bloomingdales.com,</w:t>
+      </w:r>
+      <w:r>
+        <w:rPr>
+          <w:i/>
+          <w:iCs/>
+        </w:rPr>
+        <w:t xml:space="preserve"> </w:t>
+      </w:r>
+      <w:r>
+        <w:rPr>
+          <w:i/>
+          <w:iCs/>
+        </w:rPr>
+        <w:t xml:space="preserve">LLC</w:t>
+      </w:r>
+      <w:r>
+        <w:t xml:space="preserve">,</w:t>
+      </w:r>
+      <w:r>
+        <w:t xml:space="preserve"> </w:t>
+      </w:r>
+      <w:r>
+        <w:t xml:space="preserve">124</w:t>
+      </w:r>
+      <w:r>
+        <w:t xml:space="preserve"> </w:t>
+      </w:r>
+      <w:r>
+        <w:t xml:space="preserve">F.4th</w:t>
+      </w:r>
+      <w:r>
+        <w:t xml:space="preserve"> </w:t>
+      </w:r>
+      <w:r>
+        <w:t xml:space="preserve">535</w:t>
+      </w:r>
+      <w:r>
+        <w:t xml:space="preserve"> </w:t>
+      </w:r>
+      <w:r>
+        <w:t xml:space="preserve">(8th</w:t>
+      </w:r>
+      <w:r>
+        <w:t xml:space="preserve"> </w:t>
+      </w:r>
+      <w:r>
+        <w:t xml:space="preserve">Cir.</w:t>
+      </w:r>
+      <w:r>
+        <w:t xml:space="preserve"> </w:t>
+      </w:r>
+      <w:r>
+        <w:t xml:space="preserve">2024)</w:t>
+      </w:r>
+      <w:r>
+        <w:t xml:space="preserve">   </w:t>
       </w:r>
       <w:r>
         <w:tab/>
@@ -503,24 +1518,83 @@
     </w:p>
     <w:p>
       <w:pPr>
+        <w:keepLines/>
         <w:tabs>
           <w:tab w:val="right" w:leader="dot" w:pos="9360"/>
         </w:tabs>
-        <w:spacing w:before="0" w:after="120" w:line="280" w:lineRule="exact"/>
-        <w:ind w:left="504" w:hanging="504"/>
-      </w:pPr>
-      <w:r>
-        <w:rPr>
-          <w:i/>
-          <w:iCs/>
-        </w:rPr>
-        <w:t xml:space="preserve">Koeppel v. Spiers</w:t>
-      </w:r>
-      <w:r>
-        <w:t xml:space="preserve">, </w:t>
-      </w:r>
-      <w:r>
-        <w:t xml:space="preserve">808 N.W.2d 177 (Iowa 2011)</w:t>
+        <w:spacing w:before="240" w:after="0" w:line="276" w:lineRule="exact"/>
+        <w:ind w:left="360" w:right="1120" w:hanging="360"/>
+      </w:pPr>
+      <w:r>
+        <w:rPr>
+          <w:i/>
+          <w:iCs/>
+        </w:rPr>
+        <w:t xml:space="preserve">Koeppel</w:t>
+      </w:r>
+      <w:r>
+        <w:rPr>
+          <w:i/>
+          <w:iCs/>
+        </w:rPr>
+        <w:t xml:space="preserve"> </w:t>
+      </w:r>
+      <w:r>
+        <w:rPr>
+          <w:i/>
+          <w:iCs/>
+        </w:rPr>
+        <w:t xml:space="preserve">v.</w:t>
+      </w:r>
+      <w:r>
+        <w:rPr>
+          <w:i/>
+          <w:iCs/>
+        </w:rPr>
+        <w:t xml:space="preserve"> </w:t>
+      </w:r>
+      <w:r>
+        <w:rPr>
+          <w:i/>
+          <w:iCs/>
+        </w:rPr>
+        <w:t xml:space="preserve">Spiers</w:t>
+      </w:r>
+      <w:r>
+        <w:t xml:space="preserve">,</w:t>
+      </w:r>
+      <w:r>
+        <w:t xml:space="preserve"> </w:t>
+      </w:r>
+      <w:r>
+        <w:t xml:space="preserve">808</w:t>
+      </w:r>
+      <w:r>
+        <w:t xml:space="preserve"> </w:t>
+      </w:r>
+      <w:r>
+        <w:t xml:space="preserve">N.W.2d</w:t>
+      </w:r>
+      <w:r>
+        <w:t xml:space="preserve"> </w:t>
+      </w:r>
+      <w:r>
+        <w:t xml:space="preserve">177</w:t>
+      </w:r>
+      <w:r>
+        <w:t xml:space="preserve"> </w:t>
+      </w:r>
+      <w:r>
+        <w:t xml:space="preserve">(Iowa</w:t>
+      </w:r>
+      <w:r>
+        <w:t xml:space="preserve"> </w:t>
+      </w:r>
+      <w:r>
+        <w:t xml:space="preserve">2011)</w:t>
+      </w:r>
+      <w:r>
+        <w:t xml:space="preserve">   </w:t>
       </w:r>
       <w:r>
         <w:tab/>
@@ -531,24 +1605,129 @@
     </w:p>
     <w:p>
       <w:pPr>
+        <w:keepLines/>
         <w:tabs>
           <w:tab w:val="right" w:leader="dot" w:pos="9360"/>
         </w:tabs>
-        <w:spacing w:before="0" w:after="120" w:line="280" w:lineRule="exact"/>
-        <w:ind w:left="504" w:hanging="504"/>
-      </w:pPr>
-      <w:r>
-        <w:rPr>
-          <w:i/>
-          <w:iCs/>
-        </w:rPr>
-        <w:t xml:space="preserve">Leveke v. Hearst Props., Inc.</w:t>
-      </w:r>
-      <w:r>
-        <w:t xml:space="preserve">, </w:t>
-      </w:r>
-      <w:r>
-        <w:t xml:space="preserve">764 F. Supp. 3d 817 (S.D. Iowa 2025)</w:t>
+        <w:spacing w:before="240" w:after="0" w:line="276" w:lineRule="exact"/>
+        <w:ind w:left="360" w:right="1120" w:hanging="360"/>
+      </w:pPr>
+      <w:r>
+        <w:rPr>
+          <w:i/>
+          <w:iCs/>
+        </w:rPr>
+        <w:t xml:space="preserve">Leveke</w:t>
+      </w:r>
+      <w:r>
+        <w:rPr>
+          <w:i/>
+          <w:iCs/>
+        </w:rPr>
+        <w:t xml:space="preserve"> </w:t>
+      </w:r>
+      <w:r>
+        <w:rPr>
+          <w:i/>
+          <w:iCs/>
+        </w:rPr>
+        <w:t xml:space="preserve">v.</w:t>
+      </w:r>
+      <w:r>
+        <w:rPr>
+          <w:i/>
+          <w:iCs/>
+        </w:rPr>
+        <w:t xml:space="preserve"> </w:t>
+      </w:r>
+      <w:r>
+        <w:rPr>
+          <w:i/>
+          <w:iCs/>
+        </w:rPr>
+        <w:t xml:space="preserve">Hearst</w:t>
+      </w:r>
+      <w:r>
+        <w:rPr>
+          <w:i/>
+          <w:iCs/>
+        </w:rPr>
+        <w:t xml:space="preserve"> </w:t>
+      </w:r>
+      <w:r>
+        <w:rPr>
+          <w:i/>
+          <w:iCs/>
+        </w:rPr>
+        <w:t xml:space="preserve">Props.,</w:t>
+      </w:r>
+      <w:r>
+        <w:rPr>
+          <w:i/>
+          <w:iCs/>
+        </w:rPr>
+        <w:t xml:space="preserve"> </w:t>
+      </w:r>
+      <w:r>
+        <w:rPr>
+          <w:i/>
+          <w:iCs/>
+        </w:rPr>
+        <w:t xml:space="preserve">Inc.</w:t>
+      </w:r>
+      <w:r>
+        <w:t xml:space="preserve">,</w:t>
+      </w:r>
+      <w:r>
+        <w:t xml:space="preserve"> </w:t>
+      </w:r>
+      <w:r>
+        <w:t xml:space="preserve">764</w:t>
+      </w:r>
+      <w:r>
+        <w:t xml:space="preserve"> </w:t>
+      </w:r>
+      <w:r>
+        <w:t xml:space="preserve">F.</w:t>
+      </w:r>
+      <w:r>
+        <w:t xml:space="preserve"> </w:t>
+      </w:r>
+      <w:r>
+        <w:t xml:space="preserve">Supp.</w:t>
+      </w:r>
+      <w:r>
+        <w:t xml:space="preserve"> </w:t>
+      </w:r>
+      <w:r>
+        <w:t xml:space="preserve">3d</w:t>
+      </w:r>
+      <w:r>
+        <w:t xml:space="preserve"> </w:t>
+      </w:r>
+      <w:r>
+        <w:t xml:space="preserve">817</w:t>
+      </w:r>
+      <w:r>
+        <w:t xml:space="preserve"> </w:t>
+      </w:r>
+      <w:r>
+        <w:t xml:space="preserve">(S.D.</w:t>
+      </w:r>
+      <w:r>
+        <w:t xml:space="preserve"> </w:t>
+      </w:r>
+      <w:r>
+        <w:t xml:space="preserve">Iowa</w:t>
+      </w:r>
+      <w:r>
+        <w:t xml:space="preserve"> </w:t>
+      </w:r>
+      <w:r>
+        <w:t xml:space="preserve">2025)</w:t>
+      </w:r>
+      <w:r>
+        <w:t xml:space="preserve">   </w:t>
       </w:r>
       <w:r>
         <w:tab/>
@@ -559,24 +1738,91 @@
     </w:p>
     <w:p>
       <w:pPr>
+        <w:keepLines/>
         <w:tabs>
           <w:tab w:val="right" w:leader="dot" w:pos="9360"/>
         </w:tabs>
-        <w:spacing w:before="0" w:after="120" w:line="280" w:lineRule="exact"/>
-        <w:ind w:left="504" w:hanging="504"/>
-      </w:pPr>
-      <w:r>
-        <w:rPr>
-          <w:i/>
-          <w:iCs/>
-        </w:rPr>
-        <w:t xml:space="preserve">Spokeo, Inc. v. Robins</w:t>
-      </w:r>
-      <w:r>
-        <w:t xml:space="preserve">, </w:t>
-      </w:r>
-      <w:r>
-        <w:t xml:space="preserve">578 U.S. 330 (2016)</w:t>
+        <w:spacing w:before="240" w:after="0" w:line="276" w:lineRule="exact"/>
+        <w:ind w:left="360" w:right="1120" w:hanging="360"/>
+      </w:pPr>
+      <w:r>
+        <w:rPr>
+          <w:i/>
+          <w:iCs/>
+        </w:rPr>
+        <w:t xml:space="preserve">Spokeo,</w:t>
+      </w:r>
+      <w:r>
+        <w:rPr>
+          <w:i/>
+          <w:iCs/>
+        </w:rPr>
+        <w:t xml:space="preserve"> </w:t>
+      </w:r>
+      <w:r>
+        <w:rPr>
+          <w:i/>
+          <w:iCs/>
+        </w:rPr>
+        <w:t xml:space="preserve">Inc.</w:t>
+      </w:r>
+      <w:r>
+        <w:rPr>
+          <w:i/>
+          <w:iCs/>
+        </w:rPr>
+        <w:t xml:space="preserve"> </w:t>
+      </w:r>
+      <w:r>
+        <w:rPr>
+          <w:i/>
+          <w:iCs/>
+        </w:rPr>
+        <w:t xml:space="preserve">v.</w:t>
+      </w:r>
+      <w:r>
+        <w:rPr>
+          <w:i/>
+          <w:iCs/>
+        </w:rPr>
+        <w:t xml:space="preserve"> </w:t>
+      </w:r>
+      <w:r>
+        <w:rPr>
+          <w:i/>
+          <w:iCs/>
+        </w:rPr>
+        <w:t xml:space="preserve">Robins</w:t>
+      </w:r>
+      <w:r>
+        <w:t xml:space="preserve">,</w:t>
+      </w:r>
+      <w:r>
+        <w:t xml:space="preserve"> </w:t>
+      </w:r>
+      <w:r>
+        <w:t xml:space="preserve">578</w:t>
+      </w:r>
+      <w:r>
+        <w:t xml:space="preserve"> </w:t>
+      </w:r>
+      <w:r>
+        <w:t xml:space="preserve">U.S.</w:t>
+      </w:r>
+      <w:r>
+        <w:t xml:space="preserve"> </w:t>
+      </w:r>
+      <w:r>
+        <w:t xml:space="preserve">330</w:t>
+      </w:r>
+      <w:r>
+        <w:t xml:space="preserve"> </w:t>
+      </w:r>
+      <w:r>
+        <w:t xml:space="preserve">(2016)</w:t>
+      </w:r>
+      <w:r>
+        <w:t xml:space="preserve">   </w:t>
       </w:r>
       <w:r>
         <w:tab/>
@@ -587,24 +1833,91 @@
     </w:p>
     <w:p>
       <w:pPr>
+        <w:keepLines/>
         <w:tabs>
           <w:tab w:val="right" w:leader="dot" w:pos="9360"/>
         </w:tabs>
-        <w:spacing w:before="0" w:after="120" w:line="280" w:lineRule="exact"/>
-        <w:ind w:left="504" w:hanging="504"/>
-      </w:pPr>
-      <w:r>
-        <w:rPr>
-          <w:i/>
-          <w:iCs/>
-        </w:rPr>
-        <w:t xml:space="preserve">TransUnion LLC v. Ramirez</w:t>
-      </w:r>
-      <w:r>
-        <w:t xml:space="preserve">, </w:t>
-      </w:r>
-      <w:r>
-        <w:t xml:space="preserve">594 U.S. 413 (2021)</w:t>
+        <w:spacing w:before="240" w:after="0" w:line="276" w:lineRule="exact"/>
+        <w:ind w:left="360" w:right="1120" w:hanging="360"/>
+      </w:pPr>
+      <w:r>
+        <w:rPr>
+          <w:i/>
+          <w:iCs/>
+        </w:rPr>
+        <w:t xml:space="preserve">TransUnion</w:t>
+      </w:r>
+      <w:r>
+        <w:rPr>
+          <w:i/>
+          <w:iCs/>
+        </w:rPr>
+        <w:t xml:space="preserve"> </w:t>
+      </w:r>
+      <w:r>
+        <w:rPr>
+          <w:i/>
+          <w:iCs/>
+        </w:rPr>
+        <w:t xml:space="preserve">LLC</w:t>
+      </w:r>
+      <w:r>
+        <w:rPr>
+          <w:i/>
+          <w:iCs/>
+        </w:rPr>
+        <w:t xml:space="preserve"> </w:t>
+      </w:r>
+      <w:r>
+        <w:rPr>
+          <w:i/>
+          <w:iCs/>
+        </w:rPr>
+        <w:t xml:space="preserve">v.</w:t>
+      </w:r>
+      <w:r>
+        <w:rPr>
+          <w:i/>
+          <w:iCs/>
+        </w:rPr>
+        <w:t xml:space="preserve"> </w:t>
+      </w:r>
+      <w:r>
+        <w:rPr>
+          <w:i/>
+          <w:iCs/>
+        </w:rPr>
+        <w:t xml:space="preserve">Ramirez</w:t>
+      </w:r>
+      <w:r>
+        <w:t xml:space="preserve">,</w:t>
+      </w:r>
+      <w:r>
+        <w:t xml:space="preserve"> </w:t>
+      </w:r>
+      <w:r>
+        <w:t xml:space="preserve">594</w:t>
+      </w:r>
+      <w:r>
+        <w:t xml:space="preserve"> </w:t>
+      </w:r>
+      <w:r>
+        <w:t xml:space="preserve">U.S.</w:t>
+      </w:r>
+      <w:r>
+        <w:t xml:space="preserve"> </w:t>
+      </w:r>
+      <w:r>
+        <w:t xml:space="preserve">413</w:t>
+      </w:r>
+      <w:r>
+        <w:t xml:space="preserve"> </w:t>
+      </w:r>
+      <w:r>
+        <w:t xml:space="preserve">(2021)</w:t>
+      </w:r>
+      <w:r>
+        <w:t xml:space="preserve">   </w:t>
       </w:r>
       <w:r>
         <w:tab/>
@@ -615,24 +1928,127 @@
     </w:p>
     <w:p>
       <w:pPr>
+        <w:keepLines/>
         <w:tabs>
           <w:tab w:val="right" w:leader="dot" w:pos="9360"/>
         </w:tabs>
-        <w:spacing w:before="0" w:after="120" w:line="280" w:lineRule="exact"/>
-        <w:ind w:left="504" w:hanging="504"/>
-      </w:pPr>
-      <w:r>
-        <w:rPr>
-          <w:i/>
-          <w:iCs/>
-        </w:rPr>
-        <w:t xml:space="preserve">Whitby v. Cerner Corp.</w:t>
-      </w:r>
-      <w:r>
-        <w:t xml:space="preserve">, </w:t>
-      </w:r>
-      <w:r>
-        <w:t xml:space="preserve">No. 25-04087-CV-C-BP, 2026 WL 1520742 (W.D. Mo. Apr. 13, 2026)</w:t>
+        <w:spacing w:before="240" w:after="0" w:line="276" w:lineRule="exact"/>
+        <w:ind w:left="360" w:right="1120" w:hanging="360"/>
+      </w:pPr>
+      <w:r>
+        <w:rPr>
+          <w:i/>
+          <w:iCs/>
+        </w:rPr>
+        <w:t xml:space="preserve">Whitby</w:t>
+      </w:r>
+      <w:r>
+        <w:rPr>
+          <w:i/>
+          <w:iCs/>
+        </w:rPr>
+        <w:t xml:space="preserve"> </w:t>
+      </w:r>
+      <w:r>
+        <w:rPr>
+          <w:i/>
+          <w:iCs/>
+        </w:rPr>
+        <w:t xml:space="preserve">v.</w:t>
+      </w:r>
+      <w:r>
+        <w:rPr>
+          <w:i/>
+          <w:iCs/>
+        </w:rPr>
+        <w:t xml:space="preserve"> </w:t>
+      </w:r>
+      <w:r>
+        <w:rPr>
+          <w:i/>
+          <w:iCs/>
+        </w:rPr>
+        <w:t xml:space="preserve">Cerner</w:t>
+      </w:r>
+      <w:r>
+        <w:rPr>
+          <w:i/>
+          <w:iCs/>
+        </w:rPr>
+        <w:t xml:space="preserve"> </w:t>
+      </w:r>
+      <w:r>
+        <w:rPr>
+          <w:i/>
+          <w:iCs/>
+        </w:rPr>
+        <w:t xml:space="preserve">Corp.</w:t>
+      </w:r>
+      <w:r>
+        <w:t xml:space="preserve">,</w:t>
+      </w:r>
+      <w:r>
+        <w:t xml:space="preserve"> </w:t>
+      </w:r>
+      <w:r>
+        <w:t xml:space="preserve">No.</w:t>
+      </w:r>
+      <w:r>
+        <w:t xml:space="preserve"> </w:t>
+      </w:r>
+      <w:r>
+        <w:t xml:space="preserve">25-⁠04087-CV-C-BP,</w:t>
+      </w:r>
+      <w:r>
+        <w:t xml:space="preserve"> </w:t>
+      </w:r>
+      <w:r>
+        <w:t xml:space="preserve">2026</w:t>
+      </w:r>
+      <w:r>
+        <w:t xml:space="preserve"> </w:t>
+      </w:r>
+      <w:r>
+        <w:t xml:space="preserve">WL</w:t>
+      </w:r>
+      <w:r>
+        <w:t xml:space="preserve"> </w:t>
+      </w:r>
+      <w:r>
+        <w:t xml:space="preserve">1520742</w:t>
+      </w:r>
+      <w:r>
+        <w:t xml:space="preserve"> </w:t>
+      </w:r>
+      <w:r>
+        <w:t xml:space="preserve">(W.D.</w:t>
+      </w:r>
+      <w:r>
+        <w:t xml:space="preserve"> </w:t>
+      </w:r>
+      <w:r>
+        <w:t xml:space="preserve">Mo.</w:t>
+      </w:r>
+      <w:r>
+        <w:t xml:space="preserve"> </w:t>
+      </w:r>
+      <w:r>
+        <w:t xml:space="preserve">Apr.</w:t>
+      </w:r>
+      <w:r>
+        <w:t xml:space="preserve"> </w:t>
+      </w:r>
+      <w:r>
+        <w:t xml:space="preserve">13,</w:t>
+      </w:r>
+      <w:r>
+        <w:t xml:space="preserve"> </w:t>
+      </w:r>
+      <w:r>
+        <w:t xml:space="preserve">2026)</w:t>
+      </w:r>
+      <w:r>
+        <w:t xml:space="preserve">   </w:t>
       </w:r>
       <w:r>
         <w:tab/>
@@ -643,24 +2059,117 @@
     </w:p>
     <w:p>
       <w:pPr>
+        <w:keepLines/>
         <w:tabs>
           <w:tab w:val="right" w:leader="dot" w:pos="9360"/>
         </w:tabs>
-        <w:spacing w:before="0" w:after="120" w:line="280" w:lineRule="exact"/>
-        <w:ind w:left="504" w:hanging="504"/>
-      </w:pPr>
-      <w:r>
-        <w:rPr>
-          <w:i/>
-          <w:iCs/>
-        </w:rPr>
-        <w:t xml:space="preserve">Zean v. Fairview Health Servs.</w:t>
-      </w:r>
-      <w:r>
-        <w:t xml:space="preserve">, </w:t>
-      </w:r>
-      <w:r>
-        <w:t xml:space="preserve">858 F.3d 520 (8th Cir. 2017)</w:t>
+        <w:spacing w:before="240" w:after="0" w:line="276" w:lineRule="exact"/>
+        <w:ind w:left="360" w:right="1120" w:hanging="360"/>
+      </w:pPr>
+      <w:r>
+        <w:rPr>
+          <w:i/>
+          <w:iCs/>
+        </w:rPr>
+        <w:t xml:space="preserve">Zean</w:t>
+      </w:r>
+      <w:r>
+        <w:rPr>
+          <w:i/>
+          <w:iCs/>
+        </w:rPr>
+        <w:t xml:space="preserve"> </w:t>
+      </w:r>
+      <w:r>
+        <w:rPr>
+          <w:i/>
+          <w:iCs/>
+        </w:rPr>
+        <w:t xml:space="preserve">v.</w:t>
+      </w:r>
+      <w:r>
+        <w:rPr>
+          <w:i/>
+          <w:iCs/>
+        </w:rPr>
+        <w:t xml:space="preserve"> </w:t>
+      </w:r>
+      <w:r>
+        <w:rPr>
+          <w:i/>
+          <w:iCs/>
+        </w:rPr>
+        <w:t xml:space="preserve">Fairview</w:t>
+      </w:r>
+      <w:r>
+        <w:rPr>
+          <w:i/>
+          <w:iCs/>
+        </w:rPr>
+        <w:t xml:space="preserve"> </w:t>
+      </w:r>
+      <w:r>
+        <w:rPr>
+          <w:i/>
+          <w:iCs/>
+        </w:rPr>
+        <w:t xml:space="preserve">Health</w:t>
+      </w:r>
+      <w:r>
+        <w:rPr>
+          <w:i/>
+          <w:iCs/>
+        </w:rPr>
+        <w:t xml:space="preserve"> </w:t>
+      </w:r>
+      <w:r>
+        <w:rPr>
+          <w:i/>
+          <w:iCs/>
+        </w:rPr>
+        <w:t xml:space="preserve">Servs.</w:t>
+      </w:r>
+      <w:r>
+        <w:t xml:space="preserve">,</w:t>
+      </w:r>
+      <w:r>
+        <w:t xml:space="preserve"> </w:t>
+      </w:r>
+      <w:r>
+        <w:t xml:space="preserve">858</w:t>
+      </w:r>
+      <w:r>
+        <w:t xml:space="preserve"> </w:t>
+      </w:r>
+      <w:r>
+        <w:t xml:space="preserve">F.3d</w:t>
+      </w:r>
+      <w:r>
+        <w:t xml:space="preserve"> </w:t>
+      </w:r>
+      <w:r>
+        <w:t xml:space="preserve">520</w:t>
+      </w:r>
+      <w:r>
+        <w:t xml:space="preserve"> </w:t>
+      </w:r>
+      <w:r>
+        <w:t xml:space="preserve">(8th</w:t>
+      </w:r>
+      <w:r>
+        <w:t xml:space="preserve"> </w:t>
+      </w:r>
+      <w:r>
+        <w:t xml:space="preserve">Cir.</w:t>
+      </w:r>
+      <w:r>
+        <w:t xml:space="preserve"> </w:t>
+      </w:r>
+      <w:r>
+        <w:t xml:space="preserve">2017)</w:t>
+      </w:r>
+      <w:r>
+        <w:t xml:space="preserve">   </w:t>
       </w:r>
       <w:r>
         <w:tab/>
@@ -671,27 +2180,34 @@
     </w:p>
     <w:p>
       <w:pPr>
+        <w:spacing w:before="0" w:after="0" w:line="1" w:lineRule="exact"/>
         <w:sectPr>
-          <w:footerReference w:type="default" r:id="rIdFtrPage"/>
+          <w:footerReference w:type="default" r:id="rIdXdPage"/>
           <w:pgSz w:w="12240" w:h="15840"/>
-          <w:pgMar w:top="1440" w:right="1440" w:bottom="1440" w:left="1440" w:header="720" w:footer="720" w:gutter="0"/>
-          <w:pgNumType w:fmt="lowerRoman" w:start="1"/>
+          <w:pgMar w:top="1440" w:right="1440" w:bottom="1440" w:left="1440" w:header="720" w:footer="732" w:gutter="0"/>
+          <w:pgNumType w:fmt="lowerRoman"/>
         </w:sectPr>
       </w:pPr>
     </w:p>
     <w:p>
       <w:pPr>
-        <w:pStyle w:val="Heading1"/>
-      </w:pPr>
-      <w:bookmarkStart w:id="9" w:name="_introduction"/>
-      <w:r>
-        <w:t xml:space="preserve">Introduction</w:t>
-      </w:r>
-      <w:bookmarkEnd w:id="9"/>
+        <w:keepNext/>
+        <w:keepLines/>
+        <w:spacing w:before="0" w:after="240" w:line="276" w:lineRule="exact"/>
+        <w:ind w:left="0" w:firstLine="0"/>
+        <w:jc w:val="center"/>
+      </w:pPr>
+      <w:r>
+        <w:rPr>
+          <w:b/>
+          <w:bCs/>
+        </w:rPr>
+        <w:t xml:space="preserve">INTRODUCTION</w:t>
+      </w:r>
     </w:p>
     <w:p>
       <w:pPr>
-        <w:pStyle w:val="FirstParagraph"/>
+        <w:pStyle w:val="BodyText"/>
       </w:pPr>
       <w:r>
         <w:t xml:space="preserve">Plaintiff’s claims are foreclosed in their entirety by controlling authority. The Eighth Circuit has held that plaintiffs raising Wiretap Act and other tort claims relating to ordinary web browsing activity, as alleged here, have not suffered an injury-in-fact and cannot establish standing. See</w:t>
@@ -704,34 +2220,68 @@
           <w:i/>
           <w:iCs/>
         </w:rPr>
-        <w:t xml:space="preserve">Jones v. Bloomingdales.com, LLC</w:t>
-      </w:r>
-      <w:r>
-        <w:t xml:space="preserve">, 124 F.4th 535, 538–39 (8th Cir. 2024). Nor does Plaintiff state a valid claim for relief. A well-developed body of Wiretap Act caselaw makes clear that website operators such as Grinnell may collect and/or share web-browsing information provided by a website visitor in the course of the communication constituting the web-browsing experience. Such allegations also fail to state a claim under New York statutory law or under the common law.</w:t>
+        <w:t xml:space="preserve">Jones</w:t>
+      </w:r>
+      <w:r>
+        <w:rPr>
+          <w:i/>
+          <w:iCs/>
+        </w:rPr>
+        <w:t xml:space="preserve"> </w:t>
+      </w:r>
+      <w:r>
+        <w:rPr>
+          <w:i/>
+          <w:iCs/>
+        </w:rPr>
+        <w:t xml:space="preserve">v. Bloomingdales.com, LLC</w:t>
+      </w:r>
+      <w:r>
+        <w:t xml:space="preserve">, 124 F.4th 535, 538–39 (8th Cir. 2024). Nor does Plaintiff state a valid claim for relief. A well-developed body of Wiretap Act caselaw makes clear that website operators such as Grinnell may collect and/​or share web-browsing information provided by a website visitor in the course of the communication constituting the web-browsing experience. Such allegations also fail to state a claim under New York statutory law or under the common law.</w:t>
       </w:r>
     </w:p>
     <w:p>
       <w:pPr>
-        <w:pStyle w:val="Heading1"/>
-      </w:pPr>
-      <w:bookmarkStart w:id="10" w:name="_b8e5b8837ccf89115edfee2c48cc11b996d00ec"/>
-      <w:r>
-        <w:t xml:space="preserve">Factual Background</w:t>
-      </w:r>
-      <w:bookmarkEnd w:id="10"/>
+        <w:keepNext/>
+        <w:keepLines/>
+        <w:spacing w:before="240" w:after="240" w:line="276" w:lineRule="exact"/>
+        <w:ind w:left="0" w:firstLine="0"/>
+        <w:jc w:val="center"/>
+      </w:pPr>
+      <w:r>
+        <w:rPr>
+          <w:b/>
+          <w:bCs/>
+        </w:rPr>
+        <w:t xml:space="preserve">FACTUAL</w:t>
+      </w:r>
+      <w:r>
+        <w:rPr>
+          <w:b/>
+          <w:bCs/>
+        </w:rPr>
+        <w:t xml:space="preserve"> </w:t>
+      </w:r>
+      <w:r>
+        <w:rPr>
+          <w:b/>
+          <w:bCs/>
+        </w:rPr>
+        <w:t xml:space="preserve">BACKGROUND</w:t>
+      </w:r>
     </w:p>
     <w:p>
       <w:pPr>
-        <w:pStyle w:val="FirstParagraph"/>
-      </w:pPr>
-      <w:r>
-        <w:t xml:space="preserve">Grinnell is a private, liberal arts college located in Grinnell, Iowa. (Compl. ¶ 2, ECF No. 1.) Grinnell operates a website, http://www.grinnell.edu/, where it provides information to the public about its educational mission and offerings. (Compl. ¶ 3.)</w:t>
+        <w:pStyle w:val="BodyTextNote"/>
+      </w:pPr>
+      <w:r>
+        <w:t xml:space="preserve">Grinnell is a private, liberal arts college located in Grinnell, Iowa. (Compl. ¶ 2, ECF No. 1.) Grinnell operates a website, http://​www.​grinnell.​edu/​, where it provides information to the public about its educational mission and offerings. (Compl. ¶ 3.)</w:t>
       </w:r>
       <w:r>
         <w:rPr>
           <w:rStyle w:val="FootnoteReference"/>
         </w:rPr>
-        <w:footnoteReference w:id="11"/>
+        <w:footnoteReference w:id="9"/>
       </w:r>
     </w:p>
     <w:p>
@@ -752,13 +2302,13 @@
         <w:t xml:space="preserve"> </w:t>
       </w:r>
       <w:r>
-        <w:t xml:space="preserve">Compl. ¶ 21–36.) Visitors to Grinnell’s website communicate directly with Grinnell regarding their browsing activity. (Compl. ¶ 39.) On the Internet, the</w:t>
-      </w:r>
-      <w:r>
-        <w:t xml:space="preserve"> </w:t>
-      </w:r>
-      <w:r>
-        <w:t xml:space="preserve">“constant back-and-forth stream of requests and responses between a user[] . . . and a website . . . provide a perfect snapshot of everything a user does (or not do) on a website, when and how they do it, and with what software and hardware.”</w:t>
+        <w:t xml:space="preserve">Compl. ¶ 21–⁠36.) Visitors to Grinnell’s website communicate directly with Grinnell regarding their browsing activity. (Compl. ¶ 39.) On the Internet, the</w:t>
+      </w:r>
+      <w:r>
+        <w:t xml:space="preserve"> </w:t>
+      </w:r>
+      <w:r>
+        <w:t xml:space="preserve">“constant back-and-forth stream of requests and responses between a user[] ⁠. ⁠. ⁠. and a website ⁠. ⁠. ⁠. provide a perfect snapshot of everything a user does (or not do) on a website, when and how they do it, and with what software and hardware.”</w:t>
       </w:r>
       <w:r>
         <w:t xml:space="preserve"> </w:t>
@@ -789,7 +2339,7 @@
     </w:p>
     <w:p>
       <w:pPr>
-        <w:pStyle w:val="BlockText"/>
+        <w:pStyle w:val="XdQuoteOnly"/>
       </w:pPr>
       <w:r>
         <w:t xml:space="preserve">We use cookies to enable essential services and functionality on our site, enhance your user experience, and provide better service through personalized content, collect data on how visitors interact with our side, and enable advertising services. To accept the user of cookies and continue on to the site, click</w:t>
@@ -809,7 +2359,7 @@
     </w:p>
     <w:p>
       <w:pPr>
-        <w:pStyle w:val="FirstParagraph"/>
+        <w:pStyle w:val="BodyText"/>
       </w:pPr>
       <w:r>
         <w:t xml:space="preserve">(</w:t>
@@ -892,7 +2442,7 @@
         <w:t xml:space="preserve"> </w:t>
       </w:r>
       <w:r>
-        <w:t xml:space="preserve">button takes the user to a separate webpage, available at https://www.grinnell.edu/policies/privacy, displaying a Privacy Statement. The Cookie Banner does not force a user to select either of these two buttons. Users may disregard the Cookie Banner and continue to browse Grinnell’s website. (</w:t>
+        <w:t xml:space="preserve">button takes the user to a separate webpage, available at https://​www.​grinnell.​edu/​policies/​privacy, displaying a Privacy Statement. The Cookie Banner does not force a user to select either of these two buttons. Users may disregard the Cookie Banner and continue to browse Grinnell’s website. (</w:t>
       </w:r>
       <w:r>
         <w:rPr>
@@ -910,7 +2460,7 @@
     </w:p>
     <w:p>
       <w:pPr>
-        <w:pStyle w:val="BodyText"/>
+        <w:pStyle w:val="BodyTextNote"/>
       </w:pPr>
       <w:r>
         <w:t xml:space="preserve">The Privacy Statement contains Grinnell College’s Privacy Policy (the</w:t>
@@ -928,7 +2478,7 @@
         <w:rPr>
           <w:rStyle w:val="FootnoteReference"/>
         </w:rPr>
-        <w:footnoteReference w:id="12"/>
+        <w:footnoteReference w:id="10"/>
       </w:r>
       <w:r>
         <w:t xml:space="preserve"> </w:t>
@@ -940,12 +2490,12 @@
         <w:rPr>
           <w:rStyle w:val="FootnoteReference"/>
         </w:rPr>
-        <w:footnoteReference w:id="13"/>
+        <w:footnoteReference w:id="11"/>
       </w:r>
     </w:p>
     <w:p>
       <w:pPr>
-        <w:pStyle w:val="BlockText"/>
+        <w:pStyle w:val="XdQuoteOnly"/>
       </w:pPr>
       <w:r>
         <w:t xml:space="preserve">If you view our website, apply to Grinnell as a student, employee, or faculty member, enroll at Grinnell, make a donation, complete any online or hardcopy forms, or utilize any of the third-party systems or services that we use, you should be aware that we will collect certain personally identifiable data from you (</w:t>
@@ -959,7 +2509,7 @@
     </w:p>
     <w:p>
       <w:pPr>
-        <w:pStyle w:val="BlockText"/>
+        <w:pStyle w:val="XdQuoteOnly"/>
       </w:pPr>
       <w:r>
         <w:t xml:space="preserve">Cookies: Unless you take steps to browse the internet anonymously, or opt out, Grinnell College, similar to most institutions and organizations on the internet, tracks web-browsing patterns to inform our understanding of how our website is being used. Generic information is collected through the use of</w:t>
@@ -979,33 +2529,137 @@
     </w:p>
     <w:p>
       <w:pPr>
-        <w:pStyle w:val="Heading1"/>
-      </w:pPr>
-      <w:bookmarkStart w:id="14" w:name="_argument"/>
-      <w:r>
-        <w:t xml:space="preserve">Argument</w:t>
-      </w:r>
-      <w:bookmarkEnd w:id="14"/>
+        <w:keepNext/>
+        <w:keepLines/>
+        <w:spacing w:before="240" w:after="240" w:line="276" w:lineRule="exact"/>
+        <w:ind w:left="0" w:firstLine="0"/>
+        <w:jc w:val="center"/>
+      </w:pPr>
+      <w:r>
+        <w:rPr>
+          <w:b/>
+          <w:bCs/>
+        </w:rPr>
+        <w:t xml:space="preserve">ARGUMENT</w:t>
+      </w:r>
     </w:p>
     <w:p>
       <w:pPr>
-        <w:pStyle w:val="Heading2"/>
-      </w:pPr>
-      <w:bookmarkStart w:id="15" w:name="_dd35f3d0ba3061c3de516f5f9b03ae67d03b5ed"/>
-      <w:r>
+        <w:keepNext/>
+        <w:keepLines/>
+        <w:spacing w:before="240" w:after="240" w:line="276" w:lineRule="exact"/>
+        <w:ind w:left="720" w:hanging="720"/>
+        <w:jc w:val="left"/>
+      </w:pPr>
+      <w:r>
+        <w:rPr>
+          <w:b/>
+          <w:bCs/>
+        </w:rPr>
         <w:t xml:space="preserve">I.</w:t>
       </w:r>
       <w:r>
+        <w:rPr>
+          <w:b/>
+          <w:bCs/>
+        </w:rPr>
         <w:tab/>
       </w:r>
       <w:r>
-        <w:t xml:space="preserve">Plaintiff does not possess Article III standing.</w:t>
-      </w:r>
-      <w:bookmarkEnd w:id="15"/>
+        <w:rPr>
+          <w:b/>
+          <w:bCs/>
+        </w:rPr>
+        <w:t xml:space="preserve">Plaintiff</w:t>
+      </w:r>
+      <w:r>
+        <w:rPr>
+          <w:b/>
+          <w:bCs/>
+        </w:rPr>
+        <w:t xml:space="preserve"> </w:t>
+      </w:r>
+      <w:r>
+        <w:rPr>
+          <w:b/>
+          <w:bCs/>
+        </w:rPr>
+        <w:t xml:space="preserve">does</w:t>
+      </w:r>
+      <w:r>
+        <w:rPr>
+          <w:b/>
+          <w:bCs/>
+        </w:rPr>
+        <w:t xml:space="preserve"> </w:t>
+      </w:r>
+      <w:r>
+        <w:rPr>
+          <w:b/>
+          <w:bCs/>
+        </w:rPr>
+        <w:t xml:space="preserve">not</w:t>
+      </w:r>
+      <w:r>
+        <w:rPr>
+          <w:b/>
+          <w:bCs/>
+        </w:rPr>
+        <w:t xml:space="preserve"> </w:t>
+      </w:r>
+      <w:r>
+        <w:rPr>
+          <w:b/>
+          <w:bCs/>
+        </w:rPr>
+        <w:t xml:space="preserve">possess</w:t>
+      </w:r>
+      <w:r>
+        <w:rPr>
+          <w:b/>
+          <w:bCs/>
+        </w:rPr>
+        <w:t xml:space="preserve"> </w:t>
+      </w:r>
+      <w:r>
+        <w:rPr>
+          <w:b/>
+          <w:bCs/>
+        </w:rPr>
+        <w:t xml:space="preserve">Article</w:t>
+      </w:r>
+      <w:r>
+        <w:rPr>
+          <w:b/>
+          <w:bCs/>
+        </w:rPr>
+        <w:t xml:space="preserve"> </w:t>
+      </w:r>
+      <w:r>
+        <w:rPr>
+          <w:b/>
+          <w:bCs/>
+        </w:rPr>
+        <w:t xml:space="preserve">III</w:t>
+      </w:r>
+      <w:r>
+        <w:rPr>
+          <w:b/>
+          <w:bCs/>
+        </w:rPr>
+        <w:t xml:space="preserve"> </w:t>
+      </w:r>
+      <w:r>
+        <w:rPr>
+          <w:b/>
+          <w:bCs/>
+        </w:rPr>
+        <w:t xml:space="preserve">standing.</w:t>
+      </w:r>
     </w:p>
     <w:p>
       <w:pPr>
-        <w:pStyle w:val="FirstParagraph"/>
+        <w:pStyle w:val="BodyText"/>
       </w:pPr>
       <w:r>
         <w:t xml:space="preserve">A plaintiff must plead facts that demonstrate, among other things, that she suffered an injury that is</w:t>
@@ -1061,7 +2715,21 @@
           <w:i/>
           <w:iCs/>
         </w:rPr>
-        <w:t xml:space="preserve">Spokeo, Inc. v. Robins</w:t>
+        <w:t xml:space="preserve">Spokeo,</w:t>
+      </w:r>
+      <w:r>
+        <w:rPr>
+          <w:i/>
+          <w:iCs/>
+        </w:rPr>
+        <w:t xml:space="preserve"> </w:t>
+      </w:r>
+      <w:r>
+        <w:rPr>
+          <w:i/>
+          <w:iCs/>
+        </w:rPr>
+        <w:t xml:space="preserve">Inc. v. Robins</w:t>
       </w:r>
       <w:r>
         <w:t xml:space="preserve">, 578 U.S. 330, 338, 340 (2016)). This injury is most often a</w:t>
@@ -1080,10 +2748,24 @@
           <w:i/>
           <w:iCs/>
         </w:rPr>
-        <w:t xml:space="preserve">Whitby v. Cerner Corp.</w:t>
-      </w:r>
-      <w:r>
-        <w:t xml:space="preserve">, No. 25-04087-CV-C-BP, 2026 WL 1520742, at *4 (W.D. Mo. Apr. 13, 2026).</w:t>
+        <w:t xml:space="preserve">Whitby</w:t>
+      </w:r>
+      <w:r>
+        <w:rPr>
+          <w:i/>
+          <w:iCs/>
+        </w:rPr>
+        <w:t xml:space="preserve"> </w:t>
+      </w:r>
+      <w:r>
+        <w:rPr>
+          <w:i/>
+          <w:iCs/>
+        </w:rPr>
+        <w:t xml:space="preserve">v. Cerner Corp.</w:t>
+      </w:r>
+      <w:r>
+        <w:t xml:space="preserve">, No. 25-⁠04087-CV-C-BP, 2026 WL 1520742, at *4 (W.D. Mo. Apr. 13, 2026).</w:t>
       </w:r>
       <w:r>
         <w:t xml:space="preserve"> </w:t>
@@ -1121,7 +2803,21 @@
           <w:i/>
           <w:iCs/>
         </w:rPr>
-        <w:t xml:space="preserve">TransUnion LLC v. Ramirez</w:t>
+        <w:t xml:space="preserve">TransUnion</w:t>
+      </w:r>
+      <w:r>
+        <w:rPr>
+          <w:i/>
+          <w:iCs/>
+        </w:rPr>
+        <w:t xml:space="preserve"> </w:t>
+      </w:r>
+      <w:r>
+        <w:rPr>
+          <w:i/>
+          <w:iCs/>
+        </w:rPr>
+        <w:t xml:space="preserve">LLC v. Ramirez</w:t>
       </w:r>
       <w:r>
         <w:t xml:space="preserve">, 594 U.S. 413, 425 (2021)).</w:t>
@@ -1194,7 +2890,21 @@
           <w:i/>
           <w:iCs/>
         </w:rPr>
-        <w:t xml:space="preserve">Adams v. PSP Grp., LLC</w:t>
+        <w:t xml:space="preserve">Adams</w:t>
+      </w:r>
+      <w:r>
+        <w:rPr>
+          <w:i/>
+          <w:iCs/>
+        </w:rPr>
+        <w:t xml:space="preserve"> </w:t>
+      </w:r>
+      <w:r>
+        <w:rPr>
+          <w:i/>
+          <w:iCs/>
+        </w:rPr>
+        <w:t xml:space="preserve">v. PSP Grp., LLC</w:t>
       </w:r>
       <w:r>
         <w:t xml:space="preserve">, 691 F. Supp. 3d 1031, 1040–1042 (E.D. Mo. 2023). Intrusion upon seclusion requires</w:t>
@@ -1232,7 +2942,21 @@
           <w:i/>
           <w:iCs/>
         </w:rPr>
-        <w:t xml:space="preserve">Koeppel v. Spiers</w:t>
+        <w:t xml:space="preserve">Koeppel</w:t>
+      </w:r>
+      <w:r>
+        <w:rPr>
+          <w:i/>
+          <w:iCs/>
+        </w:rPr>
+        <w:t xml:space="preserve"> </w:t>
+      </w:r>
+      <w:r>
+        <w:rPr>
+          <w:i/>
+          <w:iCs/>
+        </w:rPr>
+        <w:t xml:space="preserve">v. Spiers</w:t>
       </w:r>
       <w:r>
         <w:t xml:space="preserve">, 808 N.W.2d 177, 181 (Iowa 2011).</w:t>
@@ -1302,7 +3026,7 @@
     </w:p>
     <w:p>
       <w:pPr>
-        <w:pStyle w:val="BlockText"/>
+        <w:pStyle w:val="XdQuoteOnly"/>
       </w:pPr>
       <w:r>
         <w:rPr>
@@ -1315,12 +3039,12 @@
         <w:t xml:space="preserve"> </w:t>
       </w:r>
       <w:r>
-        <w:t xml:space="preserve">does not allege, for example, that session-replay technology captured her inputting and then deleting personal information like her social security number, medical history, bank account figures, or credit card information. She doesn’t allege that it recorded any of her contact information or even her name. Nor does she allege that it hijacked her camera and watched her in her home as she surfed the web. . . . We therefore join the overwhelming number of district courts to hold that plaintiffs lack standing in cases like these where they don’t allege the interception of private information.</w:t>
+        <w:t xml:space="preserve">does not allege, for example, that session-replay technology captured her inputting and then deleting personal information like her social security number, medical history, bank account figures, or credit card information. She doesn’t allege that it recorded any of her contact information or even her name. Nor does she allege that it hijacked her camera and watched her in her home as she surfed the web. ⁠. ⁠. ⁠. We therefore join the overwhelming number of district courts to hold that plaintiffs lack standing in cases like these where they don’t allege the interception of private information.</w:t>
       </w:r>
     </w:p>
     <w:p>
       <w:pPr>
-        <w:pStyle w:val="FirstParagraph"/>
+        <w:pStyle w:val="BodyText"/>
       </w:pPr>
       <w:r>
         <w:rPr>
@@ -1340,7 +3064,21 @@
           <w:i/>
           <w:iCs/>
         </w:rPr>
-        <w:t xml:space="preserve">Arndt v. Gov’t Emps. Ins. Co.</w:t>
+        <w:t xml:space="preserve">Arndt</w:t>
+      </w:r>
+      <w:r>
+        <w:rPr>
+          <w:i/>
+          <w:iCs/>
+        </w:rPr>
+        <w:t xml:space="preserve"> </w:t>
+      </w:r>
+      <w:r>
+        <w:rPr>
+          <w:i/>
+          <w:iCs/>
+        </w:rPr>
+        <w:t xml:space="preserve">v. Gov’t Emps. Ins. Co.</w:t>
       </w:r>
       <w:r>
         <w:t xml:space="preserve">, 750 F. Supp. 3d 518 (D. Md. 2024), where the district court reasoned:</w:t>
@@ -1457,7 +3195,21 @@
           <w:i/>
           <w:iCs/>
         </w:rPr>
-        <w:t xml:space="preserve">In re SuperValu, Inc.</w:t>
+        <w:t xml:space="preserve">In</w:t>
+      </w:r>
+      <w:r>
+        <w:rPr>
+          <w:i/>
+          <w:iCs/>
+        </w:rPr>
+        <w:t xml:space="preserve"> </w:t>
+      </w:r>
+      <w:r>
+        <w:rPr>
+          <w:i/>
+          <w:iCs/>
+        </w:rPr>
+        <w:t xml:space="preserve">re SuperValu, Inc.</w:t>
       </w:r>
       <w:r>
         <w:t xml:space="preserve">, 870 F.3d 763, 769–71 (8th Cir. 2017) (holding that plaintiffs asserting various tort claims against retailer arising from theft of plaintiffs’ credit card numbers in data breach failed, without more, to sufficiently allege injury in fact at the pleading stage).</w:t>
@@ -1473,228 +3225,636 @@
     </w:p>
     <w:p>
       <w:pPr>
-        <w:pStyle w:val="Heading1"/>
-      </w:pPr>
-      <w:bookmarkStart w:id="16" w:name="_conclusion"/>
-      <w:r>
-        <w:t xml:space="preserve">Conclusion</w:t>
-      </w:r>
-      <w:bookmarkEnd w:id="16"/>
+        <w:keepNext/>
+        <w:keepLines/>
+        <w:spacing w:before="240" w:after="240" w:line="276" w:lineRule="exact"/>
+        <w:ind w:left="0" w:firstLine="0"/>
+        <w:jc w:val="center"/>
+      </w:pPr>
+      <w:r>
+        <w:rPr>
+          <w:b/>
+          <w:bCs/>
+        </w:rPr>
+        <w:t xml:space="preserve">CONCLUSION</w:t>
+      </w:r>
     </w:p>
     <w:p>
       <w:pPr>
-        <w:pStyle w:val="FirstParagraph"/>
-      </w:pPr>
-      <w:r>
-        <w:t xml:space="preserve">For the reasons stated above, the Court should dismiss Plaintiff’s Class Action Complaint, ECF No. 1.</w:t>
+        <w:pStyle w:val="BodyTextKeep"/>
+      </w:pPr>
+      <w:r>
+        <w:t xml:space="preserve">For the reasons stated above, the Court should dismiss Plaintiff’s Class Action Complaint, ECF No. 1.</w:t>
       </w:r>
     </w:p>
     <w:p>
       <w:pPr>
         <w:keepNext/>
-        <w:spacing w:before="0" w:after="240" w:line="280" w:lineRule="exact"/>
-        <w:ind w:left="0" w:firstLine="0"/>
-      </w:pPr>
-      <w:r>
-        <w:t xml:space="preserve">Dated: August 11, 2026</w:t>
-      </w:r>
+        <w:keepLines/>
+        <w:spacing w:before="0" w:after="0" w:line="480" w:lineRule="exact"/>
+      </w:pPr>
     </w:p>
-    <w:p>
-      <w:pPr>
-        <w:spacing w:before="0" w:after="0" w:line="280" w:lineRule="exact"/>
-        <w:ind w:left="4968" w:firstLine="0"/>
-      </w:pPr>
-      <w:r>
-        <w:t xml:space="preserve">/s/ Matthew A. McGuire</w:t>
-      </w:r>
-    </w:p>
-    <w:p>
-      <w:pPr>
-        <w:spacing w:before="0" w:after="0" w:line="280" w:lineRule="exact"/>
-        <w:ind w:left="4968" w:firstLine="0"/>
-      </w:pPr>
-      <w:r>
-        <w:t xml:space="preserve">Frank B. Harty, AT0003356</w:t>
-      </w:r>
-    </w:p>
-    <w:p>
-      <w:pPr>
-        <w:spacing w:before="0" w:after="0" w:line="280" w:lineRule="exact"/>
-        <w:ind w:left="4968" w:firstLine="0"/>
-      </w:pPr>
-      <w:r>
-        <w:t xml:space="preserve">Matthew A. McGuire, AT0011932</w:t>
-      </w:r>
-    </w:p>
-    <w:p>
-      <w:pPr>
-        <w:spacing w:before="0" w:after="0" w:line="280" w:lineRule="exact"/>
-        <w:ind w:left="4968" w:firstLine="0"/>
-      </w:pPr>
-      <w:r>
-        <w:t xml:space="preserve">Ami L. Penquite, AT0016149</w:t>
-      </w:r>
-    </w:p>
-    <w:p>
-      <w:pPr>
-        <w:spacing w:before="0" w:after="0" w:line="280" w:lineRule="exact"/>
-        <w:ind w:left="4968" w:firstLine="0"/>
-      </w:pPr>
-      <w:r>
-        <w:t xml:space="preserve">NYEMASTER GOODE, P.C.</w:t>
-      </w:r>
-    </w:p>
-    <w:p>
-      <w:pPr>
-        <w:spacing w:before="0" w:after="0" w:line="280" w:lineRule="exact"/>
-        <w:ind w:left="4968" w:firstLine="0"/>
-      </w:pPr>
-      <w:r>
-        <w:t xml:space="preserve">700 Walnut, Suite 1300</w:t>
-      </w:r>
-    </w:p>
-    <w:p>
-      <w:pPr>
-        <w:spacing w:before="0" w:after="0" w:line="280" w:lineRule="exact"/>
-        <w:ind w:left="4968" w:firstLine="0"/>
-      </w:pPr>
-      <w:r>
-        <w:t xml:space="preserve">Des Moines, IA 50309</w:t>
-      </w:r>
-    </w:p>
-    <w:p>
-      <w:pPr>
-        <w:spacing w:before="0" w:after="0" w:line="280" w:lineRule="exact"/>
-        <w:ind w:left="4968" w:firstLine="0"/>
-      </w:pPr>
-      <w:r>
-        <w:t xml:space="preserve">Telephone: (515) 283-3100</w:t>
-      </w:r>
-    </w:p>
-    <w:p>
-      <w:pPr>
-        <w:spacing w:before="0" w:after="0" w:line="280" w:lineRule="exact"/>
-        <w:ind w:left="4968" w:firstLine="0"/>
-      </w:pPr>
-      <w:r>
-        <w:t xml:space="preserve">Fax: (515) 283-8045</w:t>
-      </w:r>
-    </w:p>
-    <w:p>
-      <w:pPr>
-        <w:spacing w:before="0" w:after="0" w:line="280" w:lineRule="exact"/>
-        <w:ind w:left="4968" w:firstLine="0"/>
-      </w:pPr>
-      <w:r>
-        <w:t xml:space="preserve">Email: fharty@nyemaster.com</w:t>
-      </w:r>
-    </w:p>
-    <w:p>
-      <w:pPr>
-        <w:spacing w:before="0" w:after="0" w:line="280" w:lineRule="exact"/>
-        <w:ind w:left="4968" w:firstLine="0"/>
-      </w:pPr>
-      <w:r>
-        <w:t xml:space="preserve">mmcguire@nyemaster.com</w:t>
-      </w:r>
-    </w:p>
-    <w:p>
-      <w:pPr>
-        <w:spacing w:before="0" w:after="0" w:line="280" w:lineRule="exact"/>
-        <w:ind w:left="4968" w:firstLine="0"/>
-      </w:pPr>
-      <w:r>
-        <w:t xml:space="preserve">apenquite@nyemaster.com</w:t>
-      </w:r>
-    </w:p>
-    <w:p>
-      <w:pPr>
-        <w:spacing w:before="0" w:after="0" w:line="280" w:lineRule="exact"/>
-        <w:ind w:left="4968" w:firstLine="0"/>
-      </w:pPr>
-    </w:p>
-    <w:p>
-      <w:pPr>
-        <w:spacing w:before="0" w:after="0" w:line="280" w:lineRule="exact"/>
-        <w:ind w:left="4968" w:firstLine="0"/>
-      </w:pPr>
-      <w:r>
-        <w:t xml:space="preserve">Frances M. Haas, AT0009838</w:t>
-      </w:r>
-    </w:p>
-    <w:p>
-      <w:pPr>
-        <w:spacing w:before="0" w:after="0" w:line="280" w:lineRule="exact"/>
-        <w:ind w:left="4968" w:firstLine="0"/>
-      </w:pPr>
-      <w:r>
-        <w:t xml:space="preserve">NYEMASTER GOODE, P.C.</w:t>
-      </w:r>
-    </w:p>
-    <w:p>
-      <w:pPr>
-        <w:spacing w:before="0" w:after="0" w:line="280" w:lineRule="exact"/>
-        <w:ind w:left="4968" w:firstLine="0"/>
-      </w:pPr>
-      <w:r>
-        <w:t xml:space="preserve">275 1st Avenue SW, Suite 204</w:t>
-      </w:r>
-    </w:p>
-    <w:p>
-      <w:pPr>
-        <w:spacing w:before="0" w:after="0" w:line="280" w:lineRule="exact"/>
-        <w:ind w:left="4968" w:firstLine="0"/>
-      </w:pPr>
-      <w:r>
-        <w:t xml:space="preserve">Cedar Rapids, Iowa 52405-3965</w:t>
-      </w:r>
-    </w:p>
-    <w:p>
-      <w:pPr>
-        <w:spacing w:before="0" w:after="0" w:line="280" w:lineRule="exact"/>
-        <w:ind w:left="4968" w:firstLine="0"/>
-      </w:pPr>
-      <w:r>
-        <w:t xml:space="preserve">Telephone: (319) 286-7022</w:t>
-      </w:r>
-    </w:p>
-    <w:p>
-      <w:pPr>
-        <w:spacing w:before="0" w:after="0" w:line="280" w:lineRule="exact"/>
-        <w:ind w:left="4968" w:firstLine="0"/>
-      </w:pPr>
-      <w:r>
-        <w:t xml:space="preserve">Facsimile: (319) 286-7050</w:t>
-      </w:r>
-    </w:p>
-    <w:p>
-      <w:pPr>
-        <w:spacing w:before="0" w:after="0" w:line="280" w:lineRule="exact"/>
-        <w:ind w:left="4968" w:firstLine="0"/>
-      </w:pPr>
-      <w:r>
-        <w:t xml:space="preserve">Email: fmhaas@nyemaster.com</w:t>
-      </w:r>
-    </w:p>
-    <w:p>
-      <w:pPr>
-        <w:spacing w:before="0" w:after="0" w:line="280" w:lineRule="exact"/>
-        <w:ind w:left="4968" w:firstLine="0"/>
-      </w:pPr>
-    </w:p>
-    <w:p>
-      <w:pPr>
-        <w:spacing w:before="0" w:after="0" w:line="280" w:lineRule="exact"/>
-        <w:ind w:left="4968" w:firstLine="0"/>
-      </w:pPr>
-      <w:r>
-        <w:t xml:space="preserve">ATTORNEYS FOR DEFENDANT GRINNELL COLLEGE</w:t>
-      </w:r>
-    </w:p>
+    <w:tbl>
+      <w:tblPr>
+        <w:tblW w:w="9360" w:type="dxa"/>
+        <w:tblLayout w:type="fixed"/>
+        <w:tblCellMar>
+          <w:top w:w="0" w:type="dxa"/>
+          <w:left w:w="0" w:type="dxa"/>
+          <w:bottom w:w="0" w:type="dxa"/>
+          <w:right w:w="0" w:type="dxa"/>
+        </w:tblCellMar>
+        <w:tblLook w:val="0000" w:firstRow="0" w:lastRow="0" w:firstColumn="0" w:lastColumn="0" w:noHBand="0" w:noVBand="0"/>
+      </w:tblPr>
+      <w:tblGrid>
+        <w:gridCol w:w="9360"/>
+      </w:tblGrid>
+      <w:tr>
+        <w:trPr>
+          <w:cantSplit/>
+        </w:trPr>
+        <w:tc>
+          <w:tcPr>
+            <w:tcW w:w="9360" w:type="dxa"/>
+          </w:tcPr>
+          <w:p>
+            <w:pPr>
+              <w:spacing w:before="0" w:after="0" w:line="276" w:lineRule="exact"/>
+              <w:ind w:left="0" w:firstLine="0"/>
+              <w:jc w:val="left"/>
+            </w:pPr>
+            <w:r>
+              <w:t xml:space="preserve">Dated:</w:t>
+            </w:r>
+            <w:r>
+              <w:t xml:space="preserve"> </w:t>
+            </w:r>
+            <w:r>
+              <w:t xml:space="preserve">August</w:t>
+            </w:r>
+            <w:r>
+              <w:t xml:space="preserve"> </w:t>
+            </w:r>
+            <w:r>
+              <w:t xml:space="preserve">11,</w:t>
+            </w:r>
+            <w:r>
+              <w:t xml:space="preserve"> </w:t>
+            </w:r>
+            <w:r>
+              <w:t xml:space="preserve">2026</w:t>
+            </w:r>
+          </w:p>
+          <w:p>
+            <w:pPr>
+              <w:spacing w:before="0" w:after="0" w:line="240" w:lineRule="exact"/>
+            </w:pPr>
+          </w:p>
+          <w:tbl>
+            <w:tblPr>
+              <w:tblW w:w="9360" w:type="dxa"/>
+              <w:tblLayout w:type="fixed"/>
+              <w:tblCellMar>
+                <w:top w:w="0" w:type="dxa"/>
+                <w:left w:w="0" w:type="dxa"/>
+                <w:bottom w:w="0" w:type="dxa"/>
+                <w:right w:w="0" w:type="dxa"/>
+              </w:tblCellMar>
+              <w:tblLook w:val="0000" w:firstRow="0" w:lastRow="0" w:firstColumn="0" w:lastColumn="0" w:noHBand="0" w:noVBand="0"/>
+            </w:tblPr>
+            <w:tblGrid>
+              <w:gridCol w:w="4968"/>
+              <w:gridCol w:w="4392"/>
+            </w:tblGrid>
+            <w:tr>
+              <w:trPr>
+                <w:cantSplit/>
+              </w:trPr>
+              <w:tc>
+                <w:tcPr>
+                  <w:tcW w:w="4968" w:type="dxa"/>
+                </w:tcPr>
+                <w:p>
+                  <w:pPr>
+                    <w:spacing w:before="0" w:after="0" w:line="1" w:lineRule="exact"/>
+                  </w:pPr>
+                </w:p>
+              </w:tc>
+              <w:tc>
+                <w:tcPr>
+                  <w:tcW w:w="4392" w:type="dxa"/>
+                </w:tcPr>
+                <w:p>
+                  <w:pPr>
+                    <w:spacing w:before="0" w:after="0" w:line="276" w:lineRule="exact"/>
+                    <w:ind w:left="0" w:firstLine="0"/>
+                    <w:jc w:val="left"/>
+                  </w:pPr>
+                  <w:r>
+                    <w:t xml:space="preserve">/s/</w:t>
+                  </w:r>
+                  <w:r>
+                    <w:t xml:space="preserve"> </w:t>
+                  </w:r>
+                  <w:r>
+                    <w:t xml:space="preserve">Matthew</w:t>
+                  </w:r>
+                  <w:r>
+                    <w:t xml:space="preserve"> </w:t>
+                  </w:r>
+                  <w:r>
+                    <w:t xml:space="preserve">A.</w:t>
+                  </w:r>
+                  <w:r>
+                    <w:t xml:space="preserve"> </w:t>
+                  </w:r>
+                  <w:r>
+                    <w:t xml:space="preserve">McGuire</w:t>
+                  </w:r>
+                </w:p>
+                <w:p>
+                  <w:pPr>
+                    <w:spacing w:before="0" w:after="0" w:line="276" w:lineRule="exact"/>
+                    <w:ind w:left="0" w:firstLine="0"/>
+                    <w:jc w:val="left"/>
+                  </w:pPr>
+                  <w:r>
+                    <w:t xml:space="preserve">Frank</w:t>
+                  </w:r>
+                  <w:r>
+                    <w:t xml:space="preserve"> </w:t>
+                  </w:r>
+                  <w:r>
+                    <w:t xml:space="preserve">B.</w:t>
+                  </w:r>
+                  <w:r>
+                    <w:t xml:space="preserve"> </w:t>
+                  </w:r>
+                  <w:r>
+                    <w:t xml:space="preserve">Harty,</w:t>
+                  </w:r>
+                  <w:r>
+                    <w:t xml:space="preserve"> </w:t>
+                  </w:r>
+                  <w:r>
+                    <w:t xml:space="preserve">AT0003356</w:t>
+                  </w:r>
+                </w:p>
+                <w:p>
+                  <w:pPr>
+                    <w:spacing w:before="0" w:after="0" w:line="276" w:lineRule="exact"/>
+                    <w:ind w:left="0" w:firstLine="0"/>
+                    <w:jc w:val="left"/>
+                  </w:pPr>
+                  <w:r>
+                    <w:t xml:space="preserve">Matthew</w:t>
+                  </w:r>
+                  <w:r>
+                    <w:t xml:space="preserve"> </w:t>
+                  </w:r>
+                  <w:r>
+                    <w:t xml:space="preserve">A.</w:t>
+                  </w:r>
+                  <w:r>
+                    <w:t xml:space="preserve"> </w:t>
+                  </w:r>
+                  <w:r>
+                    <w:t xml:space="preserve">McGuire,</w:t>
+                  </w:r>
+                  <w:r>
+                    <w:t xml:space="preserve"> </w:t>
+                  </w:r>
+                  <w:r>
+                    <w:t xml:space="preserve">AT0011932</w:t>
+                  </w:r>
+                </w:p>
+                <w:p>
+                  <w:pPr>
+                    <w:spacing w:before="0" w:after="0" w:line="276" w:lineRule="exact"/>
+                    <w:ind w:left="0" w:firstLine="0"/>
+                    <w:jc w:val="left"/>
+                  </w:pPr>
+                  <w:r>
+                    <w:t xml:space="preserve">Ami</w:t>
+                  </w:r>
+                  <w:r>
+                    <w:t xml:space="preserve"> </w:t>
+                  </w:r>
+                  <w:r>
+                    <w:t xml:space="preserve">L.</w:t>
+                  </w:r>
+                  <w:r>
+                    <w:t xml:space="preserve"> </w:t>
+                  </w:r>
+                  <w:r>
+                    <w:t xml:space="preserve">Penquite,</w:t>
+                  </w:r>
+                  <w:r>
+                    <w:t xml:space="preserve"> </w:t>
+                  </w:r>
+                  <w:r>
+                    <w:t xml:space="preserve">AT0016149</w:t>
+                  </w:r>
+                </w:p>
+                <w:p>
+                  <w:pPr>
+                    <w:spacing w:before="0" w:after="0" w:line="276" w:lineRule="exact"/>
+                    <w:ind w:left="0" w:firstLine="0"/>
+                    <w:jc w:val="left"/>
+                  </w:pPr>
+                  <w:r>
+                    <w:t xml:space="preserve">NYEMASTER</w:t>
+                  </w:r>
+                  <w:r>
+                    <w:t xml:space="preserve"> </w:t>
+                  </w:r>
+                  <w:r>
+                    <w:t xml:space="preserve">GOODE,</w:t>
+                  </w:r>
+                  <w:r>
+                    <w:t xml:space="preserve"> </w:t>
+                  </w:r>
+                  <w:r>
+                    <w:t xml:space="preserve">P.C.</w:t>
+                  </w:r>
+                </w:p>
+                <w:p>
+                  <w:pPr>
+                    <w:spacing w:before="0" w:after="0" w:line="276" w:lineRule="exact"/>
+                    <w:ind w:left="0" w:firstLine="0"/>
+                    <w:jc w:val="left"/>
+                  </w:pPr>
+                  <w:r>
+                    <w:t xml:space="preserve">700</w:t>
+                  </w:r>
+                  <w:r>
+                    <w:t xml:space="preserve"> </w:t>
+                  </w:r>
+                  <w:r>
+                    <w:t xml:space="preserve">Walnut,</w:t>
+                  </w:r>
+                  <w:r>
+                    <w:t xml:space="preserve"> </w:t>
+                  </w:r>
+                  <w:r>
+                    <w:t xml:space="preserve">Suite</w:t>
+                  </w:r>
+                  <w:r>
+                    <w:t xml:space="preserve"> </w:t>
+                  </w:r>
+                  <w:r>
+                    <w:t xml:space="preserve">1300</w:t>
+                  </w:r>
+                </w:p>
+                <w:p>
+                  <w:pPr>
+                    <w:spacing w:before="0" w:after="0" w:line="276" w:lineRule="exact"/>
+                    <w:ind w:left="0" w:firstLine="0"/>
+                    <w:jc w:val="left"/>
+                  </w:pPr>
+                  <w:r>
+                    <w:t xml:space="preserve">Des</w:t>
+                  </w:r>
+                  <w:r>
+                    <w:t xml:space="preserve"> </w:t>
+                  </w:r>
+                  <w:r>
+                    <w:t xml:space="preserve">Moines,</w:t>
+                  </w:r>
+                  <w:r>
+                    <w:t xml:space="preserve"> </w:t>
+                  </w:r>
+                  <w:r>
+                    <w:t xml:space="preserve">IA</w:t>
+                  </w:r>
+                  <w:r>
+                    <w:t xml:space="preserve"> </w:t>
+                  </w:r>
+                  <w:r>
+                    <w:t xml:space="preserve">50309</w:t>
+                  </w:r>
+                </w:p>
+                <w:p>
+                  <w:pPr>
+                    <w:spacing w:before="0" w:after="0" w:line="276" w:lineRule="exact"/>
+                    <w:ind w:left="0" w:firstLine="0"/>
+                    <w:jc w:val="left"/>
+                  </w:pPr>
+                  <w:r>
+                    <w:t xml:space="preserve">Telephone:</w:t>
+                  </w:r>
+                  <w:r>
+                    <w:t xml:space="preserve"> </w:t>
+                  </w:r>
+                  <w:r>
+                    <w:t xml:space="preserve">(515)</w:t>
+                  </w:r>
+                  <w:r>
+                    <w:t xml:space="preserve"> </w:t>
+                  </w:r>
+                  <w:r>
+                    <w:t xml:space="preserve">283-⁠3100</w:t>
+                  </w:r>
+                </w:p>
+                <w:p>
+                  <w:pPr>
+                    <w:spacing w:before="0" w:after="0" w:line="276" w:lineRule="exact"/>
+                    <w:ind w:left="0" w:firstLine="0"/>
+                    <w:jc w:val="left"/>
+                  </w:pPr>
+                  <w:r>
+                    <w:t xml:space="preserve">Fax:</w:t>
+                  </w:r>
+                  <w:r>
+                    <w:t xml:space="preserve"> </w:t>
+                  </w:r>
+                  <w:r>
+                    <w:t xml:space="preserve">(515)</w:t>
+                  </w:r>
+                  <w:r>
+                    <w:t xml:space="preserve"> </w:t>
+                  </w:r>
+                  <w:r>
+                    <w:t xml:space="preserve">283-⁠8045</w:t>
+                  </w:r>
+                </w:p>
+                <w:p>
+                  <w:pPr>
+                    <w:spacing w:before="0" w:after="0" w:line="276" w:lineRule="exact"/>
+                    <w:ind w:left="0" w:firstLine="0"/>
+                    <w:jc w:val="left"/>
+                  </w:pPr>
+                  <w:r>
+                    <w:t xml:space="preserve">Email:</w:t>
+                  </w:r>
+                  <w:r>
+                    <w:t xml:space="preserve"> </w:t>
+                  </w:r>
+                  <w:r>
+                    <w:t xml:space="preserve">fharty@nyemaster.com</w:t>
+                  </w:r>
+                </w:p>
+                <w:p>
+                  <w:pPr>
+                    <w:spacing w:before="0" w:after="0" w:line="276" w:lineRule="exact"/>
+                    <w:ind w:left="0" w:firstLine="0"/>
+                    <w:jc w:val="left"/>
+                  </w:pPr>
+                  <w:r>
+                    <w:t xml:space="preserve">mmcguire@nyemaster.com</w:t>
+                  </w:r>
+                </w:p>
+                <w:p>
+                  <w:pPr>
+                    <w:spacing w:before="0" w:after="0" w:line="276" w:lineRule="exact"/>
+                    <w:ind w:left="0" w:firstLine="0"/>
+                    <w:jc w:val="left"/>
+                  </w:pPr>
+                  <w:r>
+                    <w:t xml:space="preserve">apenquite@nyemaster.com</w:t>
+                  </w:r>
+                </w:p>
+                <w:p>
+                  <w:pPr>
+                    <w:spacing w:before="0" w:after="0" w:line="276" w:lineRule="exact"/>
+                    <w:ind w:left="0" w:firstLine="0"/>
+                    <w:jc w:val="left"/>
+                  </w:pPr>
+                </w:p>
+                <w:p>
+                  <w:pPr>
+                    <w:spacing w:before="0" w:after="0" w:line="276" w:lineRule="exact"/>
+                    <w:ind w:left="0" w:firstLine="0"/>
+                    <w:jc w:val="left"/>
+                  </w:pPr>
+                  <w:r>
+                    <w:t xml:space="preserve">Frances</w:t>
+                  </w:r>
+                  <w:r>
+                    <w:t xml:space="preserve"> </w:t>
+                  </w:r>
+                  <w:r>
+                    <w:t xml:space="preserve">M.</w:t>
+                  </w:r>
+                  <w:r>
+                    <w:t xml:space="preserve"> </w:t>
+                  </w:r>
+                  <w:r>
+                    <w:t xml:space="preserve">Haas,</w:t>
+                  </w:r>
+                  <w:r>
+                    <w:t xml:space="preserve"> </w:t>
+                  </w:r>
+                  <w:r>
+                    <w:t xml:space="preserve">AT0009838</w:t>
+                  </w:r>
+                </w:p>
+                <w:p>
+                  <w:pPr>
+                    <w:spacing w:before="0" w:after="0" w:line="276" w:lineRule="exact"/>
+                    <w:ind w:left="0" w:firstLine="0"/>
+                    <w:jc w:val="left"/>
+                  </w:pPr>
+                  <w:r>
+                    <w:t xml:space="preserve">NYEMASTER</w:t>
+                  </w:r>
+                  <w:r>
+                    <w:t xml:space="preserve"> </w:t>
+                  </w:r>
+                  <w:r>
+                    <w:t xml:space="preserve">GOODE,</w:t>
+                  </w:r>
+                  <w:r>
+                    <w:t xml:space="preserve"> </w:t>
+                  </w:r>
+                  <w:r>
+                    <w:t xml:space="preserve">P.C.</w:t>
+                  </w:r>
+                </w:p>
+                <w:p>
+                  <w:pPr>
+                    <w:spacing w:before="0" w:after="0" w:line="276" w:lineRule="exact"/>
+                    <w:ind w:left="0" w:firstLine="0"/>
+                    <w:jc w:val="left"/>
+                  </w:pPr>
+                  <w:r>
+                    <w:t xml:space="preserve">275</w:t>
+                  </w:r>
+                  <w:r>
+                    <w:t xml:space="preserve"> </w:t>
+                  </w:r>
+                  <w:r>
+                    <w:t xml:space="preserve">1st</w:t>
+                  </w:r>
+                  <w:r>
+                    <w:t xml:space="preserve"> </w:t>
+                  </w:r>
+                  <w:r>
+                    <w:t xml:space="preserve">Avenue</w:t>
+                  </w:r>
+                  <w:r>
+                    <w:t xml:space="preserve"> </w:t>
+                  </w:r>
+                  <w:r>
+                    <w:t xml:space="preserve">SW,</w:t>
+                  </w:r>
+                  <w:r>
+                    <w:t xml:space="preserve"> </w:t>
+                  </w:r>
+                  <w:r>
+                    <w:t xml:space="preserve">Suite</w:t>
+                  </w:r>
+                  <w:r>
+                    <w:t xml:space="preserve"> </w:t>
+                  </w:r>
+                  <w:r>
+                    <w:t xml:space="preserve">204</w:t>
+                  </w:r>
+                </w:p>
+                <w:p>
+                  <w:pPr>
+                    <w:spacing w:before="0" w:after="0" w:line="276" w:lineRule="exact"/>
+                    <w:ind w:left="0" w:firstLine="0"/>
+                    <w:jc w:val="left"/>
+                  </w:pPr>
+                  <w:r>
+                    <w:t xml:space="preserve">Cedar</w:t>
+                  </w:r>
+                  <w:r>
+                    <w:t xml:space="preserve"> </w:t>
+                  </w:r>
+                  <w:r>
+                    <w:t xml:space="preserve">Rapids,</w:t>
+                  </w:r>
+                  <w:r>
+                    <w:t xml:space="preserve"> </w:t>
+                  </w:r>
+                  <w:r>
+                    <w:t xml:space="preserve">Iowa</w:t>
+                  </w:r>
+                  <w:r>
+                    <w:t xml:space="preserve"> </w:t>
+                  </w:r>
+                  <w:r>
+                    <w:t xml:space="preserve">52405-⁠3965</w:t>
+                  </w:r>
+                </w:p>
+                <w:p>
+                  <w:pPr>
+                    <w:spacing w:before="0" w:after="0" w:line="276" w:lineRule="exact"/>
+                    <w:ind w:left="0" w:firstLine="0"/>
+                    <w:jc w:val="left"/>
+                  </w:pPr>
+                  <w:r>
+                    <w:t xml:space="preserve">Telephone:</w:t>
+                  </w:r>
+                  <w:r>
+                    <w:t xml:space="preserve"> </w:t>
+                  </w:r>
+                  <w:r>
+                    <w:t xml:space="preserve">(319)</w:t>
+                  </w:r>
+                  <w:r>
+                    <w:t xml:space="preserve"> </w:t>
+                  </w:r>
+                  <w:r>
+                    <w:t xml:space="preserve">286-⁠7022</w:t>
+                  </w:r>
+                </w:p>
+                <w:p>
+                  <w:pPr>
+                    <w:spacing w:before="0" w:after="0" w:line="276" w:lineRule="exact"/>
+                    <w:ind w:left="0" w:firstLine="0"/>
+                    <w:jc w:val="left"/>
+                  </w:pPr>
+                  <w:r>
+                    <w:t xml:space="preserve">Facsimile:</w:t>
+                  </w:r>
+                  <w:r>
+                    <w:t xml:space="preserve"> </w:t>
+                  </w:r>
+                  <w:r>
+                    <w:t xml:space="preserve">(319)</w:t>
+                  </w:r>
+                  <w:r>
+                    <w:t xml:space="preserve"> </w:t>
+                  </w:r>
+                  <w:r>
+                    <w:t xml:space="preserve">286-⁠7050</w:t>
+                  </w:r>
+                </w:p>
+                <w:p>
+                  <w:pPr>
+                    <w:spacing w:before="0" w:after="0" w:line="276" w:lineRule="exact"/>
+                    <w:ind w:left="0" w:firstLine="0"/>
+                    <w:jc w:val="left"/>
+                  </w:pPr>
+                  <w:r>
+                    <w:t xml:space="preserve">Email:</w:t>
+                  </w:r>
+                  <w:r>
+                    <w:t xml:space="preserve"> </w:t>
+                  </w:r>
+                  <w:r>
+                    <w:t xml:space="preserve">fmhaas@nyemaster.com</w:t>
+                  </w:r>
+                </w:p>
+                <w:p>
+                  <w:pPr>
+                    <w:spacing w:before="0" w:after="0" w:line="276" w:lineRule="exact"/>
+                    <w:ind w:left="0" w:firstLine="0"/>
+                    <w:jc w:val="left"/>
+                  </w:pPr>
+                </w:p>
+                <w:p>
+                  <w:pPr>
+                    <w:spacing w:before="0" w:after="0" w:line="276" w:lineRule="exact"/>
+                    <w:ind w:left="0" w:firstLine="0"/>
+                    <w:jc w:val="left"/>
+                  </w:pPr>
+                  <w:r>
+                    <w:t xml:space="preserve">ATTORNEYS</w:t>
+                  </w:r>
+                  <w:r>
+                    <w:t xml:space="preserve"> </w:t>
+                  </w:r>
+                  <w:r>
+                    <w:t xml:space="preserve">FOR</w:t>
+                  </w:r>
+                  <w:r>
+                    <w:t xml:space="preserve"> </w:t>
+                  </w:r>
+                  <w:r>
+                    <w:t xml:space="preserve">DEFENDANT</w:t>
+                  </w:r>
+                  <w:r>
+                    <w:t xml:space="preserve"> </w:t>
+                  </w:r>
+                  <w:r>
+                    <w:t xml:space="preserve">GRINNELL</w:t>
+                  </w:r>
+                  <w:r>
+                    <w:t xml:space="preserve"> </w:t>
+                  </w:r>
+                  <w:r>
+                    <w:t xml:space="preserve">COLLEGE</w:t>
+                  </w:r>
+                </w:p>
+              </w:tc>
+            </w:tr>
+          </w:tbl>
+          <w:p>
+            <w:pPr>
+              <w:spacing w:before="0" w:after="0" w:line="1" w:lineRule="exact"/>
+            </w:pPr>
+          </w:p>
+        </w:tc>
+      </w:tr>
+    </w:tbl>
     <w:sectPr>
-      <w:footerReference w:type="default" r:id="rIdFtrPage"/>
+      <w:footerReference w:type="default" r:id="rIdXdPage"/>
       <w:pgSz w:w="12240" w:h="15840"/>
-      <w:pgMar w:top="1440" w:right="1440" w:bottom="1440" w:left="1440" w:header="720" w:footer="720" w:gutter="0"/>
+      <w:pgMar w:top="1440" w:right="1440" w:bottom="1440" w:left="1440" w:header="720" w:footer="732" w:gutter="0"/>
       <w:pgNumType w:fmt="decimal" w:start="1"/>
     </w:sectPr>
   </w:body>
@@ -1709,7 +3869,7 @@
 <w:ftr xmlns:w="http://schemas.openxmlformats.org/wordprocessingml/2006/main" xmlns:r="http://schemas.openxmlformats.org/officeDocument/2006/relationships">
   <w:p>
     <w:pPr>
-      <w:spacing w:before="0" w:after="0" w:line="240" w:lineRule="auto"/>
+      <w:spacing w:before="0" w:after="0" w:line="276" w:lineRule="exact"/>
       <w:jc w:val="center"/>
     </w:pPr>
     <w:r>
@@ -1747,6 +3907,120 @@
       </w:r>
     </w:p>
   </w:footnote>
+  <w:footnote w:id="9">
+    <w:p>
+      <w:pPr>
+        <w:pStyle w:val="FootnoteText"/>
+      </w:pPr>
+      <w:r>
+        <w:rPr>
+          <w:rStyle w:val="FootnoteReference"/>
+        </w:rPr>
+        <w:footnoteRef/>
+      </w:r>
+      <w:r>
+        <w:t xml:space="preserve"> </w:t>
+      </w:r>
+      <w:r>
+        <w:t xml:space="preserve">In describing or referring to the allegations contained within the Complaint, Grinnell does not admit the truth of any such allegations.</w:t>
+      </w:r>
+    </w:p>
+  </w:footnote>
+  <w:footnote w:id="10">
+    <w:p>
+      <w:pPr>
+        <w:pStyle w:val="FootnoteText"/>
+      </w:pPr>
+      <w:r>
+        <w:rPr>
+          <w:rStyle w:val="FootnoteReference"/>
+        </w:rPr>
+        <w:footnoteRef/>
+      </w:r>
+      <w:r>
+        <w:t xml:space="preserve"> </w:t>
+      </w:r>
+      <w:r>
+        <w:rPr>
+          <w:i/>
+          <w:iCs/>
+        </w:rPr>
+        <w:t xml:space="preserve">See, e.g.</w:t>
+      </w:r>
+      <w:r>
+        <w:t xml:space="preserve">,</w:t>
+      </w:r>
+      <w:r>
+        <w:t xml:space="preserve"> </w:t>
+      </w:r>
+      <w:r>
+        <w:rPr>
+          <w:i/>
+          <w:iCs/>
+        </w:rPr>
+        <w:t xml:space="preserve">Zean</w:t>
+      </w:r>
+      <w:r>
+        <w:rPr>
+          <w:i/>
+          <w:iCs/>
+        </w:rPr>
+        <w:t xml:space="preserve"> </w:t>
+      </w:r>
+      <w:r>
+        <w:rPr>
+          <w:i/>
+          <w:iCs/>
+        </w:rPr>
+        <w:t xml:space="preserve">v. Fairview Health Servs.</w:t>
+      </w:r>
+      <w:r>
+        <w:t xml:space="preserve">, 858 F.3d 520, 527 (8th Cir. 2017) (noting a court may examine a contract at issue when deciding a motion to dismiss and does not have to accept as true a party’s interpretation of that contract);</w:t>
+      </w:r>
+      <w:r>
+        <w:t xml:space="preserve"> </w:t>
+      </w:r>
+      <w:r>
+        <w:rPr>
+          <w:i/>
+          <w:iCs/>
+        </w:rPr>
+        <w:t xml:space="preserve">Leveke</w:t>
+      </w:r>
+      <w:r>
+        <w:rPr>
+          <w:i/>
+          <w:iCs/>
+        </w:rPr>
+        <w:t xml:space="preserve"> </w:t>
+      </w:r>
+      <w:r>
+        <w:rPr>
+          <w:i/>
+          <w:iCs/>
+        </w:rPr>
+        <w:t xml:space="preserve">v. Hearst Props., Inc.</w:t>
+      </w:r>
+      <w:r>
+        <w:t xml:space="preserve">, 764 F. Supp. 3d 817, 826 (S.D. Iowa 2025) (</w:t>
+      </w:r>
+      <w:r>
+        <w:t xml:space="preserve">“It is well established that the Court may consider materials outside the pleadings that are</w:t>
+      </w:r>
+      <w:r>
+        <w:t xml:space="preserve"> </w:t>
+      </w:r>
+      <w:r>
+        <w:t xml:space="preserve">‘necessarily embraced by the complaint.’</w:t>
+      </w:r>
+      <w:r>
+        <w:t xml:space="preserve">”</w:t>
+      </w:r>
+      <w:r>
+        <w:t xml:space="preserve">). The Complaint contains allegations about the contents of the Privacy Policy. (Compl. ¶ 50.)</w:t>
+      </w:r>
+    </w:p>
+  </w:footnote>
   <w:footnote w:id="11">
     <w:p>
       <w:pPr>
@@ -1762,93 +4036,7 @@
         <w:t xml:space="preserve"> </w:t>
       </w:r>
       <w:r>
-        <w:t xml:space="preserve">In describing or referring to the allegations contained within the Complaint, Grinnell does not admit the truth of any such allegations.</w:t>
-      </w:r>
-    </w:p>
-  </w:footnote>
-  <w:footnote w:id="12">
-    <w:p>
-      <w:pPr>
-        <w:pStyle w:val="FootnoteText"/>
-      </w:pPr>
-      <w:r>
-        <w:rPr>
-          <w:rStyle w:val="FootnoteReference"/>
-        </w:rPr>
-        <w:footnoteRef/>
-      </w:r>
-      <w:r>
-        <w:t xml:space="preserve"> </w:t>
-      </w:r>
-      <w:r>
-        <w:rPr>
-          <w:i/>
-          <w:iCs/>
-        </w:rPr>
-        <w:t xml:space="preserve">See, e.g.</w:t>
-      </w:r>
-      <w:r>
-        <w:t xml:space="preserve">,</w:t>
-      </w:r>
-      <w:r>
-        <w:t xml:space="preserve"> </w:t>
-      </w:r>
-      <w:r>
-        <w:rPr>
-          <w:i/>
-          <w:iCs/>
-        </w:rPr>
-        <w:t xml:space="preserve">Zean v. Fairview Health Servs.</w:t>
-      </w:r>
-      <w:r>
-        <w:t xml:space="preserve">, 858 F.3d 520, 527 (8th Cir. 2017) (noting a court may examine a contract at issue when deciding a motion to dismiss and does not have to accept as true a party’s interpretation of that contract);</w:t>
-      </w:r>
-      <w:r>
-        <w:t xml:space="preserve"> </w:t>
-      </w:r>
-      <w:r>
-        <w:rPr>
-          <w:i/>
-          <w:iCs/>
-        </w:rPr>
-        <w:t xml:space="preserve">Leveke v. Hearst Props., Inc.</w:t>
-      </w:r>
-      <w:r>
-        <w:t xml:space="preserve">, 764 F. Supp. 3d 817, 826 (S.D. Iowa 2025) (</w:t>
-      </w:r>
-      <w:r>
-        <w:t xml:space="preserve">“It is well established that the Court may consider materials outside the pleadings that are</w:t>
-      </w:r>
-      <w:r>
-        <w:t xml:space="preserve"> </w:t>
-      </w:r>
-      <w:r>
-        <w:t xml:space="preserve">‘necessarily embraced by the complaint.’</w:t>
-      </w:r>
-      <w:r>
-        <w:t xml:space="preserve">”</w:t>
-      </w:r>
-      <w:r>
-        <w:t xml:space="preserve">). The Complaint contains allegations about the contents of the Privacy Policy. (Compl. ¶ 50.)</w:t>
-      </w:r>
-    </w:p>
-  </w:footnote>
-  <w:footnote w:id="13">
-    <w:p>
-      <w:pPr>
-        <w:pStyle w:val="FootnoteText"/>
-      </w:pPr>
-      <w:r>
-        <w:rPr>
-          <w:rStyle w:val="FootnoteReference"/>
-        </w:rPr>
-        <w:footnoteRef/>
-      </w:r>
-      <w:r>
-        <w:t xml:space="preserve"> </w:t>
-      </w:r>
-      <w:r>
-        <w:t xml:space="preserve">The text of the Privacy Policy, available at https://www.grinnell.edu/policies/privacy, contains live hyperlinks to other websites as indicated herein and in Exhibit A. Those hyperlinks have been removed for purposes of this filing.</w:t>
+        <w:t xml:space="preserve">The text of the Privacy Policy, available at https://​www.​grinnell.​edu/​policies/​privacy, contains live hyperlinks to other websites as indicated herein and in Exhibit A. Those hyperlinks have been removed for purposes of this filing.</w:t>
       </w:r>
     </w:p>
   </w:footnote>
@@ -1895,6 +4083,43 @@
 </w:ftr>
 </file>
 
+<file path=word/ftr-own1.xml><?xml version="1.0" encoding="utf-8"?>
+<w:ftr xmlns:w="http://schemas.openxmlformats.org/wordprocessingml/2006/main" xmlns:r="http://schemas.openxmlformats.org/officeDocument/2006/relationships">
+  <w:p>
+    <w:pPr>
+      <w:spacing w:before="0" w:after="0" w:line="276" w:lineRule="exact"/>
+      <w:jc w:val="center"/>
+    </w:pPr>
+    <w:r>
+      <w:fldChar w:fldCharType="begin"/>
+    </w:r>
+    <w:r>
+      <w:instrText xml:space="preserve"> PAGE </w:instrText>
+    </w:r>
+    <w:r>
+      <w:fldChar w:fldCharType="separate"/>
+    </w:r>
+    <w:r>
+      <w:t>1</w:t>
+    </w:r>
+    <w:r>
+      <w:fldChar w:fldCharType="end"/>
+    </w:r>
+  </w:p>
+</w:ftr>
+</file>
+
+<file path=word/ftr-own2.xml><?xml version="1.0" encoding="utf-8"?>
+<w:ftr xmlns:w="http://schemas.openxmlformats.org/wordprocessingml/2006/main" xmlns:r="http://schemas.openxmlformats.org/officeDocument/2006/relationships">
+  <w:p>
+    <w:pPr>
+      <w:spacing w:before="0" w:after="0" w:line="276" w:lineRule="exact"/>
+      <w:jc w:val="center"/>
+    </w:pPr>
+  </w:p>
+</w:ftr>
+</file>
+
 <file path=word/ftr-page.xml><?xml version="1.0" encoding="utf-8"?>
 <w:ftr xmlns:w="http://schemas.openxmlformats.org/wordprocessingml/2006/main" xmlns:r="http://schemas.openxmlformats.org/officeDocument/2006/relationships">
   <w:p>
@@ -2010,15 +4235,16 @@
   <w:docDefaults>
     <w:rPrDefault>
       <w:rPr>
-        <w:rFonts w:ascii="Times New Roman" w:eastAsia="Times New Roman" w:hAnsi="Times New Roman" w:cs="Times New Roman"/>
+        <w:rFonts w:ascii="Times New Roman" w:hAnsi="Times New Roman" w:eastAsia="Times New Roman" w:cs="Times New Roman"/>
         <w:sz w:val="24"/>
         <w:szCs w:val="24"/>
-        <w:lang w:val="en-US" w:eastAsia="en-US" w:bidi="ar-SA"/>
+        <w:lang w:val="en-US" w:eastAsia="zh-CN" w:bidi="ar-SA"/>
       </w:rPr>
     </w:rPrDefault>
     <w:pPrDefault>
       <w:pPr>
-        <w:spacing w:after="0" w:line="240" w:lineRule="auto"/>
+        <w:widowControl/>
+        <w:spacing w:after="0"/>
       </w:pPr>
     </w:pPrDefault>
   </w:docDefaults>
@@ -2026,18 +4252,11 @@
   <w:style w:type="paragraph" w:default="1" w:styleId="Normal">
     <w:name w:val="Normal"/>
     <w:qFormat/>
-    <w:pPr>
-      <w:spacing w:before="0" w:after="0" w:line="480" w:lineRule="exact"/>
-    </w:pPr>
-    <w:rPr>
-      <w:rFonts w:ascii="Times New Roman" w:hAnsi="Times New Roman" w:eastAsia="Times New Roman" w:cs="Times New Roman"/>
-      <w:sz w:val="24"/>
-      <w:szCs w:val="24"/>
-    </w:rPr>
   </w:style>
   <w:style w:type="paragraph" w:styleId="BodyText">
     <w:name w:val="Body Text"/>
     <w:basedOn w:val="Normal"/>
+    <w:link w:val="BodyTextChar"/>
     <w:qFormat/>
     <w:pPr>
       <w:spacing w:before="0" w:after="0" w:line="480" w:lineRule="exact"/>
@@ -2049,18 +4268,13 @@
     <w:basedOn w:val="BodyText"/>
     <w:next w:val="BodyText"/>
     <w:qFormat/>
-    <w:pPr>
-      <w:spacing w:before="0" w:after="0" w:line="480" w:lineRule="exact"/>
-      <w:ind w:firstLine="720"/>
-    </w:pPr>
   </w:style>
   <w:style w:type="paragraph" w:customStyle="1" w:styleId="Compact">
     <w:name w:val="Compact"/>
     <w:basedOn w:val="BodyText"/>
     <w:qFormat/>
     <w:pPr>
-      <w:spacing w:before="0" w:after="0" w:line="480" w:lineRule="exact"/>
-      <w:ind w:firstLine="0"/>
+      <w:spacing w:before="36" w:after="36"/>
     </w:pPr>
   </w:style>
   <w:style w:type="paragraph" w:styleId="Title">
@@ -2200,16 +4414,20 @@
     <w:name w:val="heading 1"/>
     <w:basedOn w:val="Normal"/>
     <w:next w:val="BodyText"/>
+    <w:link w:val="Heading1Char"/>
+    <w:uiPriority w:val="9"/>
     <w:qFormat/>
+    <w:rsid w:val="00A10FD9"/>
     <w:pPr>
       <w:keepNext/>
       <w:keepLines/>
-      <w:spacing w:before="240" w:after="240" w:line="480" w:lineRule="exact"/>
+      <w:spacing w:before="240" w:after="120" w:line="276" w:lineRule="exact"/>
       <w:ind w:firstLine="0"/>
       <w:jc w:val="center"/>
       <w:outlineLvl w:val="0"/>
     </w:pPr>
     <w:rPr>
+      <w:rFonts w:ascii="Times New Roman" w:hAnsi="Times New Roman" w:eastAsia="Times New Roman" w:cs="Times New Roman"/>
       <w:b/>
       <w:bCs/>
       <w:caps/>
@@ -2222,16 +4440,21 @@
     <w:name w:val="heading 2"/>
     <w:basedOn w:val="Normal"/>
     <w:next w:val="BodyText"/>
+    <w:link w:val="Heading2Char"/>
+    <w:uiPriority w:val="9"/>
+    <w:semiHidden/>
+    <w:unhideWhenUsed/>
     <w:qFormat/>
+    <w:rsid w:val="00A10FD9"/>
     <w:pPr>
       <w:keepNext/>
       <w:keepLines/>
-      <w:spacing w:before="240" w:after="240" w:line="480" w:lineRule="exact"/>
-      <w:ind w:left="720" w:hanging="720"/>
-      <w:jc w:val="left"/>
+      <w:spacing w:before="240" w:after="120" w:line="276" w:lineRule="exact"/>
+      <w:ind w:firstLine="0"/>
       <w:outlineLvl w:val="1"/>
     </w:pPr>
     <w:rPr>
+      <w:rFonts w:ascii="Times New Roman" w:hAnsi="Times New Roman" w:eastAsia="Times New Roman" w:cs="Times New Roman"/>
       <w:b/>
       <w:bCs/>
       <w:color w:val="000000"/>
@@ -2243,16 +4466,21 @@
     <w:name w:val="heading 3"/>
     <w:basedOn w:val="Normal"/>
     <w:next w:val="BodyText"/>
+    <w:link w:val="Heading3Char"/>
+    <w:uiPriority w:val="9"/>
+    <w:semiHidden/>
+    <w:unhideWhenUsed/>
     <w:qFormat/>
+    <w:rsid w:val="00A10FD9"/>
     <w:pPr>
       <w:keepNext/>
       <w:keepLines/>
-      <w:spacing w:before="240" w:after="240" w:line="480" w:lineRule="exact"/>
-      <w:ind w:left="1440" w:hanging="720"/>
-      <w:jc w:val="left"/>
+      <w:spacing w:before="240" w:after="120" w:line="276" w:lineRule="exact"/>
+      <w:ind w:firstLine="0"/>
       <w:outlineLvl w:val="2"/>
     </w:pPr>
     <w:rPr>
+      <w:rFonts w:ascii="Times New Roman" w:hAnsi="Times New Roman" w:eastAsia="Times New Roman" w:cs="Times New Roman"/>
       <w:b/>
       <w:bCs/>
       <w:color w:val="000000"/>
@@ -2264,18 +4492,24 @@
     <w:name w:val="heading 4"/>
     <w:basedOn w:val="Normal"/>
     <w:next w:val="BodyText"/>
+    <w:link w:val="Heading4Char"/>
+    <w:uiPriority w:val="9"/>
+    <w:semiHidden/>
+    <w:unhideWhenUsed/>
     <w:qFormat/>
+    <w:rsid w:val="00A10FD9"/>
     <w:pPr>
       <w:keepNext/>
       <w:keepLines/>
-      <w:spacing w:before="240" w:after="240" w:line="480" w:lineRule="exact"/>
-      <w:ind w:left="2160" w:hanging="720"/>
-      <w:jc w:val="left"/>
+      <w:spacing w:before="240" w:after="120" w:line="276" w:lineRule="exact"/>
+      <w:ind w:firstLine="0"/>
       <w:outlineLvl w:val="3"/>
     </w:pPr>
     <w:rPr>
+      <w:rFonts w:ascii="Times New Roman" w:hAnsi="Times New Roman" w:eastAsia="Times New Roman" w:cs="Times New Roman"/>
       <w:b/>
       <w:bCs/>
+      <w:i/>
       <w:color w:val="000000"/>
       <w:sz w:val="24"/>
       <w:szCs w:val="24"/>
@@ -2294,12 +4528,18 @@
     <w:pPr>
       <w:keepNext/>
       <w:keepLines/>
-      <w:spacing w:before="80" w:after="40"/>
+      <w:spacing w:before="240" w:after="120" w:line="276" w:lineRule="exact"/>
+      <w:ind w:firstLine="0"/>
       <w:outlineLvl w:val="4"/>
     </w:pPr>
     <w:rPr>
-      <w:rFonts w:eastAsiaTheme="majorEastAsia" w:cstheme="majorBidi"/>
-      <w:color w:val="0F4761" w:themeColor="accent1" w:themeShade="BF"/>
+      <w:rFonts w:ascii="Times New Roman" w:hAnsi="Times New Roman" w:eastAsia="Times New Roman" w:cs="Times New Roman"/>
+      <w:b/>
+      <w:bCs/>
+      <w:i/>
+      <w:color w:val="000000"/>
+      <w:sz w:val="24"/>
+      <w:szCs w:val="24"/>
     </w:rPr>
   </w:style>
   <w:style w:type="paragraph" w:styleId="Heading6">
@@ -2509,21 +4749,37 @@
       <w:color w:val="272727" w:themeColor="text1" w:themeTint="D8"/>
     </w:rPr>
   </w:style>
+  <w:style w:type="paragraph" w:customStyle="1" w:styleId="ListItem">
+    <w:name w:val="List Item"/>
+    <w:basedOn w:val="BodyText"/>
+    <w:qFormat/>
+    <w:pPr>
+      <w:spacing w:before="0" w:after="0" w:line="480" w:lineRule="exact"/>
+      <w:ind w:left="720" w:hanging="720"/>
+    </w:pPr>
+  </w:style>
   <w:style w:type="paragraph" w:styleId="BlockText">
     <w:name w:val="Block Text"/>
-    <w:basedOn w:val="Normal"/>
+    <w:basedOn w:val="BodyText"/>
+    <w:next w:val="BodyText"/>
+    <w:uiPriority w:val="9"/>
+    <w:unhideWhenUsed/>
     <w:qFormat/>
     <w:pPr>
-      <w:spacing w:before="0" w:after="240" w:line="280" w:lineRule="exact"/>
-      <w:ind w:left="720" w:right="720" w:firstLine="0"/>
+      <w:spacing w:before="280" w:after="280" w:line="276" w:lineRule="exact"/>
+      <w:ind w:firstLine="0" w:left="720" w:right="720"/>
     </w:pPr>
   </w:style>
   <w:style w:type="paragraph" w:styleId="FootnoteText">
-    <w:name w:val="footnote text"/>
+    <w:name w:val="Footnote Text"/>
     <w:basedOn w:val="Normal"/>
+    <w:next w:val="FootnoteText"/>
+    <w:uiPriority w:val="9"/>
+    <w:unhideWhenUsed/>
+    <w:qFormat/>
     <w:pPr>
-      <w:spacing w:before="0" w:after="120" w:line="280" w:lineRule="exact"/>
-      <w:ind w:firstLine="0"/>
+      <w:keepLines/>
+      <w:spacing w:before="0" w:after="140" w:line="276" w:lineRule="exact"/>
     </w:pPr>
     <w:rPr>
       <w:sz w:val="24"/>
@@ -2538,8 +4794,8 @@
     <w:unhideWhenUsed/>
     <w:qFormat/>
     <w:pPr>
-      <w:spacing w:before="100" w:after="100"/>
-      <w:ind w:firstLine="0" w:left="480" w:right="480"/>
+      <w:spacing w:before="280" w:after="280"/>
+      <w:ind w:firstLine="0" w:left="720" w:right="720"/>
     </w:pPr>
   </w:style>
   <w:style w:type="character" w:default="1" w:styleId="DefaultParagraphFont">
@@ -2647,7 +4903,7 @@
     <w:name w:val="Hyperlink"/>
     <w:basedOn w:val="BodyTextChar"/>
     <w:rPr>
-      <w:color w:val="4F81BD" w:themeColor="accent1"/>
+      <w:color w:val="000000"/>
     </w:rPr>
   </w:style>
   <w:style w:type="paragraph" w:styleId="TOCHeading">
@@ -2667,6 +4923,154 @@
       <w:bCs w:val="0"/>
       <w:color w:val="365F91" w:themeColor="accent1" w:themeShade="BF"/>
     </w:rPr>
+  </w:style>
+  <w:style w:type="paragraph" w:customStyle="1" w:styleId="BodyTextNote">
+    <w:name w:val="Body Text Note"/>
+    <w:basedOn w:val="BodyText"/>
+    <w:qFormat/>
+    <w:pPr>
+      <w:widowControl w:val="0"/>
+    </w:pPr>
+  </w:style>
+  <w:style w:type="paragraph" w:customStyle="1" w:styleId="XdQuote">
+    <w:name w:val="Xd Quote"/>
+    <w:basedOn w:val="Normal"/>
+    <w:qFormat/>
+    <w:pPr>
+      <w:spacing w:before="0" w:after="0" w:line="276" w:lineRule="exact"/>
+      <w:ind w:left="720" w:right="720" w:firstLine="0"/>
+    </w:pPr>
+  </w:style>
+  <w:style w:type="paragraph" w:customStyle="1" w:styleId="XdQuoteFirst">
+    <w:name w:val="Xd Quote First"/>
+    <w:basedOn w:val="Normal"/>
+    <w:qFormat/>
+    <w:pPr>
+      <w:spacing w:before="0" w:after="0" w:line="276" w:lineRule="exact"/>
+      <w:ind w:left="720" w:right="720" w:firstLine="0"/>
+    </w:pPr>
+  </w:style>
+  <w:style w:type="paragraph" w:customStyle="1" w:styleId="XdQuoteLast">
+    <w:name w:val="Xd Quote Last"/>
+    <w:basedOn w:val="Normal"/>
+    <w:qFormat/>
+    <w:pPr>
+      <w:spacing w:before="0" w:after="240" w:line="276" w:lineRule="exact"/>
+      <w:ind w:left="720" w:right="720" w:firstLine="0"/>
+    </w:pPr>
+  </w:style>
+  <w:style w:type="paragraph" w:customStyle="1" w:styleId="XdQuoteOnly">
+    <w:name w:val="Xd Quote Only"/>
+    <w:basedOn w:val="Normal"/>
+    <w:qFormat/>
+    <w:pPr>
+      <w:spacing w:before="0" w:after="240" w:line="276" w:lineRule="exact"/>
+      <w:ind w:left="720" w:right="720" w:firstLine="0"/>
+    </w:pPr>
+  </w:style>
+  <w:style w:type="paragraph" w:customStyle="1" w:styleId="XdTail">
+    <w:name w:val="Xd Tail"/>
+    <w:basedOn w:val="Normal"/>
+    <w:qFormat/>
+    <w:pPr>
+      <w:spacing w:before="0" w:after="0" w:line="276" w:lineRule="exact"/>
+      <w:ind w:firstLine="0"/>
+    </w:pPr>
+  </w:style>
+  <w:style w:type="paragraph" w:customStyle="1" w:styleId="BodyTextKeep">
+    <w:name w:val="Body Text Keep"/>
+    <w:basedOn w:val="BodyText"/>
+    <w:qFormat/>
+    <w:pPr>
+      <w:keepNext/>
+      <w:keepLines/>
+    </w:pPr>
+  </w:style>
+  <w:style w:type="paragraph" w:customStyle="1" w:styleId="XdList1">
+    <w:name w:val="XdList 1"/>
+    <w:basedOn w:val="Normal"/>
+    <w:qFormat/>
+    <w:pPr>
+      <w:spacing w:before="0" w:after="0" w:line="480" w:lineRule="exact"/>
+      <w:ind w:left="720" w:hanging="720"/>
+    </w:pPr>
+  </w:style>
+  <w:style w:type="paragraph" w:customStyle="1" w:styleId="XdList2">
+    <w:name w:val="XdList 2"/>
+    <w:basedOn w:val="Normal"/>
+    <w:qFormat/>
+    <w:pPr>
+      <w:spacing w:before="0" w:after="0" w:line="480" w:lineRule="exact"/>
+      <w:ind w:left="1440" w:hanging="720"/>
+    </w:pPr>
+  </w:style>
+  <w:style w:type="paragraph" w:customStyle="1" w:styleId="XdList3">
+    <w:name w:val="XdList 3"/>
+    <w:basedOn w:val="Normal"/>
+    <w:qFormat/>
+    <w:pPr>
+      <w:spacing w:before="0" w:after="0" w:line="480" w:lineRule="exact"/>
+      <w:ind w:left="2160" w:hanging="720"/>
+    </w:pPr>
+  </w:style>
+  <w:style w:type="paragraph" w:customStyle="1" w:styleId="XdTailList1">
+    <w:name w:val="XdTailList 1"/>
+    <w:basedOn w:val="Normal"/>
+    <w:qFormat/>
+    <w:pPr>
+      <w:spacing w:before="0" w:after="0" w:line="276" w:lineRule="exact"/>
+      <w:ind w:left="720" w:hanging="720"/>
+    </w:pPr>
+  </w:style>
+  <w:style w:type="paragraph" w:customStyle="1" w:styleId="XdTailList2">
+    <w:name w:val="XdTailList 2"/>
+    <w:basedOn w:val="Normal"/>
+    <w:qFormat/>
+    <w:pPr>
+      <w:spacing w:before="0" w:after="0" w:line="276" w:lineRule="exact"/>
+      <w:ind w:left="1440" w:hanging="720"/>
+    </w:pPr>
+  </w:style>
+  <w:style w:type="paragraph" w:customStyle="1" w:styleId="XdTailList3">
+    <w:name w:val="XdTailList 3"/>
+    <w:basedOn w:val="Normal"/>
+    <w:qFormat/>
+    <w:pPr>
+      <w:spacing w:before="0" w:after="0" w:line="276" w:lineRule="exact"/>
+      <w:ind w:left="2160" w:hanging="720"/>
+    </w:pPr>
+  </w:style>
+  <w:style w:type="paragraph" w:customStyle="1" w:styleId="XdQuoteList1">
+    <w:name w:val="Xd Quote List 1"/>
+    <w:basedOn w:val="Normal"/>
+    <w:qFormat/>
+    <w:pPr>
+      <w:spacing w:before="0" w:after="0" w:line="276" w:lineRule="exact"/>
+      <w:ind w:left="1440" w:right="720" w:hanging="720"/>
+    </w:pPr>
+  </w:style>
+  <w:style w:type="paragraph" w:customStyle="1" w:styleId="XdQuoteList2">
+    <w:name w:val="Xd Quote List 2"/>
+    <w:basedOn w:val="Normal"/>
+    <w:qFormat/>
+    <w:pPr>
+      <w:spacing w:before="0" w:after="0" w:line="276" w:lineRule="exact"/>
+      <w:ind w:left="2160" w:right="720" w:hanging="720"/>
+    </w:pPr>
+  </w:style>
+  <w:style w:type="paragraph" w:customStyle="1" w:styleId="XdQuoteList3">
+    <w:name w:val="Xd Quote List 3"/>
+    <w:basedOn w:val="Normal"/>
+    <w:qFormat/>
+    <w:pPr>
+      <w:spacing w:before="0" w:after="0" w:line="276" w:lineRule="exact"/>
+      <w:ind w:left="2880" w:right="720" w:hanging="720"/>
+    </w:pPr>
+  </w:style>
+  <w:style w:type="paragraph" w:customStyle="1" w:styleId="XdQuoteOnly">
+    <w:name w:val="XdQuoteOnly"/>
+    <w:basedOn w:val="BodyText"/>
+    <w:qFormat/>
   </w:style>
   <w:style w:type="paragraph" w:customStyle="1" w:styleId="SourceCode">
     <w:name w:val="Source Code"/>
